--- a/Kurs.docx
+++ b/Kurs.docx
@@ -218,14 +218,6 @@
         </w:rPr>
       </w:pPr>
       <w:r>
-        <w:t>Курсовая работа</w:t>
-      </w:r>
-    </w:p>
-    <w:p>
-      <w:pPr>
-        <w:tabs>
-          <w:tab w:val="left" w:pos="2567"/>
-        </w:tabs>
         <w:rPr>
           <w:rFonts w:cs="Times New Roman"/>
           <w:b/>
@@ -233,8 +225,14 @@
           <w:sz w:val="36"/>
           <w:szCs w:val="36"/>
         </w:rPr>
-      </w:pPr>
-      <w:r>
+        <w:t>Курсовая работа</w:t>
+      </w:r>
+    </w:p>
+    <w:p>
+      <w:pPr>
+        <w:tabs>
+          <w:tab w:val="left" w:pos="2567"/>
+        </w:tabs>
         <w:rPr>
           <w:rFonts w:cs="Times New Roman"/>
           <w:b/>
@@ -242,6 +240,15 @@
           <w:sz w:val="36"/>
           <w:szCs w:val="36"/>
         </w:rPr>
+      </w:pPr>
+      <w:r>
+        <w:rPr>
+          <w:rFonts w:cs="Times New Roman"/>
+          <w:b/>
+          <w:bCs/>
+          <w:sz w:val="36"/>
+          <w:szCs w:val="36"/>
+        </w:rPr>
         <w:tab/>
       </w:r>
     </w:p>
@@ -257,58 +264,44 @@
         </w:rPr>
       </w:pPr>
       <w:r>
-        <w:t>На тему: Система учета спецодежды</w:t>
-      </w:r>
-    </w:p>
-    <w:p>
-      <w:pPr>
-        <w:spacing w:after="0" w:line="360" w:lineRule="auto"/>
-        <w:jc w:val="center"/>
+        <w:t xml:space="preserve">На тему: </w:t>
+      </w:r>
+      <w:r>
         <w:rPr>
           <w:rFonts w:eastAsia="Times New Roman" w:cs="Times New Roman"/>
           <w:color w:val="000000"/>
           <w:szCs w:val="28"/>
           <w:lang w:eastAsia="ru-RU"/>
         </w:rPr>
-      </w:pPr>
-      <w:r>
-        <w:t>По дисциплине: Технология разработки программного обеспечения</w:t>
-      </w:r>
-    </w:p>
-    <w:p>
-      <w:pPr>
-        <w:spacing w:after="0" w:line="360" w:lineRule="auto"/>
-        <w:jc w:val="center"/>
+        <w:t>«</w:t>
+      </w:r>
+      <w:r>
         <w:rPr>
           <w:rFonts w:eastAsia="Times New Roman" w:cs="Times New Roman"/>
           <w:color w:val="000000"/>
           <w:szCs w:val="28"/>
           <w:lang w:eastAsia="ru-RU"/>
         </w:rPr>
-      </w:pPr>
-    </w:p>
-    <w:p>
-      <w:pPr>
-        <w:spacing w:after="0" w:line="360" w:lineRule="auto"/>
-        <w:jc w:val="center"/>
+        <w:t xml:space="preserve">База данных </w:t>
+      </w:r>
+      <w:r>
         <w:rPr>
           <w:rFonts w:eastAsia="Times New Roman" w:cs="Times New Roman"/>
           <w:color w:val="000000"/>
           <w:szCs w:val="28"/>
           <w:lang w:eastAsia="ru-RU"/>
         </w:rPr>
-      </w:pPr>
-    </w:p>
-    <w:p>
-      <w:pPr>
-        <w:spacing w:after="0" w:line="360" w:lineRule="auto"/>
+        <w:t>Спецодежды</w:t>
+      </w:r>
+      <w:r>
         <w:rPr>
           <w:rFonts w:eastAsia="Times New Roman" w:cs="Times New Roman"/>
           <w:color w:val="000000"/>
           <w:szCs w:val="28"/>
           <w:lang w:eastAsia="ru-RU"/>
         </w:rPr>
-      </w:pPr>
+        <w:t>»</w:t>
+      </w:r>
     </w:p>
     <w:p>
       <w:pPr>
@@ -321,65 +314,47 @@
           <w:lang w:eastAsia="ru-RU"/>
         </w:rPr>
       </w:pPr>
-    </w:p>
-    <w:p>
-      <w:pPr>
-        <w:spacing w:after="0" w:line="360" w:lineRule="auto"/>
-        <w:jc w:val="left"/>
+      <w:r>
         <w:rPr>
           <w:rFonts w:eastAsia="Times New Roman" w:cs="Times New Roman"/>
           <w:color w:val="000000"/>
           <w:szCs w:val="28"/>
           <w:lang w:eastAsia="ru-RU"/>
         </w:rPr>
-      </w:pPr>
-    </w:p>
-    <w:p>
-      <w:pPr>
-        <w:spacing w:after="0" w:line="360" w:lineRule="auto"/>
-        <w:jc w:val="left"/>
+        <w:t>По предмету: МДК 01.0</w:t>
+      </w:r>
+      <w:r>
         <w:rPr>
           <w:rFonts w:eastAsia="Times New Roman" w:cs="Times New Roman"/>
           <w:color w:val="000000"/>
           <w:szCs w:val="28"/>
           <w:lang w:eastAsia="ru-RU"/>
         </w:rPr>
-      </w:pPr>
-    </w:p>
-    <w:p>
-      <w:pPr>
-        <w:spacing w:after="0" w:line="360" w:lineRule="auto"/>
-        <w:jc w:val="right"/>
+        <w:t>1</w:t>
+      </w:r>
+      <w:r>
         <w:rPr>
           <w:rFonts w:eastAsia="Times New Roman" w:cs="Times New Roman"/>
           <w:color w:val="000000"/>
           <w:szCs w:val="28"/>
           <w:lang w:eastAsia="ru-RU"/>
         </w:rPr>
-      </w:pPr>
-      <w:r>
-        <w:t>КУРСОВАЯ РАБОТА</w:t>
-      </w:r>
-    </w:p>
-    <w:p>
-      <w:pPr>
-        <w:spacing w:after="0" w:line="360" w:lineRule="auto"/>
-        <w:jc w:val="right"/>
+        <w:t xml:space="preserve"> </w:t>
+      </w:r>
+      <w:r>
         <w:rPr>
           <w:rFonts w:eastAsia="Times New Roman" w:cs="Times New Roman"/>
           <w:color w:val="000000"/>
           <w:szCs w:val="28"/>
           <w:lang w:eastAsia="ru-RU"/>
         </w:rPr>
-      </w:pPr>
-      <w:r>
-        <w:t>Группа 23-ИВТ-3/1</w:t>
-      </w:r>
-    </w:p>
-    <w:p>
-      <w:pPr>
-        <w:spacing w:after="0" w:line="360" w:lineRule="auto"/>
-        <w:jc w:val="right"/>
+        <w:t>«Разработка программных модулей»</w:t>
+      </w:r>
+    </w:p>
+    <w:p>
+      <w:pPr>
+        <w:spacing w:after="0" w:line="360" w:lineRule="auto"/>
+        <w:jc w:val="center"/>
         <w:rPr>
           <w:rFonts w:eastAsia="Times New Roman" w:cs="Times New Roman"/>
           <w:color w:val="000000"/>
@@ -387,14 +362,11 @@
           <w:lang w:eastAsia="ru-RU"/>
         </w:rPr>
       </w:pPr>
-      <w:r>
-        <w:t>Студент И. И.</w:t>
-      </w:r>
-    </w:p>
-    <w:p>
-      <w:pPr>
-        <w:spacing w:after="0" w:line="360" w:lineRule="auto"/>
-        <w:jc w:val="right"/>
+    </w:p>
+    <w:p>
+      <w:pPr>
+        <w:spacing w:after="0" w:line="360" w:lineRule="auto"/>
+        <w:jc w:val="center"/>
         <w:rPr>
           <w:rFonts w:eastAsia="Times New Roman" w:cs="Times New Roman"/>
           <w:color w:val="000000"/>
@@ -406,7 +378,6 @@
     <w:p>
       <w:pPr>
         <w:spacing w:after="0" w:line="360" w:lineRule="auto"/>
-        <w:jc w:val="right"/>
         <w:rPr>
           <w:rFonts w:eastAsia="Times New Roman" w:cs="Times New Roman"/>
           <w:color w:val="000000"/>
@@ -414,14 +385,11 @@
           <w:lang w:eastAsia="ru-RU"/>
         </w:rPr>
       </w:pPr>
-      <w:r>
-        <w:t>Проверил:</w:t>
-      </w:r>
-    </w:p>
-    <w:p>
-      <w:pPr>
-        <w:spacing w:after="0" w:line="360" w:lineRule="auto"/>
-        <w:jc w:val="right"/>
+    </w:p>
+    <w:p>
+      <w:pPr>
+        <w:spacing w:after="0" w:line="360" w:lineRule="auto"/>
+        <w:jc w:val="center"/>
         <w:rPr>
           <w:rFonts w:eastAsia="Times New Roman" w:cs="Times New Roman"/>
           <w:color w:val="000000"/>
@@ -429,14 +397,11 @@
           <w:lang w:eastAsia="ru-RU"/>
         </w:rPr>
       </w:pPr>
-      <w:r>
-        <w:t>Петров П. П.</w:t>
-      </w:r>
-    </w:p>
-    <w:p>
-      <w:pPr>
-        <w:spacing w:after="0" w:line="360" w:lineRule="auto"/>
-        <w:jc w:val="right"/>
+    </w:p>
+    <w:p>
+      <w:pPr>
+        <w:spacing w:after="0" w:line="360" w:lineRule="auto"/>
+        <w:jc w:val="left"/>
         <w:rPr>
           <w:rFonts w:eastAsia="Times New Roman" w:cs="Times New Roman"/>
           <w:color w:val="000000"/>
@@ -444,6 +409,159 @@
           <w:lang w:eastAsia="ru-RU"/>
         </w:rPr>
       </w:pPr>
+    </w:p>
+    <w:p>
+      <w:pPr>
+        <w:spacing w:after="0" w:line="360" w:lineRule="auto"/>
+        <w:jc w:val="left"/>
+        <w:rPr>
+          <w:rFonts w:eastAsia="Times New Roman" w:cs="Times New Roman"/>
+          <w:color w:val="000000"/>
+          <w:szCs w:val="28"/>
+          <w:lang w:eastAsia="ru-RU"/>
+        </w:rPr>
+      </w:pPr>
+    </w:p>
+    <w:p>
+      <w:pPr>
+        <w:spacing w:after="0" w:line="360" w:lineRule="auto"/>
+        <w:jc w:val="right"/>
+        <w:rPr>
+          <w:rFonts w:eastAsia="Times New Roman" w:cs="Times New Roman"/>
+          <w:color w:val="000000"/>
+          <w:szCs w:val="28"/>
+          <w:lang w:eastAsia="ru-RU"/>
+        </w:rPr>
+      </w:pPr>
+      <w:r>
+        <w:t>Выполнил студент</w:t>
+      </w:r>
+    </w:p>
+    <w:p>
+      <w:pPr>
+        <w:spacing w:after="0" w:line="360" w:lineRule="auto"/>
+        <w:jc w:val="right"/>
+        <w:rPr>
+          <w:rFonts w:eastAsia="Times New Roman" w:cs="Times New Roman"/>
+          <w:color w:val="000000"/>
+          <w:szCs w:val="28"/>
+          <w:lang w:eastAsia="ru-RU"/>
+        </w:rPr>
+      </w:pPr>
+      <w:r>
+        <w:t>Группа 2</w:t>
+      </w:r>
+      <w:r>
+        <w:t>4</w:t>
+      </w:r>
+      <w:r>
+        <w:t>-И</w:t>
+      </w:r>
+      <w:r>
+        <w:t>СП</w:t>
+      </w:r>
+      <w:r>
+        <w:t>-</w:t>
+      </w:r>
+      <w:r>
+        <w:t>2</w:t>
+      </w:r>
+      <w:r>
+        <w:t>/1</w:t>
+      </w:r>
+    </w:p>
+    <w:p>
+      <w:pPr>
+        <w:spacing w:after="0" w:line="360" w:lineRule="auto"/>
+        <w:jc w:val="right"/>
+        <w:rPr>
+          <w:rFonts w:eastAsia="Times New Roman" w:cs="Times New Roman"/>
+          <w:color w:val="000000"/>
+          <w:szCs w:val="28"/>
+          <w:lang w:eastAsia="ru-RU"/>
+        </w:rPr>
+      </w:pPr>
+      <w:r>
+        <w:t>Липский М.А.</w:t>
+      </w:r>
+    </w:p>
+    <w:p>
+      <w:pPr>
+        <w:spacing w:after="0" w:line="360" w:lineRule="auto"/>
+        <w:jc w:val="right"/>
+        <w:rPr>
+          <w:rFonts w:eastAsia="Times New Roman" w:cs="Times New Roman"/>
+          <w:color w:val="000000"/>
+          <w:szCs w:val="28"/>
+          <w:lang w:eastAsia="ru-RU"/>
+        </w:rPr>
+      </w:pPr>
+    </w:p>
+    <w:p>
+      <w:pPr>
+        <w:spacing w:after="0" w:line="360" w:lineRule="auto"/>
+        <w:jc w:val="right"/>
+        <w:rPr>
+          <w:rFonts w:eastAsia="Times New Roman" w:cs="Times New Roman"/>
+          <w:color w:val="000000"/>
+          <w:szCs w:val="28"/>
+          <w:lang w:eastAsia="ru-RU"/>
+        </w:rPr>
+      </w:pPr>
+      <w:r>
+        <w:t>Проверил:</w:t>
+      </w:r>
+    </w:p>
+    <w:p>
+      <w:pPr>
+        <w:spacing w:after="0" w:line="360" w:lineRule="auto"/>
+        <w:jc w:val="right"/>
+        <w:rPr>
+          <w:rFonts w:eastAsia="Times New Roman" w:cs="Times New Roman"/>
+          <w:color w:val="000000"/>
+          <w:szCs w:val="28"/>
+          <w:lang w:eastAsia="ru-RU"/>
+        </w:rPr>
+      </w:pPr>
+      <w:r>
+        <w:rPr>
+          <w:rFonts w:eastAsia="Times New Roman" w:cs="Times New Roman"/>
+          <w:color w:val="000000"/>
+          <w:szCs w:val="28"/>
+          <w:lang w:eastAsia="ru-RU"/>
+        </w:rPr>
+        <w:t>Дубинин А.</w:t>
+      </w:r>
+      <w:r>
+        <w:rPr>
+          <w:rFonts w:eastAsia="Times New Roman" w:cs="Times New Roman"/>
+          <w:color w:val="000000"/>
+          <w:szCs w:val="28"/>
+          <w:lang w:eastAsia="ru-RU"/>
+        </w:rPr>
+        <w:t xml:space="preserve"> </w:t>
+      </w:r>
+      <w:r>
+        <w:rPr>
+          <w:rFonts w:eastAsia="Times New Roman" w:cs="Times New Roman"/>
+          <w:color w:val="000000"/>
+          <w:szCs w:val="28"/>
+          <w:lang w:eastAsia="ru-RU"/>
+        </w:rPr>
+        <w:t>В.</w:t>
+      </w:r>
+    </w:p>
+    <w:p>
+      <w:pPr>
+        <w:spacing w:after="0" w:line="360" w:lineRule="auto"/>
+        <w:jc w:val="right"/>
+        <w:rPr>
+          <w:rFonts w:eastAsia="Times New Roman" w:cs="Times New Roman"/>
+          <w:color w:val="000000"/>
+          <w:szCs w:val="28"/>
+          <w:lang w:eastAsia="ru-RU"/>
+        </w:rPr>
+      </w:pPr>
       <w:r>
         <w:t>Оценка:</w:t>
       </w:r>
@@ -464,7 +582,7 @@
     <w:p>
       <w:pPr>
         <w:spacing w:line="360" w:lineRule="auto"/>
-        <w:jc w:val="right"/>
+        <w:jc w:val="center"/>
         <w:rPr>
           <w:rFonts w:cs="Times New Roman"/>
           <w:szCs w:val="28"/>
@@ -481,7 +599,11 @@
         </w:rPr>
       </w:pPr>
       <w:r>
-        <w:t>Новосибирск</w:t>
+        <w:rPr>
+          <w:rFonts w:cs="Times New Roman"/>
+          <w:szCs w:val="28"/>
+        </w:rPr>
+        <w:t>Калининград</w:t>
       </w:r>
     </w:p>
     <w:p>
@@ -494,7 +616,10 @@
         </w:rPr>
       </w:pPr>
       <w:r>
-        <w:t>2025</w:t>
+        <w:t>202</w:t>
+      </w:r>
+      <w:r>
+        <w:t>6</w:t>
       </w:r>
     </w:p>
     <w:p>
@@ -509,6 +634,10 @@
         </w:rPr>
       </w:pPr>
       <w:r>
+        <w:rPr>
+          <w:b/>
+          <w:bCs/>
+        </w:rPr>
         <w:lastRenderedPageBreak/>
         <w:t>Задание</w:t>
       </w:r>
@@ -1924,7 +2053,14 @@
         <w:spacing w:before="120" w:after="200" w:line="360" w:lineRule="auto"/>
       </w:pPr>
       <w:r>
-        <w:t>Workshops — таблица цехов предприятия:</w:t>
+        <w:rPr>
+          <w:b/>
+          <w:bCs/>
+        </w:rPr>
+        <w:t>Workshops</w:t>
+      </w:r>
+      <w:r>
+        <w:t xml:space="preserve"> — таблица цехов предприятия:</w:t>
       </w:r>
     </w:p>
     <w:p>
@@ -1938,7 +2074,14 @@
         <w:ind w:left="714" w:hanging="357"/>
       </w:pPr>
       <w:r>
-        <w:t>Id — идентификатор цеха, тип integer, первичный ключ;</w:t>
+        <w:rPr>
+          <w:b/>
+          <w:bCs/>
+        </w:rPr>
+        <w:t>Id</w:t>
+      </w:r>
+      <w:r>
+        <w:t xml:space="preserve"> — идентификатор цеха, тип integer, первичный ключ;</w:t>
       </w:r>
     </w:p>
     <w:p>
@@ -1952,7 +2095,14 @@
         <w:ind w:left="714" w:hanging="357"/>
       </w:pPr>
       <w:r>
-        <w:t>Name — наименование цеха, тип string;</w:t>
+        <w:rPr>
+          <w:b/>
+          <w:bCs/>
+        </w:rPr>
+        <w:t>Name</w:t>
+      </w:r>
+      <w:r>
+        <w:t xml:space="preserve"> — наименование цеха, тип string;</w:t>
       </w:r>
     </w:p>
     <w:p>
@@ -1966,7 +2116,14 @@
         <w:ind w:left="714" w:hanging="357"/>
       </w:pPr>
       <w:r>
-        <w:t>Manager — Ф.И.О. начальника цеха, тип string.</w:t>
+        <w:rPr>
+          <w:b/>
+          <w:bCs/>
+        </w:rPr>
+        <w:t>Manager</w:t>
+      </w:r>
+      <w:r>
+        <w:t xml:space="preserve"> — Ф.И.О. начальника цеха, тип string.</w:t>
       </w:r>
     </w:p>
     <w:p>
@@ -1980,7 +2137,14 @@
         <w:ind w:left="714" w:hanging="357"/>
       </w:pPr>
       <w:r>
-        <w:t>SpecialClothings — таблица номенклатуры спецодежды:</w:t>
+        <w:rPr>
+          <w:b/>
+          <w:bCs/>
+        </w:rPr>
+        <w:t>SpecialClothings</w:t>
+      </w:r>
+      <w:r>
+        <w:t xml:space="preserve"> — таблица номенклатуры спецодежды:</w:t>
       </w:r>
     </w:p>
     <w:p>
@@ -1994,15 +2158,29 @@
         <w:ind w:left="714" w:hanging="357"/>
       </w:pPr>
       <w:r>
-        <w:t>Id — идентификатор спецодежды, тип integer, первичный ключ;</w:t>
-      </w:r>
-    </w:p>
-    <w:p>
-      <w:pPr>
-        <w:spacing w:after="0" w:line="360" w:lineRule="auto"/>
-      </w:pPr>
-      <w:r>
-        <w:t>Type — вид спецодежды, тип string;</w:t>
+        <w:rPr>
+          <w:b/>
+          <w:bCs/>
+        </w:rPr>
+        <w:t>Id</w:t>
+      </w:r>
+      <w:r>
+        <w:t xml:space="preserve"> — идентификатор спецодежды, тип integer, первичный ключ;</w:t>
+      </w:r>
+    </w:p>
+    <w:p>
+      <w:pPr>
+        <w:spacing w:after="0" w:line="360" w:lineRule="auto"/>
+      </w:pPr>
+      <w:r>
+        <w:rPr>
+          <w:b/>
+          <w:bCs/>
+        </w:rPr>
+        <w:t>Type</w:t>
+      </w:r>
+      <w:r>
+        <w:t xml:space="preserve"> — вид спецодежды, тип string;</w:t>
       </w:r>
     </w:p>
     <w:p>
@@ -2015,7 +2193,14 @@
         <w:spacing w:after="0" w:line="360" w:lineRule="auto"/>
       </w:pPr>
       <w:r>
-        <w:t>WearPeriod — срок носки в месяцах, тип integer;</w:t>
+        <w:rPr>
+          <w:b/>
+          <w:bCs/>
+        </w:rPr>
+        <w:t>WearPeriod</w:t>
+      </w:r>
+      <w:r>
+        <w:t xml:space="preserve"> — срок носки в месяцах, тип integer;</w:t>
       </w:r>
     </w:p>
     <w:p>
@@ -2028,7 +2213,14 @@
         <w:spacing w:after="0" w:line="360" w:lineRule="auto"/>
       </w:pPr>
       <w:r>
-        <w:t>UnitCost — стоимость единицы, тип double.</w:t>
+        <w:rPr>
+          <w:b/>
+          <w:bCs/>
+        </w:rPr>
+        <w:t>UnitCost</w:t>
+      </w:r>
+      <w:r>
+        <w:t xml:space="preserve"> — стоимость единицы, тип double.</w:t>
       </w:r>
     </w:p>
     <w:p>
@@ -2041,16 +2233,30 @@
         <w:spacing w:after="0" w:line="360" w:lineRule="auto"/>
       </w:pPr>
       <w:r>
-        <w:t>Workers — таблица работников предприятия:</w:t>
-      </w:r>
-    </w:p>
-    <w:p>
-      <w:pPr>
-        <w:spacing w:after="0" w:line="360" w:lineRule="auto"/>
-      </w:pPr>
-      <w:r>
+        <w:rPr>
+          <w:b/>
+          <w:bCs/>
+        </w:rPr>
+        <w:t>Workers</w:t>
+      </w:r>
+      <w:r>
+        <w:t xml:space="preserve"> — таблица работников предприятия:</w:t>
+      </w:r>
+    </w:p>
+    <w:p>
+      <w:pPr>
+        <w:spacing w:after="0" w:line="360" w:lineRule="auto"/>
+      </w:pPr>
+      <w:r>
+        <w:rPr>
+          <w:b/>
+          <w:bCs/>
+        </w:rPr>
         <w:lastRenderedPageBreak/>
-        <w:t>Id — идентификатор работника, тип integer, первичный ключ;</w:t>
+        <w:t xml:space="preserve">Id </w:t>
+      </w:r>
+      <w:r>
+        <w:t>— идентификатор работника, тип integer, первичный ключ;</w:t>
       </w:r>
     </w:p>
     <w:p>
@@ -2063,7 +2269,14 @@
         <w:spacing w:after="0" w:line="360" w:lineRule="auto"/>
       </w:pPr>
       <w:r>
-        <w:t>FIO — Ф.И.О. работника, тип string;</w:t>
+        <w:rPr>
+          <w:b/>
+          <w:bCs/>
+        </w:rPr>
+        <w:t>FIO</w:t>
+      </w:r>
+      <w:r>
+        <w:t xml:space="preserve"> — Ф.И.О. работника, тип string;</w:t>
       </w:r>
     </w:p>
     <w:p>
@@ -2076,7 +2289,14 @@
         <w:spacing w:after="0" w:line="360" w:lineRule="auto"/>
       </w:pPr>
       <w:r>
-        <w:t>Position — должность, тип string;</w:t>
+        <w:rPr>
+          <w:b/>
+          <w:bCs/>
+        </w:rPr>
+        <w:t>Position</w:t>
+      </w:r>
+      <w:r>
+        <w:t xml:space="preserve"> — должность, тип string;</w:t>
       </w:r>
     </w:p>
     <w:p>
@@ -2089,7 +2309,14 @@
         <w:spacing w:after="0" w:line="360" w:lineRule="auto"/>
       </w:pPr>
       <w:r>
-        <w:t>Discount — размер скидки в процентах, тип integer;</w:t>
+        <w:rPr>
+          <w:b/>
+          <w:bCs/>
+        </w:rPr>
+        <w:t>Discount</w:t>
+      </w:r>
+      <w:r>
+        <w:t xml:space="preserve"> — размер скидки в процентах, тип integer;</w:t>
       </w:r>
     </w:p>
     <w:p>
@@ -2102,7 +2329,14 @@
         <w:spacing w:after="0" w:line="360" w:lineRule="auto"/>
       </w:pPr>
       <w:r>
-        <w:t>WorkshopId — ссылка на цех, внешний ключ.</w:t>
+        <w:rPr>
+          <w:b/>
+          <w:bCs/>
+        </w:rPr>
+        <w:t>WorkshopId</w:t>
+      </w:r>
+      <w:r>
+        <w:t xml:space="preserve"> — ссылка на цех, внешний ключ.</w:t>
       </w:r>
     </w:p>
     <w:p>
@@ -2123,7 +2357,14 @@
         <w:spacing w:after="0" w:line="360" w:lineRule="auto"/>
       </w:pPr>
       <w:r>
-        <w:t>Id — идентификатор получения, тип integer, первичный ключ;</w:t>
+        <w:rPr>
+          <w:b/>
+          <w:bCs/>
+        </w:rPr>
+        <w:t xml:space="preserve">Id </w:t>
+      </w:r>
+      <w:r>
+        <w:t>— идентификатор получения, тип integer, первичный ключ;</w:t>
       </w:r>
     </w:p>
     <w:p>
@@ -2136,7 +2377,14 @@
         <w:spacing w:after="0" w:line="360" w:lineRule="auto"/>
       </w:pPr>
       <w:r>
-        <w:t>WorkerId — ссылка на работника, внешний ключ;</w:t>
+        <w:rPr>
+          <w:b/>
+          <w:bCs/>
+        </w:rPr>
+        <w:t>WorkerId</w:t>
+      </w:r>
+      <w:r>
+        <w:t xml:space="preserve"> — ссылка на работника, внешний ключ;</w:t>
       </w:r>
     </w:p>
     <w:p>
@@ -2150,7 +2398,14 @@
         <w:ind w:left="357" w:firstLine="0"/>
       </w:pPr>
       <w:r>
-        <w:t>ClothingId — ссылка на спецодежду, внешний ключ;</w:t>
+        <w:rPr>
+          <w:b/>
+          <w:bCs/>
+        </w:rPr>
+        <w:t>ClothingId</w:t>
+      </w:r>
+      <w:r>
+        <w:t xml:space="preserve"> — ссылка на спецодежду, внешний ключ;</w:t>
       </w:r>
     </w:p>
     <w:p>
@@ -2168,9 +2423,17 @@
       </w:pPr>
       <w:r>
         <w:rPr>
+          <w:b/>
+          <w:bCs/>
           <w:lang w:val="en-US"/>
         </w:rPr>
-        <w:t xml:space="preserve">DateReceived — </w:t>
+        <w:t>DateReceived</w:t>
+      </w:r>
+      <w:r>
+        <w:rPr>
+          <w:lang w:val="en-US"/>
+        </w:rPr>
+        <w:t xml:space="preserve"> — </w:t>
       </w:r>
       <w:r>
         <w:t>дата</w:t>
@@ -2211,7 +2474,14 @@
         <w:ind w:left="357" w:firstLine="0"/>
       </w:pPr>
       <w:r>
-        <w:t>Signature — роспись работника, тип string.</w:t>
+        <w:rPr>
+          <w:b/>
+          <w:bCs/>
+        </w:rPr>
+        <w:t>Signature</w:t>
+      </w:r>
+      <w:r>
+        <w:t xml:space="preserve"> — роспись работника, тип string.</w:t>
       </w:r>
     </w:p>
     <w:p>
@@ -2475,7 +2745,14 @@
         <w:spacing w:after="0" w:line="360" w:lineRule="auto"/>
       </w:pPr>
       <w:r>
-        <w:t>Login — имя пользователя, тип string;</w:t>
+        <w:rPr>
+          <w:b/>
+          <w:bCs/>
+        </w:rPr>
+        <w:t>Login</w:t>
+      </w:r>
+      <w:r>
+        <w:t xml:space="preserve"> — имя пользователя, тип string;</w:t>
       </w:r>
     </w:p>
     <w:p>
@@ -2488,7 +2765,14 @@
         <w:spacing w:after="0" w:line="360" w:lineRule="auto"/>
       </w:pPr>
       <w:r>
-        <w:t>Password — пароль, тип string.</w:t>
+        <w:rPr>
+          <w:b/>
+          <w:bCs/>
+        </w:rPr>
+        <w:t>Password</w:t>
+      </w:r>
+      <w:r>
+        <w:t xml:space="preserve"> — пароль, тип string.</w:t>
       </w:r>
     </w:p>
     <w:p>
@@ -2501,7 +2785,17 @@
         <w:spacing w:after="0" w:line="360" w:lineRule="auto"/>
       </w:pPr>
       <w:r>
-        <w:t>UserTable — таблица пользователей для авторизации (опционально).</w:t>
+        <w:rPr>
+          <w:b/>
+          <w:bCs/>
+        </w:rPr>
+        <w:t>UserTable</w:t>
+      </w:r>
+      <w:r>
+        <w:t xml:space="preserve"> — таблица пользователей для авторизации</w:t>
+      </w:r>
+      <w:r>
+        <w:t>.</w:t>
       </w:r>
     </w:p>
     <w:p>
@@ -2582,7 +2876,15 @@
         <w:jc w:val="center"/>
       </w:pPr>
       <w:r>
-        <w:t>Рис. 2.1. Диаграмма классов и архитектура MVVM</w:t>
+        <w:t>Рис. 2.</w:t>
+      </w:r>
+      <w:r>
+        <w:t>2</w:t>
+      </w:r>
+      <w:bookmarkStart w:id="0" w:name="_GoBack"/>
+      <w:bookmarkEnd w:id="0"/>
+      <w:r>
+        <w:t>. Диаграмма классов и архитектура MVVM</w:t>
       </w:r>
     </w:p>
     <w:p>
@@ -2622,6 +2924,9 @@
         <w:jc w:val="center"/>
       </w:pPr>
       <w:r>
+        <w:rPr>
+          <w:noProof/>
+        </w:rPr>
         <w:lastRenderedPageBreak/>
         <w:drawing>
           <wp:inline distT="0" distB="0" distL="0" distR="0" wp14:anchorId="480D2845" wp14:editId="4B90306D">
@@ -2705,6 +3010,7 @@
       </w:pPr>
       <w:r>
         <w:rPr>
+          <w:noProof/>
           <w:lang w:val="en-US"/>
         </w:rPr>
         <w:drawing>
@@ -2763,6 +3069,7 @@
       </w:pPr>
       <w:r>
         <w:rPr>
+          <w:noProof/>
           <w:lang w:val="en-US"/>
         </w:rPr>
         <w:drawing>
@@ -2821,6 +3128,7 @@
       </w:pPr>
       <w:r>
         <w:rPr>
+          <w:noProof/>
           <w:lang w:val="en-US"/>
         </w:rPr>
         <w:lastRenderedPageBreak/>
@@ -2885,7 +3193,13 @@
         <w:ind w:firstLine="709"/>
       </w:pPr>
       <w:r>
-        <w:t>Для проверки запросов на выборку была выполнена выборка всех работников с скидкой более 10% (см. рис. 3.5 Запрос на выборку). Результат показал корректную фильтрацию данных с использованием LINQ.</w:t>
+        <w:t>Для проверки запросов на выборку была выполнена выборка всех работников с скидкой более 10% (см. рис. 3.</w:t>
+      </w:r>
+      <w:r>
+        <w:t>4</w:t>
+      </w:r>
+      <w:r>
+        <w:t xml:space="preserve"> Запрос на выборку). Результат показал корректную фильтрацию данных с использованием LINQ.</w:t>
       </w:r>
     </w:p>
     <w:p>
@@ -2894,6 +3208,9 @@
         <w:jc w:val="center"/>
       </w:pPr>
       <w:r>
+        <w:rPr>
+          <w:noProof/>
+        </w:rPr>
         <w:drawing>
           <wp:inline distT="0" distB="0" distL="0" distR="0" wp14:anchorId="48D5B37C" wp14:editId="35B7DF73">
             <wp:extent cx="5939790" cy="1424940"/>
@@ -2937,7 +3254,13 @@
         <w:jc w:val="center"/>
       </w:pPr>
       <w:r>
-        <w:t>Рис. 3.5. Запрос на выборку</w:t>
+        <w:t>Рис. 3.</w:t>
+      </w:r>
+      <w:r>
+        <w:t>4</w:t>
+      </w:r>
+      <w:r>
+        <w:t>. Запрос на выборку</w:t>
       </w:r>
     </w:p>
     <w:p>
@@ -2956,7 +3279,13 @@
       </w:pPr>
       <w:r>
         <w:lastRenderedPageBreak/>
-        <w:t>Еще был проверен запрос на удаление записей с контролем зависимостей (см. рис. 3.6 Удаление записи с проверкой). При попытке удалить цех, содержащий работников, система выводила предупреждение и отменяла операцию.</w:t>
+        <w:t>Еще был проверен запрос на удаление записей с контролем зависимостей (см. рис. 3.</w:t>
+      </w:r>
+      <w:r>
+        <w:t>5</w:t>
+      </w:r>
+      <w:r>
+        <w:t xml:space="preserve"> Удаление записи с проверкой). При попытке удалить цех, содержащий работников, система выводила предупреждение и отменяла операцию.</w:t>
       </w:r>
     </w:p>
     <w:p>
@@ -2965,6 +3294,9 @@
         <w:jc w:val="center"/>
       </w:pPr>
       <w:r>
+        <w:rPr>
+          <w:noProof/>
+        </w:rPr>
         <w:drawing>
           <wp:inline distT="0" distB="0" distL="0" distR="0" wp14:anchorId="3E0D9207" wp14:editId="29A7DCAD">
             <wp:extent cx="2905530" cy="981212"/>
@@ -3008,7 +3340,13 @@
         <w:jc w:val="center"/>
       </w:pPr>
       <w:r>
-        <w:t xml:space="preserve">Рис. 3.6. </w:t>
+        <w:t>Рис. 3.</w:t>
+      </w:r>
+      <w:r>
+        <w:t>5</w:t>
+      </w:r>
+      <w:r>
+        <w:t xml:space="preserve">. </w:t>
       </w:r>
       <w:r>
         <w:t>Проверка удаления записи</w:t>
@@ -3029,6 +3367,9 @@
         <w:jc w:val="center"/>
       </w:pPr>
       <w:r>
+        <w:rPr>
+          <w:noProof/>
+        </w:rPr>
         <w:drawing>
           <wp:inline distT="0" distB="0" distL="0" distR="0" wp14:anchorId="4CE1E4B2" wp14:editId="698481A6">
             <wp:extent cx="5939790" cy="1449070"/>
@@ -3072,7 +3413,13 @@
         <w:jc w:val="center"/>
       </w:pPr>
       <w:r>
-        <w:t>Рис. 3.7. Запрос с агрегатными функциями</w:t>
+        <w:t>Рис. 3.</w:t>
+      </w:r>
+      <w:r>
+        <w:t>6</w:t>
+      </w:r>
+      <w:r>
+        <w:t>. Запрос с агрегатными функциями</w:t>
       </w:r>
     </w:p>
     <w:p>
@@ -3099,6 +3446,9 @@
         <w:jc w:val="center"/>
       </w:pPr>
       <w:r>
+        <w:rPr>
+          <w:noProof/>
+        </w:rPr>
         <w:lastRenderedPageBreak/>
         <w:drawing>
           <wp:inline distT="0" distB="0" distL="0" distR="0" wp14:anchorId="1709B741" wp14:editId="670B4999">
@@ -3136,8 +3486,6 @@
           </wp:inline>
         </w:drawing>
       </w:r>
-      <w:bookmarkStart w:id="0" w:name="_GoBack"/>
-      <w:bookmarkEnd w:id="0"/>
     </w:p>
     <w:p>
       <w:pPr>
@@ -3172,7 +3520,7 @@
         <w:ind w:firstLine="709"/>
       </w:pPr>
       <w:r>
-        <w:t>Также была проверена функция экспорта данных в PDF (см. рис. 3.10 Экспорт в PDF). Формируется отчет с таблицей данных, заголовками и нумерацией страниц.</w:t>
+        <w:t>Также была проверена функция экспорта данных в PDF. Формируется отчет с таблицей данных, заголовками и нумерацией страниц.</w:t>
       </w:r>
     </w:p>
     <w:p>
@@ -3181,6 +3529,9 @@
         <w:jc w:val="center"/>
       </w:pPr>
       <w:r>
+        <w:rPr>
+          <w:noProof/>
+        </w:rPr>
         <w:drawing>
           <wp:inline distT="0" distB="0" distL="0" distR="0" wp14:anchorId="2BFCEF59" wp14:editId="741C69BE">
             <wp:extent cx="5939790" cy="814070"/>
@@ -3224,16 +3575,22 @@
         <w:jc w:val="center"/>
       </w:pPr>
       <w:r>
+        <w:t>Рис. 3.</w:t>
+      </w:r>
+      <w:r>
+        <w:t>7</w:t>
+      </w:r>
+      <w:r>
+        <w:t>. Импорт и экспорт данных</w:t>
+      </w:r>
+    </w:p>
+    <w:p>
+      <w:pPr>
+        <w:spacing w:after="0" w:line="360" w:lineRule="auto"/>
+        <w:ind w:firstLine="709"/>
+      </w:pPr>
+      <w:r>
         <w:lastRenderedPageBreak/>
-        <w:t>Рис. 3.9. Импорт и экспорт данных</w:t>
-      </w:r>
-    </w:p>
-    <w:p>
-      <w:pPr>
-        <w:spacing w:after="0" w:line="360" w:lineRule="auto"/>
-        <w:ind w:firstLine="709"/>
-      </w:pPr>
-      <w:r>
         <w:t>Все тесты показали корректную работу приложения: данные добавляются, редактируются и удаляются правильно, отчеты формируются корректно, импорт и экспорт работают без ошибок. Приложение стабильно работает при одновременном выполнении нескольких операций.</w:t>
       </w:r>
     </w:p>
@@ -3243,6 +3600,9 @@
         <w:jc w:val="center"/>
       </w:pPr>
       <w:r>
+        <w:rPr>
+          <w:noProof/>
+        </w:rPr>
         <w:drawing>
           <wp:inline distT="0" distB="0" distL="0" distR="0" wp14:anchorId="772C8B35" wp14:editId="02E56512">
             <wp:extent cx="3286584" cy="2353003"/>
@@ -3286,7 +3646,13 @@
         <w:jc w:val="center"/>
       </w:pPr>
       <w:r>
-        <w:t>Рис. 3.10. Форма редактирования спецодежды</w:t>
+        <w:t>Рис. 3.</w:t>
+      </w:r>
+      <w:r>
+        <w:t>8</w:t>
+      </w:r>
+      <w:r>
+        <w:t>. Форма редактирования спецодежды</w:t>
       </w:r>
     </w:p>
     <w:p>
@@ -3332,6 +3698,9 @@
         <w:jc w:val="center"/>
       </w:pPr>
       <w:r>
+        <w:rPr>
+          <w:noProof/>
+        </w:rPr>
         <w:lastRenderedPageBreak/>
         <w:drawing>
           <wp:inline distT="0" distB="0" distL="0" distR="0" wp14:anchorId="4F3878A2" wp14:editId="17EBA8C1">
@@ -3376,7 +3745,13 @@
         <w:jc w:val="center"/>
       </w:pPr>
       <w:r>
-        <w:t>Рис. 3.12. Диаграмма получений по цехам</w:t>
+        <w:t>Рис. 3.</w:t>
+      </w:r>
+      <w:r>
+        <w:t>9</w:t>
+      </w:r>
+      <w:r>
+        <w:t>. Диаграмма получений по цехам</w:t>
       </w:r>
     </w:p>
     <w:p>
@@ -6435,7 +6810,7 @@
 </file>
 
 <file path=customXml/itemProps1.xml><?xml version="1.0" encoding="utf-8"?>
-<ds:datastoreItem xmlns:ds="http://schemas.openxmlformats.org/officeDocument/2006/customXml" ds:itemID="{CB4DE965-6637-4F1D-8603-008A8323E737}">
+<ds:datastoreItem xmlns:ds="http://schemas.openxmlformats.org/officeDocument/2006/customXml" ds:itemID="{D8CDD4A1-BC65-4AF4-BDE5-4FBD369A30AD}">
   <ds:schemaRefs>
     <ds:schemaRef ds:uri="http://schemas.openxmlformats.org/officeDocument/2006/bibliography"/>
   </ds:schemaRefs>

--- a/Kurs.docx
+++ b/Kurs.docx
@@ -282,16 +282,7 @@
           <w:szCs w:val="28"/>
           <w:lang w:eastAsia="ru-RU"/>
         </w:rPr>
-        <w:t xml:space="preserve">База данных </w:t>
-      </w:r>
-      <w:r>
-        <w:rPr>
-          <w:rFonts w:eastAsia="Times New Roman" w:cs="Times New Roman"/>
-          <w:color w:val="000000"/>
-          <w:szCs w:val="28"/>
-          <w:lang w:eastAsia="ru-RU"/>
-        </w:rPr>
-        <w:t>Спецодежды</w:t>
+        <w:t>База данных Спецодежды</w:t>
       </w:r>
       <w:r>
         <w:rPr>
@@ -668,7 +659,15 @@
         </w:rPr>
       </w:pPr>
       <w:r>
-        <w:t>Целью курсовой работы является разработка и реализация базы данных учета спецодежды с использованием SQLite и создание приложения на языке C# для управления этой базой данных, включающее проектирование БД (анализ предметной области, инфологическое и физическое моделирование), реализацию заданных и самостоятельно сформулированных запросов на выборку, обновление и удаление данных, а также создание удобного пользовательского интерфейса для взаимодействия с базой данных.</w:t>
+        <w:t xml:space="preserve">Целью курсовой работы является разработка и реализация базы данных учета спецодежды с использованием </w:t>
+      </w:r>
+      <w:proofErr w:type="spellStart"/>
+      <w:r>
+        <w:t>SQLite</w:t>
+      </w:r>
+      <w:proofErr w:type="spellEnd"/>
+      <w:r>
+        <w:t xml:space="preserve"> и создание приложения на языке C# для управления этой базой данных, включающее проектирование БД (анализ предметной области, инфологическое и физическое моделирование), реализацию заданных и самостоятельно сформулированных запросов на выборку, обновление и удаление данных, а также создание удобного пользовательского интерфейса для взаимодействия с базой данных.</w:t>
       </w:r>
     </w:p>
     <w:p>
@@ -734,6 +733,8 @@
             </w:rPr>
             <w:t>Содержание</w:t>
           </w:r>
+          <w:bookmarkStart w:id="0" w:name="_GoBack"/>
+          <w:bookmarkEnd w:id="0"/>
         </w:p>
         <w:p>
           <w:pPr>
@@ -744,11 +745,8 @@
             <w:rPr>
               <w:rFonts w:asciiTheme="minorHAnsi" w:eastAsiaTheme="minorEastAsia" w:hAnsiTheme="minorHAnsi"/>
               <w:noProof/>
-              <w:kern w:val="2"/>
-              <w:sz w:val="24"/>
-              <w:szCs w:val="24"/>
+              <w:sz w:val="22"/>
               <w:lang w:eastAsia="ru-RU"/>
-              <w14:ligatures w14:val="standardContextual"/>
             </w:rPr>
           </w:pPr>
           <w:r>
@@ -760,13 +758,13 @@
           <w:r>
             <w:fldChar w:fldCharType="separate"/>
           </w:r>
-          <w:hyperlink w:anchor="_Toc211957450" w:history="1">
+          <w:hyperlink w:anchor="_Toc233763599" w:history="1">
             <w:r>
               <w:rPr>
                 <w:rStyle w:val="af0"/>
                 <w:noProof/>
               </w:rPr>
-              <w:t>Содержание</w:t>
+              <w:t>Введение</w:t>
             </w:r>
             <w:r>
               <w:rPr>
@@ -787,7 +785,7 @@
                 <w:noProof/>
                 <w:webHidden/>
               </w:rPr>
-              <w:instrText xml:space="preserve"> PAGEREF _Toc211957450 \h </w:instrText>
+              <w:instrText xml:space="preserve"> PAGEREF _Toc233763599 \h </w:instrText>
             </w:r>
             <w:r>
               <w:rPr>
@@ -807,7 +805,952 @@
                 <w:noProof/>
                 <w:webHidden/>
               </w:rPr>
-              <w:t>3</w:t>
+              <w:t>5</w:t>
+            </w:r>
+            <w:r>
+              <w:rPr>
+                <w:noProof/>
+                <w:webHidden/>
+              </w:rPr>
+              <w:fldChar w:fldCharType="end"/>
+            </w:r>
+          </w:hyperlink>
+        </w:p>
+        <w:p>
+          <w:pPr>
+            <w:pStyle w:val="11"/>
+            <w:tabs>
+              <w:tab w:val="left" w:pos="440"/>
+              <w:tab w:val="right" w:leader="dot" w:pos="9344"/>
+            </w:tabs>
+            <w:rPr>
+              <w:rFonts w:asciiTheme="minorHAnsi" w:eastAsiaTheme="minorEastAsia" w:hAnsiTheme="minorHAnsi"/>
+              <w:noProof/>
+              <w:sz w:val="22"/>
+              <w:lang w:eastAsia="ru-RU"/>
+            </w:rPr>
+          </w:pPr>
+          <w:hyperlink w:anchor="_Toc233763600" w:history="1">
+            <w:r>
+              <w:rPr>
+                <w:rStyle w:val="af0"/>
+                <w:noProof/>
+              </w:rPr>
+              <w:t>1.</w:t>
+            </w:r>
+            <w:r>
+              <w:rPr>
+                <w:rFonts w:asciiTheme="minorHAnsi" w:eastAsiaTheme="minorEastAsia" w:hAnsiTheme="minorHAnsi"/>
+                <w:noProof/>
+                <w:sz w:val="22"/>
+                <w:lang w:eastAsia="ru-RU"/>
+              </w:rPr>
+              <w:tab/>
+            </w:r>
+            <w:r>
+              <w:rPr>
+                <w:rStyle w:val="af0"/>
+                <w:noProof/>
+              </w:rPr>
+              <w:t>Постановка задачи</w:t>
+            </w:r>
+            <w:r>
+              <w:rPr>
+                <w:noProof/>
+                <w:webHidden/>
+              </w:rPr>
+              <w:tab/>
+            </w:r>
+            <w:r>
+              <w:rPr>
+                <w:noProof/>
+                <w:webHidden/>
+              </w:rPr>
+              <w:fldChar w:fldCharType="begin"/>
+            </w:r>
+            <w:r>
+              <w:rPr>
+                <w:noProof/>
+                <w:webHidden/>
+              </w:rPr>
+              <w:instrText xml:space="preserve"> PAGEREF _Toc233763600 \h </w:instrText>
+            </w:r>
+            <w:r>
+              <w:rPr>
+                <w:noProof/>
+                <w:webHidden/>
+              </w:rPr>
+            </w:r>
+            <w:r>
+              <w:rPr>
+                <w:noProof/>
+                <w:webHidden/>
+              </w:rPr>
+              <w:fldChar w:fldCharType="separate"/>
+            </w:r>
+            <w:r>
+              <w:rPr>
+                <w:noProof/>
+                <w:webHidden/>
+              </w:rPr>
+              <w:t>6</w:t>
+            </w:r>
+            <w:r>
+              <w:rPr>
+                <w:noProof/>
+                <w:webHidden/>
+              </w:rPr>
+              <w:fldChar w:fldCharType="end"/>
+            </w:r>
+          </w:hyperlink>
+        </w:p>
+        <w:p>
+          <w:pPr>
+            <w:pStyle w:val="23"/>
+            <w:rPr>
+              <w:rFonts w:asciiTheme="minorHAnsi" w:eastAsiaTheme="minorEastAsia" w:hAnsiTheme="minorHAnsi"/>
+              <w:noProof/>
+              <w:sz w:val="22"/>
+              <w:lang w:eastAsia="ru-RU"/>
+            </w:rPr>
+          </w:pPr>
+          <w:hyperlink w:anchor="_Toc233763601" w:history="1">
+            <w:r>
+              <w:rPr>
+                <w:rStyle w:val="af0"/>
+                <w:noProof/>
+              </w:rPr>
+              <w:t>1.1 Анализ предметной области и постановка задачи</w:t>
+            </w:r>
+            <w:r>
+              <w:rPr>
+                <w:noProof/>
+                <w:webHidden/>
+              </w:rPr>
+              <w:tab/>
+            </w:r>
+            <w:r>
+              <w:rPr>
+                <w:noProof/>
+                <w:webHidden/>
+              </w:rPr>
+              <w:fldChar w:fldCharType="begin"/>
+            </w:r>
+            <w:r>
+              <w:rPr>
+                <w:noProof/>
+                <w:webHidden/>
+              </w:rPr>
+              <w:instrText xml:space="preserve"> PAGEREF _Toc233763601 \h </w:instrText>
+            </w:r>
+            <w:r>
+              <w:rPr>
+                <w:noProof/>
+                <w:webHidden/>
+              </w:rPr>
+            </w:r>
+            <w:r>
+              <w:rPr>
+                <w:noProof/>
+                <w:webHidden/>
+              </w:rPr>
+              <w:fldChar w:fldCharType="separate"/>
+            </w:r>
+            <w:r>
+              <w:rPr>
+                <w:noProof/>
+                <w:webHidden/>
+              </w:rPr>
+              <w:t>6</w:t>
+            </w:r>
+            <w:r>
+              <w:rPr>
+                <w:noProof/>
+                <w:webHidden/>
+              </w:rPr>
+              <w:fldChar w:fldCharType="end"/>
+            </w:r>
+          </w:hyperlink>
+        </w:p>
+        <w:p>
+          <w:pPr>
+            <w:pStyle w:val="23"/>
+            <w:rPr>
+              <w:rFonts w:asciiTheme="minorHAnsi" w:eastAsiaTheme="minorEastAsia" w:hAnsiTheme="minorHAnsi"/>
+              <w:noProof/>
+              <w:sz w:val="22"/>
+              <w:lang w:eastAsia="ru-RU"/>
+            </w:rPr>
+          </w:pPr>
+          <w:hyperlink w:anchor="_Toc233763602" w:history="1">
+            <w:r>
+              <w:rPr>
+                <w:rStyle w:val="af0"/>
+                <w:noProof/>
+              </w:rPr>
+              <w:t>1.2 Инфологическое и физическое проектирование базы данных</w:t>
+            </w:r>
+            <w:r>
+              <w:rPr>
+                <w:noProof/>
+                <w:webHidden/>
+              </w:rPr>
+              <w:tab/>
+            </w:r>
+            <w:r>
+              <w:rPr>
+                <w:noProof/>
+                <w:webHidden/>
+              </w:rPr>
+              <w:fldChar w:fldCharType="begin"/>
+            </w:r>
+            <w:r>
+              <w:rPr>
+                <w:noProof/>
+                <w:webHidden/>
+              </w:rPr>
+              <w:instrText xml:space="preserve"> PAGEREF _Toc233763602 \h </w:instrText>
+            </w:r>
+            <w:r>
+              <w:rPr>
+                <w:noProof/>
+                <w:webHidden/>
+              </w:rPr>
+            </w:r>
+            <w:r>
+              <w:rPr>
+                <w:noProof/>
+                <w:webHidden/>
+              </w:rPr>
+              <w:fldChar w:fldCharType="separate"/>
+            </w:r>
+            <w:r>
+              <w:rPr>
+                <w:noProof/>
+                <w:webHidden/>
+              </w:rPr>
+              <w:t>6</w:t>
+            </w:r>
+            <w:r>
+              <w:rPr>
+                <w:noProof/>
+                <w:webHidden/>
+              </w:rPr>
+              <w:fldChar w:fldCharType="end"/>
+            </w:r>
+          </w:hyperlink>
+        </w:p>
+        <w:p>
+          <w:pPr>
+            <w:pStyle w:val="23"/>
+            <w:rPr>
+              <w:rFonts w:asciiTheme="minorHAnsi" w:eastAsiaTheme="minorEastAsia" w:hAnsiTheme="minorHAnsi"/>
+              <w:noProof/>
+              <w:sz w:val="22"/>
+              <w:lang w:eastAsia="ru-RU"/>
+            </w:rPr>
+          </w:pPr>
+          <w:hyperlink w:anchor="_Toc233763603" w:history="1">
+            <w:r>
+              <w:rPr>
+                <w:rStyle w:val="af0"/>
+                <w:noProof/>
+              </w:rPr>
+              <w:t>1.3 Выбор инструментальных средств и технологий</w:t>
+            </w:r>
+            <w:r>
+              <w:rPr>
+                <w:noProof/>
+                <w:webHidden/>
+              </w:rPr>
+              <w:tab/>
+            </w:r>
+            <w:r>
+              <w:rPr>
+                <w:noProof/>
+                <w:webHidden/>
+              </w:rPr>
+              <w:fldChar w:fldCharType="begin"/>
+            </w:r>
+            <w:r>
+              <w:rPr>
+                <w:noProof/>
+                <w:webHidden/>
+              </w:rPr>
+              <w:instrText xml:space="preserve"> PAGEREF _Toc233763603 \h </w:instrText>
+            </w:r>
+            <w:r>
+              <w:rPr>
+                <w:noProof/>
+                <w:webHidden/>
+              </w:rPr>
+            </w:r>
+            <w:r>
+              <w:rPr>
+                <w:noProof/>
+                <w:webHidden/>
+              </w:rPr>
+              <w:fldChar w:fldCharType="separate"/>
+            </w:r>
+            <w:r>
+              <w:rPr>
+                <w:noProof/>
+                <w:webHidden/>
+              </w:rPr>
+              <w:t>7</w:t>
+            </w:r>
+            <w:r>
+              <w:rPr>
+                <w:noProof/>
+                <w:webHidden/>
+              </w:rPr>
+              <w:fldChar w:fldCharType="end"/>
+            </w:r>
+          </w:hyperlink>
+        </w:p>
+        <w:p>
+          <w:pPr>
+            <w:pStyle w:val="11"/>
+            <w:tabs>
+              <w:tab w:val="left" w:pos="440"/>
+              <w:tab w:val="right" w:leader="dot" w:pos="9344"/>
+            </w:tabs>
+            <w:rPr>
+              <w:rFonts w:asciiTheme="minorHAnsi" w:eastAsiaTheme="minorEastAsia" w:hAnsiTheme="minorHAnsi"/>
+              <w:noProof/>
+              <w:sz w:val="22"/>
+              <w:lang w:eastAsia="ru-RU"/>
+            </w:rPr>
+          </w:pPr>
+          <w:hyperlink w:anchor="_Toc233763604" w:history="1">
+            <w:r>
+              <w:rPr>
+                <w:rStyle w:val="af0"/>
+                <w:noProof/>
+                <w:lang w:val="en-US"/>
+              </w:rPr>
+              <w:t>2.</w:t>
+            </w:r>
+            <w:r>
+              <w:rPr>
+                <w:rFonts w:asciiTheme="minorHAnsi" w:eastAsiaTheme="minorEastAsia" w:hAnsiTheme="minorHAnsi"/>
+                <w:noProof/>
+                <w:sz w:val="22"/>
+                <w:lang w:eastAsia="ru-RU"/>
+              </w:rPr>
+              <w:tab/>
+            </w:r>
+            <w:r>
+              <w:rPr>
+                <w:rStyle w:val="af0"/>
+                <w:noProof/>
+              </w:rPr>
+              <w:t>Проектирование базы данных</w:t>
+            </w:r>
+            <w:r>
+              <w:rPr>
+                <w:noProof/>
+                <w:webHidden/>
+              </w:rPr>
+              <w:tab/>
+            </w:r>
+            <w:r>
+              <w:rPr>
+                <w:noProof/>
+                <w:webHidden/>
+              </w:rPr>
+              <w:fldChar w:fldCharType="begin"/>
+            </w:r>
+            <w:r>
+              <w:rPr>
+                <w:noProof/>
+                <w:webHidden/>
+              </w:rPr>
+              <w:instrText xml:space="preserve"> PAGEREF _Toc233763604 \h </w:instrText>
+            </w:r>
+            <w:r>
+              <w:rPr>
+                <w:noProof/>
+                <w:webHidden/>
+              </w:rPr>
+            </w:r>
+            <w:r>
+              <w:rPr>
+                <w:noProof/>
+                <w:webHidden/>
+              </w:rPr>
+              <w:fldChar w:fldCharType="separate"/>
+            </w:r>
+            <w:r>
+              <w:rPr>
+                <w:noProof/>
+                <w:webHidden/>
+              </w:rPr>
+              <w:t>9</w:t>
+            </w:r>
+            <w:r>
+              <w:rPr>
+                <w:noProof/>
+                <w:webHidden/>
+              </w:rPr>
+              <w:fldChar w:fldCharType="end"/>
+            </w:r>
+          </w:hyperlink>
+        </w:p>
+        <w:p>
+          <w:pPr>
+            <w:pStyle w:val="23"/>
+            <w:rPr>
+              <w:rFonts w:asciiTheme="minorHAnsi" w:eastAsiaTheme="minorEastAsia" w:hAnsiTheme="minorHAnsi"/>
+              <w:noProof/>
+              <w:sz w:val="22"/>
+              <w:lang w:eastAsia="ru-RU"/>
+            </w:rPr>
+          </w:pPr>
+          <w:hyperlink w:anchor="_Toc233763605" w:history="1">
+            <w:r>
+              <w:rPr>
+                <w:rStyle w:val="af0"/>
+                <w:noProof/>
+              </w:rPr>
+              <w:t>2.1 Проектирование базы данных</w:t>
+            </w:r>
+            <w:r>
+              <w:rPr>
+                <w:noProof/>
+                <w:webHidden/>
+              </w:rPr>
+              <w:tab/>
+            </w:r>
+            <w:r>
+              <w:rPr>
+                <w:noProof/>
+                <w:webHidden/>
+              </w:rPr>
+              <w:fldChar w:fldCharType="begin"/>
+            </w:r>
+            <w:r>
+              <w:rPr>
+                <w:noProof/>
+                <w:webHidden/>
+              </w:rPr>
+              <w:instrText xml:space="preserve"> PAGEREF _Toc233763605 \h </w:instrText>
+            </w:r>
+            <w:r>
+              <w:rPr>
+                <w:noProof/>
+                <w:webHidden/>
+              </w:rPr>
+            </w:r>
+            <w:r>
+              <w:rPr>
+                <w:noProof/>
+                <w:webHidden/>
+              </w:rPr>
+              <w:fldChar w:fldCharType="separate"/>
+            </w:r>
+            <w:r>
+              <w:rPr>
+                <w:noProof/>
+                <w:webHidden/>
+              </w:rPr>
+              <w:t>9</w:t>
+            </w:r>
+            <w:r>
+              <w:rPr>
+                <w:noProof/>
+                <w:webHidden/>
+              </w:rPr>
+              <w:fldChar w:fldCharType="end"/>
+            </w:r>
+          </w:hyperlink>
+        </w:p>
+        <w:p>
+          <w:pPr>
+            <w:pStyle w:val="23"/>
+            <w:rPr>
+              <w:rFonts w:asciiTheme="minorHAnsi" w:eastAsiaTheme="minorEastAsia" w:hAnsiTheme="minorHAnsi"/>
+              <w:noProof/>
+              <w:sz w:val="22"/>
+              <w:lang w:eastAsia="ru-RU"/>
+            </w:rPr>
+          </w:pPr>
+          <w:hyperlink w:anchor="_Toc233763606" w:history="1">
+            <w:r>
+              <w:rPr>
+                <w:rStyle w:val="af0"/>
+                <w:noProof/>
+              </w:rPr>
+              <w:t>2.2 Описание программного обеспечения</w:t>
+            </w:r>
+            <w:r>
+              <w:rPr>
+                <w:noProof/>
+                <w:webHidden/>
+              </w:rPr>
+              <w:tab/>
+            </w:r>
+            <w:r>
+              <w:rPr>
+                <w:noProof/>
+                <w:webHidden/>
+              </w:rPr>
+              <w:fldChar w:fldCharType="begin"/>
+            </w:r>
+            <w:r>
+              <w:rPr>
+                <w:noProof/>
+                <w:webHidden/>
+              </w:rPr>
+              <w:instrText xml:space="preserve"> PAGEREF _Toc233763606 \h </w:instrText>
+            </w:r>
+            <w:r>
+              <w:rPr>
+                <w:noProof/>
+                <w:webHidden/>
+              </w:rPr>
+            </w:r>
+            <w:r>
+              <w:rPr>
+                <w:noProof/>
+                <w:webHidden/>
+              </w:rPr>
+              <w:fldChar w:fldCharType="separate"/>
+            </w:r>
+            <w:r>
+              <w:rPr>
+                <w:noProof/>
+                <w:webHidden/>
+              </w:rPr>
+              <w:t>12</w:t>
+            </w:r>
+            <w:r>
+              <w:rPr>
+                <w:noProof/>
+                <w:webHidden/>
+              </w:rPr>
+              <w:fldChar w:fldCharType="end"/>
+            </w:r>
+          </w:hyperlink>
+        </w:p>
+        <w:p>
+          <w:pPr>
+            <w:pStyle w:val="23"/>
+            <w:rPr>
+              <w:rFonts w:asciiTheme="minorHAnsi" w:eastAsiaTheme="minorEastAsia" w:hAnsiTheme="minorHAnsi"/>
+              <w:noProof/>
+              <w:sz w:val="22"/>
+              <w:lang w:eastAsia="ru-RU"/>
+            </w:rPr>
+          </w:pPr>
+          <w:hyperlink w:anchor="_Toc233763607" w:history="1">
+            <w:r>
+              <w:rPr>
+                <w:rStyle w:val="af0"/>
+                <w:noProof/>
+              </w:rPr>
+              <w:t>2.3 Реализация пользовательского интерфейса</w:t>
+            </w:r>
+            <w:r>
+              <w:rPr>
+                <w:noProof/>
+                <w:webHidden/>
+              </w:rPr>
+              <w:tab/>
+            </w:r>
+            <w:r>
+              <w:rPr>
+                <w:noProof/>
+                <w:webHidden/>
+              </w:rPr>
+              <w:fldChar w:fldCharType="begin"/>
+            </w:r>
+            <w:r>
+              <w:rPr>
+                <w:noProof/>
+                <w:webHidden/>
+              </w:rPr>
+              <w:instrText xml:space="preserve"> PAGEREF _Toc233763607 \h </w:instrText>
+            </w:r>
+            <w:r>
+              <w:rPr>
+                <w:noProof/>
+                <w:webHidden/>
+              </w:rPr>
+            </w:r>
+            <w:r>
+              <w:rPr>
+                <w:noProof/>
+                <w:webHidden/>
+              </w:rPr>
+              <w:fldChar w:fldCharType="separate"/>
+            </w:r>
+            <w:r>
+              <w:rPr>
+                <w:noProof/>
+                <w:webHidden/>
+              </w:rPr>
+              <w:t>12</w:t>
+            </w:r>
+            <w:r>
+              <w:rPr>
+                <w:noProof/>
+                <w:webHidden/>
+              </w:rPr>
+              <w:fldChar w:fldCharType="end"/>
+            </w:r>
+          </w:hyperlink>
+        </w:p>
+        <w:p>
+          <w:pPr>
+            <w:pStyle w:val="11"/>
+            <w:tabs>
+              <w:tab w:val="left" w:pos="440"/>
+              <w:tab w:val="right" w:leader="dot" w:pos="9344"/>
+            </w:tabs>
+            <w:rPr>
+              <w:rFonts w:asciiTheme="minorHAnsi" w:eastAsiaTheme="minorEastAsia" w:hAnsiTheme="minorHAnsi"/>
+              <w:noProof/>
+              <w:sz w:val="22"/>
+              <w:lang w:eastAsia="ru-RU"/>
+            </w:rPr>
+          </w:pPr>
+          <w:hyperlink w:anchor="_Toc233763608" w:history="1">
+            <w:r>
+              <w:rPr>
+                <w:rStyle w:val="af0"/>
+                <w:noProof/>
+              </w:rPr>
+              <w:t>3.</w:t>
+            </w:r>
+            <w:r>
+              <w:rPr>
+                <w:rFonts w:asciiTheme="minorHAnsi" w:eastAsiaTheme="minorEastAsia" w:hAnsiTheme="minorHAnsi"/>
+                <w:noProof/>
+                <w:sz w:val="22"/>
+                <w:lang w:eastAsia="ru-RU"/>
+              </w:rPr>
+              <w:tab/>
+            </w:r>
+            <w:r>
+              <w:rPr>
+                <w:rStyle w:val="af0"/>
+                <w:noProof/>
+              </w:rPr>
+              <w:t>Импорт/Экспорт</w:t>
+            </w:r>
+            <w:r>
+              <w:rPr>
+                <w:noProof/>
+                <w:webHidden/>
+              </w:rPr>
+              <w:tab/>
+            </w:r>
+            <w:r>
+              <w:rPr>
+                <w:noProof/>
+                <w:webHidden/>
+              </w:rPr>
+              <w:fldChar w:fldCharType="begin"/>
+            </w:r>
+            <w:r>
+              <w:rPr>
+                <w:noProof/>
+                <w:webHidden/>
+              </w:rPr>
+              <w:instrText xml:space="preserve"> PAGEREF _Toc233763608 \h </w:instrText>
+            </w:r>
+            <w:r>
+              <w:rPr>
+                <w:noProof/>
+                <w:webHidden/>
+              </w:rPr>
+            </w:r>
+            <w:r>
+              <w:rPr>
+                <w:noProof/>
+                <w:webHidden/>
+              </w:rPr>
+              <w:fldChar w:fldCharType="separate"/>
+            </w:r>
+            <w:r>
+              <w:rPr>
+                <w:noProof/>
+                <w:webHidden/>
+              </w:rPr>
+              <w:t>14</w:t>
+            </w:r>
+            <w:r>
+              <w:rPr>
+                <w:noProof/>
+                <w:webHidden/>
+              </w:rPr>
+              <w:fldChar w:fldCharType="end"/>
+            </w:r>
+          </w:hyperlink>
+        </w:p>
+        <w:p>
+          <w:pPr>
+            <w:pStyle w:val="23"/>
+            <w:rPr>
+              <w:rFonts w:asciiTheme="minorHAnsi" w:eastAsiaTheme="minorEastAsia" w:hAnsiTheme="minorHAnsi"/>
+              <w:noProof/>
+              <w:sz w:val="22"/>
+              <w:lang w:eastAsia="ru-RU"/>
+            </w:rPr>
+          </w:pPr>
+          <w:hyperlink w:anchor="_Toc233763609" w:history="1">
+            <w:r>
+              <w:rPr>
+                <w:rStyle w:val="af0"/>
+                <w:noProof/>
+              </w:rPr>
+              <w:t>3.1 Общая архитектура импорта и экспорта</w:t>
+            </w:r>
+            <w:r>
+              <w:rPr>
+                <w:noProof/>
+                <w:webHidden/>
+              </w:rPr>
+              <w:tab/>
+            </w:r>
+            <w:r>
+              <w:rPr>
+                <w:noProof/>
+                <w:webHidden/>
+              </w:rPr>
+              <w:fldChar w:fldCharType="begin"/>
+            </w:r>
+            <w:r>
+              <w:rPr>
+                <w:noProof/>
+                <w:webHidden/>
+              </w:rPr>
+              <w:instrText xml:space="preserve"> PAGEREF _Toc233763609 \h </w:instrText>
+            </w:r>
+            <w:r>
+              <w:rPr>
+                <w:noProof/>
+                <w:webHidden/>
+              </w:rPr>
+            </w:r>
+            <w:r>
+              <w:rPr>
+                <w:noProof/>
+                <w:webHidden/>
+              </w:rPr>
+              <w:fldChar w:fldCharType="separate"/>
+            </w:r>
+            <w:r>
+              <w:rPr>
+                <w:noProof/>
+                <w:webHidden/>
+              </w:rPr>
+              <w:t>14</w:t>
+            </w:r>
+            <w:r>
+              <w:rPr>
+                <w:noProof/>
+                <w:webHidden/>
+              </w:rPr>
+              <w:fldChar w:fldCharType="end"/>
+            </w:r>
+          </w:hyperlink>
+        </w:p>
+        <w:p>
+          <w:pPr>
+            <w:pStyle w:val="23"/>
+            <w:rPr>
+              <w:rFonts w:asciiTheme="minorHAnsi" w:eastAsiaTheme="minorEastAsia" w:hAnsiTheme="minorHAnsi"/>
+              <w:noProof/>
+              <w:sz w:val="22"/>
+              <w:lang w:eastAsia="ru-RU"/>
+            </w:rPr>
+          </w:pPr>
+          <w:hyperlink w:anchor="_Toc233763610" w:history="1">
+            <w:r>
+              <w:rPr>
+                <w:rStyle w:val="af0"/>
+                <w:noProof/>
+              </w:rPr>
+              <w:t>3.2 Импорт данных</w:t>
+            </w:r>
+            <w:r>
+              <w:rPr>
+                <w:noProof/>
+                <w:webHidden/>
+              </w:rPr>
+              <w:tab/>
+            </w:r>
+            <w:r>
+              <w:rPr>
+                <w:noProof/>
+                <w:webHidden/>
+              </w:rPr>
+              <w:fldChar w:fldCharType="begin"/>
+            </w:r>
+            <w:r>
+              <w:rPr>
+                <w:noProof/>
+                <w:webHidden/>
+              </w:rPr>
+              <w:instrText xml:space="preserve"> PAGEREF _Toc233763610 \h </w:instrText>
+            </w:r>
+            <w:r>
+              <w:rPr>
+                <w:noProof/>
+                <w:webHidden/>
+              </w:rPr>
+            </w:r>
+            <w:r>
+              <w:rPr>
+                <w:noProof/>
+                <w:webHidden/>
+              </w:rPr>
+              <w:fldChar w:fldCharType="separate"/>
+            </w:r>
+            <w:r>
+              <w:rPr>
+                <w:noProof/>
+                <w:webHidden/>
+              </w:rPr>
+              <w:t>14</w:t>
+            </w:r>
+            <w:r>
+              <w:rPr>
+                <w:noProof/>
+                <w:webHidden/>
+              </w:rPr>
+              <w:fldChar w:fldCharType="end"/>
+            </w:r>
+          </w:hyperlink>
+        </w:p>
+        <w:p>
+          <w:pPr>
+            <w:pStyle w:val="23"/>
+            <w:rPr>
+              <w:rFonts w:asciiTheme="minorHAnsi" w:eastAsiaTheme="minorEastAsia" w:hAnsiTheme="minorHAnsi"/>
+              <w:noProof/>
+              <w:sz w:val="22"/>
+              <w:lang w:eastAsia="ru-RU"/>
+            </w:rPr>
+          </w:pPr>
+          <w:hyperlink w:anchor="_Toc233763611" w:history="1">
+            <w:r>
+              <w:rPr>
+                <w:rStyle w:val="af0"/>
+                <w:noProof/>
+              </w:rPr>
+              <w:t>3.3 экспорт данных</w:t>
+            </w:r>
+            <w:r>
+              <w:rPr>
+                <w:noProof/>
+                <w:webHidden/>
+              </w:rPr>
+              <w:tab/>
+            </w:r>
+            <w:r>
+              <w:rPr>
+                <w:noProof/>
+                <w:webHidden/>
+              </w:rPr>
+              <w:fldChar w:fldCharType="begin"/>
+            </w:r>
+            <w:r>
+              <w:rPr>
+                <w:noProof/>
+                <w:webHidden/>
+              </w:rPr>
+              <w:instrText xml:space="preserve"> PAGEREF _Toc233763611 \h </w:instrText>
+            </w:r>
+            <w:r>
+              <w:rPr>
+                <w:noProof/>
+                <w:webHidden/>
+              </w:rPr>
+            </w:r>
+            <w:r>
+              <w:rPr>
+                <w:noProof/>
+                <w:webHidden/>
+              </w:rPr>
+              <w:fldChar w:fldCharType="separate"/>
+            </w:r>
+            <w:r>
+              <w:rPr>
+                <w:noProof/>
+                <w:webHidden/>
+              </w:rPr>
+              <w:t>15</w:t>
+            </w:r>
+            <w:r>
+              <w:rPr>
+                <w:noProof/>
+                <w:webHidden/>
+              </w:rPr>
+              <w:fldChar w:fldCharType="end"/>
+            </w:r>
+          </w:hyperlink>
+        </w:p>
+        <w:p>
+          <w:pPr>
+            <w:pStyle w:val="23"/>
+            <w:rPr>
+              <w:rFonts w:asciiTheme="minorHAnsi" w:eastAsiaTheme="minorEastAsia" w:hAnsiTheme="minorHAnsi"/>
+              <w:noProof/>
+              <w:sz w:val="22"/>
+              <w:lang w:eastAsia="ru-RU"/>
+            </w:rPr>
+          </w:pPr>
+          <w:hyperlink w:anchor="_Toc233763612" w:history="1">
+            <w:r>
+              <w:rPr>
+                <w:rStyle w:val="af0"/>
+                <w:noProof/>
+              </w:rPr>
+              <w:t>3.4 обработка исключений и валидация</w:t>
+            </w:r>
+            <w:r>
+              <w:rPr>
+                <w:noProof/>
+                <w:webHidden/>
+              </w:rPr>
+              <w:tab/>
+            </w:r>
+            <w:r>
+              <w:rPr>
+                <w:noProof/>
+                <w:webHidden/>
+              </w:rPr>
+              <w:fldChar w:fldCharType="begin"/>
+            </w:r>
+            <w:r>
+              <w:rPr>
+                <w:noProof/>
+                <w:webHidden/>
+              </w:rPr>
+              <w:instrText xml:space="preserve"> PAGEREF _Toc233763612 \h </w:instrText>
+            </w:r>
+            <w:r>
+              <w:rPr>
+                <w:noProof/>
+                <w:webHidden/>
+              </w:rPr>
+            </w:r>
+            <w:r>
+              <w:rPr>
+                <w:noProof/>
+                <w:webHidden/>
+              </w:rPr>
+              <w:fldChar w:fldCharType="separate"/>
+            </w:r>
+            <w:r>
+              <w:rPr>
+                <w:noProof/>
+                <w:webHidden/>
+              </w:rPr>
+              <w:t>15</w:t>
             </w:r>
             <w:r>
               <w:rPr>
@@ -827,20 +1770,17 @@
             <w:rPr>
               <w:rFonts w:asciiTheme="minorHAnsi" w:eastAsiaTheme="minorEastAsia" w:hAnsiTheme="minorHAnsi"/>
               <w:noProof/>
-              <w:kern w:val="2"/>
-              <w:sz w:val="24"/>
-              <w:szCs w:val="24"/>
+              <w:sz w:val="22"/>
               <w:lang w:eastAsia="ru-RU"/>
-              <w14:ligatures w14:val="standardContextual"/>
             </w:rPr>
           </w:pPr>
-          <w:hyperlink w:anchor="_Toc211957451" w:history="1">
+          <w:hyperlink w:anchor="_Toc233763613" w:history="1">
             <w:r>
               <w:rPr>
                 <w:rStyle w:val="af0"/>
                 <w:noProof/>
               </w:rPr>
-              <w:t>Введение</w:t>
+              <w:t>4. Реализация графиков</w:t>
             </w:r>
             <w:r>
               <w:rPr>
@@ -861,7 +1801,7 @@
                 <w:noProof/>
                 <w:webHidden/>
               </w:rPr>
-              <w:instrText xml:space="preserve"> PAGEREF _Toc211957451 \h </w:instrText>
+              <w:instrText xml:space="preserve"> PAGEREF _Toc233763613 \h </w:instrText>
             </w:r>
             <w:r>
               <w:rPr>
@@ -881,101 +1821,7 @@
                 <w:noProof/>
                 <w:webHidden/>
               </w:rPr>
-              <w:t>4</w:t>
-            </w:r>
-            <w:r>
-              <w:rPr>
-                <w:noProof/>
-                <w:webHidden/>
-              </w:rPr>
-              <w:fldChar w:fldCharType="end"/>
-            </w:r>
-          </w:hyperlink>
-        </w:p>
-        <w:p>
-          <w:pPr>
-            <w:pStyle w:val="11"/>
-            <w:tabs>
-              <w:tab w:val="left" w:pos="480"/>
-              <w:tab w:val="right" w:leader="dot" w:pos="9344"/>
-            </w:tabs>
-            <w:rPr>
-              <w:rFonts w:asciiTheme="minorHAnsi" w:eastAsiaTheme="minorEastAsia" w:hAnsiTheme="minorHAnsi"/>
-              <w:noProof/>
-              <w:kern w:val="2"/>
-              <w:sz w:val="24"/>
-              <w:szCs w:val="24"/>
-              <w:lang w:eastAsia="ru-RU"/>
-              <w14:ligatures w14:val="standardContextual"/>
-            </w:rPr>
-          </w:pPr>
-          <w:hyperlink w:anchor="_Toc211957452" w:history="1">
-            <w:r>
-              <w:rPr>
-                <w:rStyle w:val="af0"/>
-                <w:noProof/>
-              </w:rPr>
-              <w:t>1.</w:t>
-            </w:r>
-            <w:r>
-              <w:rPr>
-                <w:rFonts w:asciiTheme="minorHAnsi" w:eastAsiaTheme="minorEastAsia" w:hAnsiTheme="minorHAnsi"/>
-                <w:noProof/>
-                <w:kern w:val="2"/>
-                <w:sz w:val="24"/>
-                <w:szCs w:val="24"/>
-                <w:lang w:eastAsia="ru-RU"/>
-                <w14:ligatures w14:val="standardContextual"/>
-              </w:rPr>
-              <w:tab/>
-            </w:r>
-            <w:r>
-              <w:rPr>
-                <w:rStyle w:val="af0"/>
-                <w:noProof/>
-              </w:rPr>
-              <w:t>Описание программного продукта</w:t>
-            </w:r>
-            <w:r>
-              <w:rPr>
-                <w:noProof/>
-                <w:webHidden/>
-              </w:rPr>
-              <w:tab/>
-            </w:r>
-            <w:r>
-              <w:rPr>
-                <w:noProof/>
-                <w:webHidden/>
-              </w:rPr>
-              <w:fldChar w:fldCharType="begin"/>
-            </w:r>
-            <w:r>
-              <w:rPr>
-                <w:noProof/>
-                <w:webHidden/>
-              </w:rPr>
-              <w:instrText xml:space="preserve"> PAGEREF _Toc211957452 \h </w:instrText>
-            </w:r>
-            <w:r>
-              <w:rPr>
-                <w:noProof/>
-                <w:webHidden/>
-              </w:rPr>
-            </w:r>
-            <w:r>
-              <w:rPr>
-                <w:noProof/>
-                <w:webHidden/>
-              </w:rPr>
-              <w:fldChar w:fldCharType="separate"/>
-            </w:r>
-            <w:r>
-              <w:rPr>
-                <w:noProof/>
-                <w:webHidden/>
-              </w:rPr>
-              <w:t>5</w:t>
+              <w:t>17</w:t>
             </w:r>
             <w:r>
               <w:rPr>
@@ -992,20 +1838,18 @@
             <w:rPr>
               <w:rFonts w:asciiTheme="minorHAnsi" w:eastAsiaTheme="minorEastAsia" w:hAnsiTheme="minorHAnsi"/>
               <w:noProof/>
-              <w:kern w:val="2"/>
-              <w:sz w:val="24"/>
-              <w:szCs w:val="24"/>
+              <w:sz w:val="22"/>
               <w:lang w:eastAsia="ru-RU"/>
-              <w14:ligatures w14:val="standardContextual"/>
             </w:rPr>
           </w:pPr>
-          <w:hyperlink w:anchor="_Toc211957453" w:history="1">
+          <w:hyperlink w:anchor="_Toc233763614" w:history="1">
             <w:r>
               <w:rPr>
                 <w:rStyle w:val="af0"/>
-                <w:noProof/>
-              </w:rPr>
-              <w:t>1.1 Общие сведения о программном продукте</w:t>
+                <w:bCs/>
+                <w:noProof/>
+              </w:rPr>
+              <w:t>4.1 Общие сведения о визуализации данных</w:t>
             </w:r>
             <w:r>
               <w:rPr>
@@ -1026,7 +1870,7 @@
                 <w:noProof/>
                 <w:webHidden/>
               </w:rPr>
-              <w:instrText xml:space="preserve"> PAGEREF _Toc211957453 \h </w:instrText>
+              <w:instrText xml:space="preserve"> PAGEREF _Toc233763614 \h </w:instrText>
             </w:r>
             <w:r>
               <w:rPr>
@@ -1046,7 +1890,7 @@
                 <w:noProof/>
                 <w:webHidden/>
               </w:rPr>
-              <w:t>5</w:t>
+              <w:t>17</w:t>
             </w:r>
             <w:r>
               <w:rPr>
@@ -1063,20 +1907,18 @@
             <w:rPr>
               <w:rFonts w:asciiTheme="minorHAnsi" w:eastAsiaTheme="minorEastAsia" w:hAnsiTheme="minorHAnsi"/>
               <w:noProof/>
-              <w:kern w:val="2"/>
-              <w:sz w:val="24"/>
-              <w:szCs w:val="24"/>
+              <w:sz w:val="22"/>
               <w:lang w:eastAsia="ru-RU"/>
-              <w14:ligatures w14:val="standardContextual"/>
             </w:rPr>
           </w:pPr>
-          <w:hyperlink w:anchor="_Toc211957454" w:history="1">
+          <w:hyperlink w:anchor="_Toc233763615" w:history="1">
             <w:r>
               <w:rPr>
                 <w:rStyle w:val="af0"/>
-                <w:noProof/>
-              </w:rPr>
-              <w:t>1.2 Функциональное назначение программного продукта</w:t>
+                <w:bCs/>
+                <w:noProof/>
+              </w:rPr>
+              <w:t>4.2 Столбчатая диаграмма - Стоимость спецодежды</w:t>
             </w:r>
             <w:r>
               <w:rPr>
@@ -1097,7 +1939,7 @@
                 <w:noProof/>
                 <w:webHidden/>
               </w:rPr>
-              <w:instrText xml:space="preserve"> PAGEREF _Toc211957454 \h </w:instrText>
+              <w:instrText xml:space="preserve"> PAGEREF _Toc233763615 \h </w:instrText>
             </w:r>
             <w:r>
               <w:rPr>
@@ -1117,7 +1959,7 @@
                 <w:noProof/>
                 <w:webHidden/>
               </w:rPr>
-              <w:t>5</w:t>
+              <w:t>17</w:t>
             </w:r>
             <w:r>
               <w:rPr>
@@ -1134,20 +1976,18 @@
             <w:rPr>
               <w:rFonts w:asciiTheme="minorHAnsi" w:eastAsiaTheme="minorEastAsia" w:hAnsiTheme="minorHAnsi"/>
               <w:noProof/>
-              <w:kern w:val="2"/>
-              <w:sz w:val="24"/>
-              <w:szCs w:val="24"/>
+              <w:sz w:val="22"/>
               <w:lang w:eastAsia="ru-RU"/>
-              <w14:ligatures w14:val="standardContextual"/>
             </w:rPr>
           </w:pPr>
-          <w:hyperlink w:anchor="_Toc211957455" w:history="1">
+          <w:hyperlink w:anchor="_Toc233763616" w:history="1">
             <w:r>
               <w:rPr>
                 <w:rStyle w:val="af0"/>
-                <w:noProof/>
-              </w:rPr>
-              <w:t>1.3 Средства проектирования и разработки</w:t>
+                <w:bCs/>
+                <w:noProof/>
+              </w:rPr>
+              <w:t>4.3 Круговая диаграмма — доля получений по видам спецодежды</w:t>
             </w:r>
             <w:r>
               <w:rPr>
@@ -1168,7 +2008,7 @@
                 <w:noProof/>
                 <w:webHidden/>
               </w:rPr>
-              <w:instrText xml:space="preserve"> PAGEREF _Toc211957455 \h </w:instrText>
+              <w:instrText xml:space="preserve"> PAGEREF _Toc233763616 \h </w:instrText>
             </w:r>
             <w:r>
               <w:rPr>
@@ -1188,102 +2028,7 @@
                 <w:noProof/>
                 <w:webHidden/>
               </w:rPr>
-              <w:t>6</w:t>
-            </w:r>
-            <w:r>
-              <w:rPr>
-                <w:noProof/>
-                <w:webHidden/>
-              </w:rPr>
-              <w:fldChar w:fldCharType="end"/>
-            </w:r>
-          </w:hyperlink>
-        </w:p>
-        <w:p>
-          <w:pPr>
-            <w:pStyle w:val="11"/>
-            <w:tabs>
-              <w:tab w:val="left" w:pos="480"/>
-              <w:tab w:val="right" w:leader="dot" w:pos="9344"/>
-            </w:tabs>
-            <w:rPr>
-              <w:rFonts w:asciiTheme="minorHAnsi" w:eastAsiaTheme="minorEastAsia" w:hAnsiTheme="minorHAnsi"/>
-              <w:noProof/>
-              <w:kern w:val="2"/>
-              <w:sz w:val="24"/>
-              <w:szCs w:val="24"/>
-              <w:lang w:eastAsia="ru-RU"/>
-              <w14:ligatures w14:val="standardContextual"/>
-            </w:rPr>
-          </w:pPr>
-          <w:hyperlink w:anchor="_Toc211957456" w:history="1">
-            <w:r>
-              <w:rPr>
-                <w:rStyle w:val="af0"/>
-                <w:noProof/>
-                <w:lang w:val="en-US"/>
-              </w:rPr>
-              <w:t>2.</w:t>
-            </w:r>
-            <w:r>
-              <w:rPr>
-                <w:rFonts w:asciiTheme="minorHAnsi" w:eastAsiaTheme="minorEastAsia" w:hAnsiTheme="minorHAnsi"/>
-                <w:noProof/>
-                <w:kern w:val="2"/>
-                <w:sz w:val="24"/>
-                <w:szCs w:val="24"/>
-                <w:lang w:eastAsia="ru-RU"/>
-                <w14:ligatures w14:val="standardContextual"/>
-              </w:rPr>
-              <w:tab/>
-            </w:r>
-            <w:r>
-              <w:rPr>
-                <w:rStyle w:val="af0"/>
-                <w:noProof/>
-              </w:rPr>
-              <w:t>Разработка программного продукта</w:t>
-            </w:r>
-            <w:r>
-              <w:rPr>
-                <w:noProof/>
-                <w:webHidden/>
-              </w:rPr>
-              <w:tab/>
-            </w:r>
-            <w:r>
-              <w:rPr>
-                <w:noProof/>
-                <w:webHidden/>
-              </w:rPr>
-              <w:fldChar w:fldCharType="begin"/>
-            </w:r>
-            <w:r>
-              <w:rPr>
-                <w:noProof/>
-                <w:webHidden/>
-              </w:rPr>
-              <w:instrText xml:space="preserve"> PAGEREF _Toc211957456 \h </w:instrText>
-            </w:r>
-            <w:r>
-              <w:rPr>
-                <w:noProof/>
-                <w:webHidden/>
-              </w:rPr>
-            </w:r>
-            <w:r>
-              <w:rPr>
-                <w:noProof/>
-                <w:webHidden/>
-              </w:rPr>
-              <w:fldChar w:fldCharType="separate"/>
-            </w:r>
-            <w:r>
-              <w:rPr>
-                <w:noProof/>
-                <w:webHidden/>
-              </w:rPr>
-              <w:t>8</w:t>
+              <w:t>18</w:t>
             </w:r>
             <w:r>
               <w:rPr>
@@ -1300,20 +2045,18 @@
             <w:rPr>
               <w:rFonts w:asciiTheme="minorHAnsi" w:eastAsiaTheme="minorEastAsia" w:hAnsiTheme="minorHAnsi"/>
               <w:noProof/>
-              <w:kern w:val="2"/>
-              <w:sz w:val="24"/>
-              <w:szCs w:val="24"/>
+              <w:sz w:val="22"/>
               <w:lang w:eastAsia="ru-RU"/>
-              <w14:ligatures w14:val="standardContextual"/>
             </w:rPr>
           </w:pPr>
-          <w:hyperlink w:anchor="_Toc211957457" w:history="1">
+          <w:hyperlink w:anchor="_Toc233763617" w:history="1">
             <w:r>
               <w:rPr>
                 <w:rStyle w:val="af0"/>
-                <w:noProof/>
-              </w:rPr>
-              <w:t>2.1 Разработка базы данных</w:t>
+                <w:bCs/>
+                <w:noProof/>
+              </w:rPr>
+              <w:t>4.4 Линейный график — динамика выдачи спецодежды по месяцам</w:t>
             </w:r>
             <w:r>
               <w:rPr>
@@ -1334,7 +2077,7 @@
                 <w:noProof/>
                 <w:webHidden/>
               </w:rPr>
-              <w:instrText xml:space="preserve"> PAGEREF _Toc211957457 \h </w:instrText>
+              <w:instrText xml:space="preserve"> PAGEREF _Toc233763617 \h </w:instrText>
             </w:r>
             <w:r>
               <w:rPr>
@@ -1354,149 +2097,7 @@
                 <w:noProof/>
                 <w:webHidden/>
               </w:rPr>
-              <w:t>8</w:t>
-            </w:r>
-            <w:r>
-              <w:rPr>
-                <w:noProof/>
-                <w:webHidden/>
-              </w:rPr>
-              <w:fldChar w:fldCharType="end"/>
-            </w:r>
-          </w:hyperlink>
-        </w:p>
-        <w:p>
-          <w:pPr>
-            <w:pStyle w:val="23"/>
-            <w:rPr>
-              <w:rFonts w:asciiTheme="minorHAnsi" w:eastAsiaTheme="minorEastAsia" w:hAnsiTheme="minorHAnsi"/>
-              <w:noProof/>
-              <w:kern w:val="2"/>
-              <w:sz w:val="24"/>
-              <w:szCs w:val="24"/>
-              <w:lang w:eastAsia="ru-RU"/>
-              <w14:ligatures w14:val="standardContextual"/>
-            </w:rPr>
-          </w:pPr>
-          <w:hyperlink w:anchor="_Toc211957458" w:history="1">
-            <w:r>
-              <w:rPr>
-                <w:rStyle w:val="af0"/>
-                <w:noProof/>
-              </w:rPr>
-              <w:t>2.2 Логическая структура программного продукта</w:t>
-            </w:r>
-            <w:r>
-              <w:rPr>
-                <w:noProof/>
-                <w:webHidden/>
-              </w:rPr>
-              <w:tab/>
-            </w:r>
-            <w:r>
-              <w:rPr>
-                <w:noProof/>
-                <w:webHidden/>
-              </w:rPr>
-              <w:fldChar w:fldCharType="begin"/>
-            </w:r>
-            <w:r>
-              <w:rPr>
-                <w:noProof/>
-                <w:webHidden/>
-              </w:rPr>
-              <w:instrText xml:space="preserve"> PAGEREF _Toc211957458 \h </w:instrText>
-            </w:r>
-            <w:r>
-              <w:rPr>
-                <w:noProof/>
-                <w:webHidden/>
-              </w:rPr>
-            </w:r>
-            <w:r>
-              <w:rPr>
-                <w:noProof/>
-                <w:webHidden/>
-              </w:rPr>
-              <w:fldChar w:fldCharType="separate"/>
-            </w:r>
-            <w:r>
-              <w:rPr>
-                <w:noProof/>
-                <w:webHidden/>
-              </w:rPr>
-              <w:t>10</w:t>
-            </w:r>
-            <w:r>
-              <w:rPr>
-                <w:noProof/>
-                <w:webHidden/>
-              </w:rPr>
-              <w:fldChar w:fldCharType="end"/>
-            </w:r>
-          </w:hyperlink>
-        </w:p>
-        <w:p>
-          <w:pPr>
-            <w:pStyle w:val="23"/>
-            <w:rPr>
-              <w:rFonts w:asciiTheme="minorHAnsi" w:eastAsiaTheme="minorEastAsia" w:hAnsiTheme="minorHAnsi"/>
-              <w:noProof/>
-              <w:kern w:val="2"/>
-              <w:sz w:val="24"/>
-              <w:szCs w:val="24"/>
-              <w:lang w:eastAsia="ru-RU"/>
-              <w14:ligatures w14:val="standardContextual"/>
-            </w:rPr>
-          </w:pPr>
-          <w:hyperlink w:anchor="_Toc211957459" w:history="1">
-            <w:r>
-              <w:rPr>
-                <w:rStyle w:val="af0"/>
-                <w:noProof/>
-              </w:rPr>
-              <w:t>2.3 Основные конструкции и процедуры</w:t>
-            </w:r>
-            <w:r>
-              <w:rPr>
-                <w:noProof/>
-                <w:webHidden/>
-              </w:rPr>
-              <w:tab/>
-            </w:r>
-            <w:r>
-              <w:rPr>
-                <w:noProof/>
-                <w:webHidden/>
-              </w:rPr>
-              <w:fldChar w:fldCharType="begin"/>
-            </w:r>
-            <w:r>
-              <w:rPr>
-                <w:noProof/>
-                <w:webHidden/>
-              </w:rPr>
-              <w:instrText xml:space="preserve"> PAGEREF _Toc211957459 \h </w:instrText>
-            </w:r>
-            <w:r>
-              <w:rPr>
-                <w:noProof/>
-                <w:webHidden/>
-              </w:rPr>
-            </w:r>
-            <w:r>
-              <w:rPr>
-                <w:noProof/>
-                <w:webHidden/>
-              </w:rPr>
-              <w:fldChar w:fldCharType="separate"/>
-            </w:r>
-            <w:r>
-              <w:rPr>
-                <w:noProof/>
-                <w:webHidden/>
-              </w:rPr>
-              <w:t>11</w:t>
+              <w:t>19</w:t>
             </w:r>
             <w:r>
               <w:rPr>
@@ -1516,20 +2117,17 @@
             <w:rPr>
               <w:rFonts w:asciiTheme="minorHAnsi" w:eastAsiaTheme="minorEastAsia" w:hAnsiTheme="minorHAnsi"/>
               <w:noProof/>
-              <w:kern w:val="2"/>
-              <w:sz w:val="24"/>
-              <w:szCs w:val="24"/>
+              <w:sz w:val="22"/>
               <w:lang w:eastAsia="ru-RU"/>
-              <w14:ligatures w14:val="standardContextual"/>
             </w:rPr>
           </w:pPr>
-          <w:hyperlink w:anchor="_Toc211957460" w:history="1">
+          <w:hyperlink w:anchor="_Toc233763618" w:history="1">
             <w:r>
               <w:rPr>
                 <w:rStyle w:val="af0"/>
                 <w:noProof/>
               </w:rPr>
-              <w:t>3. Инициализация пользовательского интерфейса</w:t>
+              <w:t>5. Реализация отчётов</w:t>
             </w:r>
             <w:r>
               <w:rPr>
@@ -1550,7 +2148,7 @@
                 <w:noProof/>
                 <w:webHidden/>
               </w:rPr>
-              <w:instrText xml:space="preserve"> PAGEREF _Toc211957460 \h </w:instrText>
+              <w:instrText xml:space="preserve"> PAGEREF _Toc233763618 \h </w:instrText>
             </w:r>
             <w:r>
               <w:rPr>
@@ -1570,7 +2168,214 @@
                 <w:noProof/>
                 <w:webHidden/>
               </w:rPr>
-              <w:t>13</w:t>
+              <w:t>21</w:t>
+            </w:r>
+            <w:r>
+              <w:rPr>
+                <w:noProof/>
+                <w:webHidden/>
+              </w:rPr>
+              <w:fldChar w:fldCharType="end"/>
+            </w:r>
+          </w:hyperlink>
+        </w:p>
+        <w:p>
+          <w:pPr>
+            <w:pStyle w:val="23"/>
+            <w:rPr>
+              <w:rFonts w:asciiTheme="minorHAnsi" w:eastAsiaTheme="minorEastAsia" w:hAnsiTheme="minorHAnsi"/>
+              <w:noProof/>
+              <w:sz w:val="22"/>
+              <w:lang w:eastAsia="ru-RU"/>
+            </w:rPr>
+          </w:pPr>
+          <w:hyperlink w:anchor="_Toc233763619" w:history="1">
+            <w:r>
+              <w:rPr>
+                <w:rStyle w:val="af0"/>
+                <w:bCs/>
+                <w:noProof/>
+              </w:rPr>
+              <w:t>5.1 Общая архитектура отчётности</w:t>
+            </w:r>
+            <w:r>
+              <w:rPr>
+                <w:noProof/>
+                <w:webHidden/>
+              </w:rPr>
+              <w:tab/>
+            </w:r>
+            <w:r>
+              <w:rPr>
+                <w:noProof/>
+                <w:webHidden/>
+              </w:rPr>
+              <w:fldChar w:fldCharType="begin"/>
+            </w:r>
+            <w:r>
+              <w:rPr>
+                <w:noProof/>
+                <w:webHidden/>
+              </w:rPr>
+              <w:instrText xml:space="preserve"> PAGEREF _Toc233763619 \h </w:instrText>
+            </w:r>
+            <w:r>
+              <w:rPr>
+                <w:noProof/>
+                <w:webHidden/>
+              </w:rPr>
+            </w:r>
+            <w:r>
+              <w:rPr>
+                <w:noProof/>
+                <w:webHidden/>
+              </w:rPr>
+              <w:fldChar w:fldCharType="separate"/>
+            </w:r>
+            <w:r>
+              <w:rPr>
+                <w:noProof/>
+                <w:webHidden/>
+              </w:rPr>
+              <w:t>21</w:t>
+            </w:r>
+            <w:r>
+              <w:rPr>
+                <w:noProof/>
+                <w:webHidden/>
+              </w:rPr>
+              <w:fldChar w:fldCharType="end"/>
+            </w:r>
+          </w:hyperlink>
+        </w:p>
+        <w:p>
+          <w:pPr>
+            <w:pStyle w:val="23"/>
+            <w:rPr>
+              <w:rFonts w:asciiTheme="minorHAnsi" w:eastAsiaTheme="minorEastAsia" w:hAnsiTheme="minorHAnsi"/>
+              <w:noProof/>
+              <w:sz w:val="22"/>
+              <w:lang w:eastAsia="ru-RU"/>
+            </w:rPr>
+          </w:pPr>
+          <w:hyperlink w:anchor="_Toc233763620" w:history="1">
+            <w:r>
+              <w:rPr>
+                <w:rStyle w:val="af0"/>
+                <w:bCs/>
+                <w:noProof/>
+              </w:rPr>
+              <w:t>5.2 Отчёт 1. Сводка по цехам</w:t>
+            </w:r>
+            <w:r>
+              <w:rPr>
+                <w:noProof/>
+                <w:webHidden/>
+              </w:rPr>
+              <w:tab/>
+            </w:r>
+            <w:r>
+              <w:rPr>
+                <w:noProof/>
+                <w:webHidden/>
+              </w:rPr>
+              <w:fldChar w:fldCharType="begin"/>
+            </w:r>
+            <w:r>
+              <w:rPr>
+                <w:noProof/>
+                <w:webHidden/>
+              </w:rPr>
+              <w:instrText xml:space="preserve"> PAGEREF _Toc233763620 \h </w:instrText>
+            </w:r>
+            <w:r>
+              <w:rPr>
+                <w:noProof/>
+                <w:webHidden/>
+              </w:rPr>
+            </w:r>
+            <w:r>
+              <w:rPr>
+                <w:noProof/>
+                <w:webHidden/>
+              </w:rPr>
+              <w:fldChar w:fldCharType="separate"/>
+            </w:r>
+            <w:r>
+              <w:rPr>
+                <w:noProof/>
+                <w:webHidden/>
+              </w:rPr>
+              <w:t>21</w:t>
+            </w:r>
+            <w:r>
+              <w:rPr>
+                <w:noProof/>
+                <w:webHidden/>
+              </w:rPr>
+              <w:fldChar w:fldCharType="end"/>
+            </w:r>
+          </w:hyperlink>
+        </w:p>
+        <w:p>
+          <w:pPr>
+            <w:pStyle w:val="23"/>
+            <w:rPr>
+              <w:rFonts w:asciiTheme="minorHAnsi" w:eastAsiaTheme="minorEastAsia" w:hAnsiTheme="minorHAnsi"/>
+              <w:noProof/>
+              <w:sz w:val="22"/>
+              <w:lang w:eastAsia="ru-RU"/>
+            </w:rPr>
+          </w:pPr>
+          <w:hyperlink w:anchor="_Toc233763621" w:history="1">
+            <w:r>
+              <w:rPr>
+                <w:rStyle w:val="af0"/>
+                <w:bCs/>
+                <w:noProof/>
+              </w:rPr>
+              <w:t>5.3 Отчёт 2. Обеспеченность работников спецодеждой</w:t>
+            </w:r>
+            <w:r>
+              <w:rPr>
+                <w:noProof/>
+                <w:webHidden/>
+              </w:rPr>
+              <w:tab/>
+            </w:r>
+            <w:r>
+              <w:rPr>
+                <w:noProof/>
+                <w:webHidden/>
+              </w:rPr>
+              <w:fldChar w:fldCharType="begin"/>
+            </w:r>
+            <w:r>
+              <w:rPr>
+                <w:noProof/>
+                <w:webHidden/>
+              </w:rPr>
+              <w:instrText xml:space="preserve"> PAGEREF _Toc233763621 \h </w:instrText>
+            </w:r>
+            <w:r>
+              <w:rPr>
+                <w:noProof/>
+                <w:webHidden/>
+              </w:rPr>
+            </w:r>
+            <w:r>
+              <w:rPr>
+                <w:noProof/>
+                <w:webHidden/>
+              </w:rPr>
+              <w:fldChar w:fldCharType="separate"/>
+            </w:r>
+            <w:r>
+              <w:rPr>
+                <w:noProof/>
+                <w:webHidden/>
+              </w:rPr>
+              <w:t>22</w:t>
             </w:r>
             <w:r>
               <w:rPr>
@@ -1590,20 +2395,17 @@
             <w:rPr>
               <w:rFonts w:asciiTheme="minorHAnsi" w:eastAsiaTheme="minorEastAsia" w:hAnsiTheme="minorHAnsi"/>
               <w:noProof/>
-              <w:kern w:val="2"/>
-              <w:sz w:val="24"/>
-              <w:szCs w:val="24"/>
+              <w:sz w:val="22"/>
               <w:lang w:eastAsia="ru-RU"/>
-              <w14:ligatures w14:val="standardContextual"/>
             </w:rPr>
           </w:pPr>
-          <w:hyperlink w:anchor="_Toc211957461" w:history="1">
+          <w:hyperlink w:anchor="_Toc233763622" w:history="1">
             <w:r>
               <w:rPr>
                 <w:rStyle w:val="af0"/>
                 <w:noProof/>
               </w:rPr>
-              <w:t>Заключение</w:t>
+              <w:t>6. Инструкция пользователя</w:t>
             </w:r>
             <w:r>
               <w:rPr>
@@ -1624,7 +2426,7 @@
                 <w:noProof/>
                 <w:webHidden/>
               </w:rPr>
-              <w:instrText xml:space="preserve"> PAGEREF _Toc211957461 \h </w:instrText>
+              <w:instrText xml:space="preserve"> PAGEREF _Toc233763622 \h </w:instrText>
             </w:r>
             <w:r>
               <w:rPr>
@@ -1644,7 +2446,352 @@
                 <w:noProof/>
                 <w:webHidden/>
               </w:rPr>
-              <w:t>21</w:t>
+              <w:t>23</w:t>
+            </w:r>
+            <w:r>
+              <w:rPr>
+                <w:noProof/>
+                <w:webHidden/>
+              </w:rPr>
+              <w:fldChar w:fldCharType="end"/>
+            </w:r>
+          </w:hyperlink>
+        </w:p>
+        <w:p>
+          <w:pPr>
+            <w:pStyle w:val="23"/>
+            <w:rPr>
+              <w:rFonts w:asciiTheme="minorHAnsi" w:eastAsiaTheme="minorEastAsia" w:hAnsiTheme="minorHAnsi"/>
+              <w:noProof/>
+              <w:sz w:val="22"/>
+              <w:lang w:eastAsia="ru-RU"/>
+            </w:rPr>
+          </w:pPr>
+          <w:hyperlink w:anchor="_Toc233763623" w:history="1">
+            <w:r>
+              <w:rPr>
+                <w:rStyle w:val="af0"/>
+                <w:bCs/>
+                <w:noProof/>
+              </w:rPr>
+              <w:t>6.1 Запуск приложения и главное окно</w:t>
+            </w:r>
+            <w:r>
+              <w:rPr>
+                <w:noProof/>
+                <w:webHidden/>
+              </w:rPr>
+              <w:tab/>
+            </w:r>
+            <w:r>
+              <w:rPr>
+                <w:noProof/>
+                <w:webHidden/>
+              </w:rPr>
+              <w:fldChar w:fldCharType="begin"/>
+            </w:r>
+            <w:r>
+              <w:rPr>
+                <w:noProof/>
+                <w:webHidden/>
+              </w:rPr>
+              <w:instrText xml:space="preserve"> PAGEREF _Toc233763623 \h </w:instrText>
+            </w:r>
+            <w:r>
+              <w:rPr>
+                <w:noProof/>
+                <w:webHidden/>
+              </w:rPr>
+            </w:r>
+            <w:r>
+              <w:rPr>
+                <w:noProof/>
+                <w:webHidden/>
+              </w:rPr>
+              <w:fldChar w:fldCharType="separate"/>
+            </w:r>
+            <w:r>
+              <w:rPr>
+                <w:noProof/>
+                <w:webHidden/>
+              </w:rPr>
+              <w:t>23</w:t>
+            </w:r>
+            <w:r>
+              <w:rPr>
+                <w:noProof/>
+                <w:webHidden/>
+              </w:rPr>
+              <w:fldChar w:fldCharType="end"/>
+            </w:r>
+          </w:hyperlink>
+        </w:p>
+        <w:p>
+          <w:pPr>
+            <w:pStyle w:val="23"/>
+            <w:rPr>
+              <w:rFonts w:asciiTheme="minorHAnsi" w:eastAsiaTheme="minorEastAsia" w:hAnsiTheme="minorHAnsi"/>
+              <w:noProof/>
+              <w:sz w:val="22"/>
+              <w:lang w:eastAsia="ru-RU"/>
+            </w:rPr>
+          </w:pPr>
+          <w:hyperlink w:anchor="_Toc233763624" w:history="1">
+            <w:r>
+              <w:rPr>
+                <w:rStyle w:val="af0"/>
+                <w:bCs/>
+                <w:noProof/>
+              </w:rPr>
+              <w:t>6.2 Работа со справочниками</w:t>
+            </w:r>
+            <w:r>
+              <w:rPr>
+                <w:noProof/>
+                <w:webHidden/>
+              </w:rPr>
+              <w:tab/>
+            </w:r>
+            <w:r>
+              <w:rPr>
+                <w:noProof/>
+                <w:webHidden/>
+              </w:rPr>
+              <w:fldChar w:fldCharType="begin"/>
+            </w:r>
+            <w:r>
+              <w:rPr>
+                <w:noProof/>
+                <w:webHidden/>
+              </w:rPr>
+              <w:instrText xml:space="preserve"> PAGEREF _Toc233763624 \h </w:instrText>
+            </w:r>
+            <w:r>
+              <w:rPr>
+                <w:noProof/>
+                <w:webHidden/>
+              </w:rPr>
+            </w:r>
+            <w:r>
+              <w:rPr>
+                <w:noProof/>
+                <w:webHidden/>
+              </w:rPr>
+              <w:fldChar w:fldCharType="separate"/>
+            </w:r>
+            <w:r>
+              <w:rPr>
+                <w:noProof/>
+                <w:webHidden/>
+              </w:rPr>
+              <w:t>23</w:t>
+            </w:r>
+            <w:r>
+              <w:rPr>
+                <w:noProof/>
+                <w:webHidden/>
+              </w:rPr>
+              <w:fldChar w:fldCharType="end"/>
+            </w:r>
+          </w:hyperlink>
+        </w:p>
+        <w:p>
+          <w:pPr>
+            <w:pStyle w:val="23"/>
+            <w:rPr>
+              <w:rFonts w:asciiTheme="minorHAnsi" w:eastAsiaTheme="minorEastAsia" w:hAnsiTheme="minorHAnsi"/>
+              <w:noProof/>
+              <w:sz w:val="22"/>
+              <w:lang w:eastAsia="ru-RU"/>
+            </w:rPr>
+          </w:pPr>
+          <w:hyperlink w:anchor="_Toc233763625" w:history="1">
+            <w:r>
+              <w:rPr>
+                <w:rStyle w:val="af0"/>
+                <w:bCs/>
+                <w:noProof/>
+              </w:rPr>
+              <w:t>6.3 Форма выдачи спецодежды</w:t>
+            </w:r>
+            <w:r>
+              <w:rPr>
+                <w:noProof/>
+                <w:webHidden/>
+              </w:rPr>
+              <w:tab/>
+            </w:r>
+            <w:r>
+              <w:rPr>
+                <w:noProof/>
+                <w:webHidden/>
+              </w:rPr>
+              <w:fldChar w:fldCharType="begin"/>
+            </w:r>
+            <w:r>
+              <w:rPr>
+                <w:noProof/>
+                <w:webHidden/>
+              </w:rPr>
+              <w:instrText xml:space="preserve"> PAGEREF _Toc233763625 \h </w:instrText>
+            </w:r>
+            <w:r>
+              <w:rPr>
+                <w:noProof/>
+                <w:webHidden/>
+              </w:rPr>
+            </w:r>
+            <w:r>
+              <w:rPr>
+                <w:noProof/>
+                <w:webHidden/>
+              </w:rPr>
+              <w:fldChar w:fldCharType="separate"/>
+            </w:r>
+            <w:r>
+              <w:rPr>
+                <w:noProof/>
+                <w:webHidden/>
+              </w:rPr>
+              <w:t>23</w:t>
+            </w:r>
+            <w:r>
+              <w:rPr>
+                <w:noProof/>
+                <w:webHidden/>
+              </w:rPr>
+              <w:fldChar w:fldCharType="end"/>
+            </w:r>
+          </w:hyperlink>
+        </w:p>
+        <w:p>
+          <w:pPr>
+            <w:pStyle w:val="23"/>
+            <w:rPr>
+              <w:rFonts w:asciiTheme="minorHAnsi" w:eastAsiaTheme="minorEastAsia" w:hAnsiTheme="minorHAnsi"/>
+              <w:noProof/>
+              <w:sz w:val="22"/>
+              <w:lang w:eastAsia="ru-RU"/>
+            </w:rPr>
+          </w:pPr>
+          <w:hyperlink w:anchor="_Toc233763626" w:history="1">
+            <w:r>
+              <w:rPr>
+                <w:rStyle w:val="af0"/>
+                <w:bCs/>
+                <w:noProof/>
+              </w:rPr>
+              <w:t>6.4 Работа с отчётами и графиками</w:t>
+            </w:r>
+            <w:r>
+              <w:rPr>
+                <w:noProof/>
+                <w:webHidden/>
+              </w:rPr>
+              <w:tab/>
+            </w:r>
+            <w:r>
+              <w:rPr>
+                <w:noProof/>
+                <w:webHidden/>
+              </w:rPr>
+              <w:fldChar w:fldCharType="begin"/>
+            </w:r>
+            <w:r>
+              <w:rPr>
+                <w:noProof/>
+                <w:webHidden/>
+              </w:rPr>
+              <w:instrText xml:space="preserve"> PAGEREF _Toc233763626 \h </w:instrText>
+            </w:r>
+            <w:r>
+              <w:rPr>
+                <w:noProof/>
+                <w:webHidden/>
+              </w:rPr>
+            </w:r>
+            <w:r>
+              <w:rPr>
+                <w:noProof/>
+                <w:webHidden/>
+              </w:rPr>
+              <w:fldChar w:fldCharType="separate"/>
+            </w:r>
+            <w:r>
+              <w:rPr>
+                <w:noProof/>
+                <w:webHidden/>
+              </w:rPr>
+              <w:t>24</w:t>
+            </w:r>
+            <w:r>
+              <w:rPr>
+                <w:noProof/>
+                <w:webHidden/>
+              </w:rPr>
+              <w:fldChar w:fldCharType="end"/>
+            </w:r>
+          </w:hyperlink>
+        </w:p>
+        <w:p>
+          <w:pPr>
+            <w:pStyle w:val="23"/>
+            <w:rPr>
+              <w:rFonts w:asciiTheme="minorHAnsi" w:eastAsiaTheme="minorEastAsia" w:hAnsiTheme="minorHAnsi"/>
+              <w:noProof/>
+              <w:sz w:val="22"/>
+              <w:lang w:eastAsia="ru-RU"/>
+            </w:rPr>
+          </w:pPr>
+          <w:hyperlink w:anchor="_Toc233763627" w:history="1">
+            <w:r>
+              <w:rPr>
+                <w:rStyle w:val="af0"/>
+                <w:bCs/>
+                <w:noProof/>
+              </w:rPr>
+              <w:t>6.5 Импорт и экспорт данных</w:t>
+            </w:r>
+            <w:r>
+              <w:rPr>
+                <w:noProof/>
+                <w:webHidden/>
+              </w:rPr>
+              <w:tab/>
+            </w:r>
+            <w:r>
+              <w:rPr>
+                <w:noProof/>
+                <w:webHidden/>
+              </w:rPr>
+              <w:fldChar w:fldCharType="begin"/>
+            </w:r>
+            <w:r>
+              <w:rPr>
+                <w:noProof/>
+                <w:webHidden/>
+              </w:rPr>
+              <w:instrText xml:space="preserve"> PAGEREF _Toc233763627 \h </w:instrText>
+            </w:r>
+            <w:r>
+              <w:rPr>
+                <w:noProof/>
+                <w:webHidden/>
+              </w:rPr>
+            </w:r>
+            <w:r>
+              <w:rPr>
+                <w:noProof/>
+                <w:webHidden/>
+              </w:rPr>
+              <w:fldChar w:fldCharType="separate"/>
+            </w:r>
+            <w:r>
+              <w:rPr>
+                <w:noProof/>
+                <w:webHidden/>
+              </w:rPr>
+              <w:t>24</w:t>
             </w:r>
             <w:r>
               <w:rPr>
@@ -1664,19 +2811,87 @@
             <w:rPr>
               <w:rFonts w:asciiTheme="minorHAnsi" w:eastAsiaTheme="minorEastAsia" w:hAnsiTheme="minorHAnsi"/>
               <w:noProof/>
-              <w:kern w:val="2"/>
-              <w:sz w:val="24"/>
-              <w:szCs w:val="24"/>
+              <w:sz w:val="22"/>
               <w:lang w:eastAsia="ru-RU"/>
-              <w14:ligatures w14:val="standardContextual"/>
             </w:rPr>
           </w:pPr>
-          <w:hyperlink w:anchor="_Toc211957462" w:history="1">
+          <w:hyperlink w:anchor="_Toc233763628" w:history="1">
             <w:r>
               <w:rPr>
                 <w:rStyle w:val="af0"/>
                 <w:noProof/>
               </w:rPr>
+              <w:t>Заключение</w:t>
+            </w:r>
+            <w:r>
+              <w:rPr>
+                <w:noProof/>
+                <w:webHidden/>
+              </w:rPr>
+              <w:tab/>
+            </w:r>
+            <w:r>
+              <w:rPr>
+                <w:noProof/>
+                <w:webHidden/>
+              </w:rPr>
+              <w:fldChar w:fldCharType="begin"/>
+            </w:r>
+            <w:r>
+              <w:rPr>
+                <w:noProof/>
+                <w:webHidden/>
+              </w:rPr>
+              <w:instrText xml:space="preserve"> PAGEREF _Toc233763628 \h </w:instrText>
+            </w:r>
+            <w:r>
+              <w:rPr>
+                <w:noProof/>
+                <w:webHidden/>
+              </w:rPr>
+            </w:r>
+            <w:r>
+              <w:rPr>
+                <w:noProof/>
+                <w:webHidden/>
+              </w:rPr>
+              <w:fldChar w:fldCharType="separate"/>
+            </w:r>
+            <w:r>
+              <w:rPr>
+                <w:noProof/>
+                <w:webHidden/>
+              </w:rPr>
+              <w:t>25</w:t>
+            </w:r>
+            <w:r>
+              <w:rPr>
+                <w:noProof/>
+                <w:webHidden/>
+              </w:rPr>
+              <w:fldChar w:fldCharType="end"/>
+            </w:r>
+          </w:hyperlink>
+        </w:p>
+        <w:p>
+          <w:pPr>
+            <w:pStyle w:val="11"/>
+            <w:tabs>
+              <w:tab w:val="right" w:leader="dot" w:pos="9344"/>
+            </w:tabs>
+            <w:rPr>
+              <w:rFonts w:asciiTheme="minorHAnsi" w:eastAsiaTheme="minorEastAsia" w:hAnsiTheme="minorHAnsi"/>
+              <w:noProof/>
+              <w:sz w:val="22"/>
+              <w:lang w:eastAsia="ru-RU"/>
+            </w:rPr>
+          </w:pPr>
+          <w:hyperlink w:anchor="_Toc233763629" w:history="1">
+            <w:r>
+              <w:rPr>
+                <w:rStyle w:val="af0"/>
+                <w:noProof/>
+              </w:rPr>
               <w:t>Список использованных источников</w:t>
             </w:r>
             <w:r>
@@ -1698,7 +2913,7 @@
                 <w:noProof/>
                 <w:webHidden/>
               </w:rPr>
-              <w:instrText xml:space="preserve"> PAGEREF _Toc211957462 \h </w:instrText>
+              <w:instrText xml:space="preserve"> PAGEREF _Toc233763629 \h </w:instrText>
             </w:r>
             <w:r>
               <w:rPr>
@@ -1718,7 +2933,7 @@
                 <w:noProof/>
                 <w:webHidden/>
               </w:rPr>
-              <w:t>22</w:t>
+              <w:t>26</w:t>
             </w:r>
             <w:r>
               <w:rPr>
@@ -1770,10 +2985,12 @@
       <w:pPr>
         <w:pStyle w:val="1"/>
       </w:pPr>
+      <w:bookmarkStart w:id="1" w:name="_Toc233763599"/>
       <w:r>
         <w:lastRenderedPageBreak/>
         <w:t>Введение</w:t>
       </w:r>
+      <w:bookmarkEnd w:id="1"/>
     </w:p>
     <w:p>
       <w:pPr>
@@ -1808,7 +3025,55 @@
         <w:ind w:firstLine="709"/>
       </w:pPr>
       <w:r>
-        <w:t>В качестве инструментов разработки выбраны язык C# и платформа .NET 10, кроссплатформенный фреймворк Avalonia UI для создания графического интерфейса, а также встроенная база данных SQLite и ORM-фреймворк Entity Framework Core для работы с данными. Выбор обусловлен современностью технологий, кроссплатформенностью Avalonia и удобством разработки.</w:t>
+        <w:t xml:space="preserve">В качестве инструментов разработки выбраны язык C# и платформа .NET 10, кроссплатформенный фреймворк </w:t>
+      </w:r>
+      <w:proofErr w:type="spellStart"/>
+      <w:r>
+        <w:t>Avalonia</w:t>
+      </w:r>
+      <w:proofErr w:type="spellEnd"/>
+      <w:r>
+        <w:t xml:space="preserve"> UI для создания графического интерфейса, а также встроенная база данных </w:t>
+      </w:r>
+      <w:proofErr w:type="spellStart"/>
+      <w:r>
+        <w:t>SQLite</w:t>
+      </w:r>
+      <w:proofErr w:type="spellEnd"/>
+      <w:r>
+        <w:t xml:space="preserve"> и ORM-фреймворк </w:t>
+      </w:r>
+      <w:proofErr w:type="spellStart"/>
+      <w:r>
+        <w:t>Entity</w:t>
+      </w:r>
+      <w:proofErr w:type="spellEnd"/>
+      <w:r>
+        <w:t xml:space="preserve"> </w:t>
+      </w:r>
+      <w:proofErr w:type="spellStart"/>
+      <w:r>
+        <w:t>Framework</w:t>
+      </w:r>
+      <w:proofErr w:type="spellEnd"/>
+      <w:r>
+        <w:t xml:space="preserve"> </w:t>
+      </w:r>
+      <w:proofErr w:type="spellStart"/>
+      <w:r>
+        <w:t>Core</w:t>
+      </w:r>
+      <w:proofErr w:type="spellEnd"/>
+      <w:r>
+        <w:t xml:space="preserve"> для работы с данными. Выбор обусловлен современностью технологий, кроссплатформенностью </w:t>
+      </w:r>
+      <w:proofErr w:type="spellStart"/>
+      <w:r>
+        <w:t>Avalonia</w:t>
+      </w:r>
+      <w:proofErr w:type="spellEnd"/>
+      <w:r>
+        <w:t xml:space="preserve"> и удобством разработки.</w:t>
       </w:r>
     </w:p>
     <w:p>
@@ -1832,17 +3097,21 @@
           <w:numId w:val="3"/>
         </w:numPr>
       </w:pPr>
+      <w:bookmarkStart w:id="2" w:name="_Toc233763600"/>
       <w:r>
         <w:t>Постановка задачи</w:t>
       </w:r>
+      <w:bookmarkEnd w:id="2"/>
     </w:p>
     <w:p>
       <w:pPr>
         <w:pStyle w:val="2"/>
       </w:pPr>
+      <w:bookmarkStart w:id="3" w:name="_Toc233763601"/>
       <w:r>
         <w:t>1.1 Анализ предметной области и постановка задачи</w:t>
       </w:r>
+      <w:bookmarkEnd w:id="3"/>
     </w:p>
     <w:p>
       <w:pPr>
@@ -1866,9 +3135,11 @@
       <w:pPr>
         <w:pStyle w:val="2"/>
       </w:pPr>
+      <w:bookmarkStart w:id="4" w:name="_Toc233763602"/>
       <w:r>
         <w:t>1.2 Инфологическое и физическое проектирование базы данных</w:t>
       </w:r>
+      <w:bookmarkEnd w:id="4"/>
     </w:p>
     <w:p>
       <w:pPr>
@@ -1876,7 +3147,39 @@
         <w:ind w:firstLine="709"/>
       </w:pPr>
       <w:r>
-        <w:t>Инфологическое проектирование включает построение концептуальной модели данных в виде диаграммы сущность-связь. В базе данных выделены четыре основные сущности: Workshop (цех), Worker (работник), SpecialClothing (спецодежда) и Receipt (получение).</w:t>
+        <w:t xml:space="preserve">Инфологическое проектирование включает построение концептуальной модели данных в виде диаграммы сущность-связь. В базе данных выделены четыре основные сущности: </w:t>
+      </w:r>
+      <w:proofErr w:type="spellStart"/>
+      <w:r>
+        <w:t>Workshop</w:t>
+      </w:r>
+      <w:proofErr w:type="spellEnd"/>
+      <w:r>
+        <w:t xml:space="preserve"> (цех), </w:t>
+      </w:r>
+      <w:proofErr w:type="spellStart"/>
+      <w:r>
+        <w:t>Worker</w:t>
+      </w:r>
+      <w:proofErr w:type="spellEnd"/>
+      <w:r>
+        <w:t xml:space="preserve"> (работник), </w:t>
+      </w:r>
+      <w:proofErr w:type="spellStart"/>
+      <w:r>
+        <w:t>SpecialClothing</w:t>
+      </w:r>
+      <w:proofErr w:type="spellEnd"/>
+      <w:r>
+        <w:t xml:space="preserve"> (спецодежда) и </w:t>
+      </w:r>
+      <w:proofErr w:type="spellStart"/>
+      <w:r>
+        <w:t>Receipt</w:t>
+      </w:r>
+      <w:proofErr w:type="spellEnd"/>
+      <w:r>
+        <w:t xml:space="preserve"> (получение).</w:t>
       </w:r>
     </w:p>
     <w:p>
@@ -1885,7 +3188,39 @@
         <w:ind w:firstLine="709"/>
       </w:pPr>
       <w:r>
-        <w:t>Сущность Workshop содержит атрибуты: идентификатор цеха, наименование и Ф.И.О. начальника. Сущность Worker содержит: идентификатор, Ф.И.О., должность, размер скидки и ссылку на цех. Сущность SpecialClothing содержит: идентификатор, вид спецодежды, срок носки в месяцах и стоимость единицы. Сущность Receipt содержит: идентификатор, ссылки на работника и спецодежду, дату получения и роспись.</w:t>
+        <w:t xml:space="preserve">Сущность </w:t>
+      </w:r>
+      <w:proofErr w:type="spellStart"/>
+      <w:r>
+        <w:t>Workshop</w:t>
+      </w:r>
+      <w:proofErr w:type="spellEnd"/>
+      <w:r>
+        <w:t xml:space="preserve"> содержит атрибуты: идентификатор цеха, наименование и Ф.И.О. начальника. Сущность </w:t>
+      </w:r>
+      <w:proofErr w:type="spellStart"/>
+      <w:r>
+        <w:t>Worker</w:t>
+      </w:r>
+      <w:proofErr w:type="spellEnd"/>
+      <w:r>
+        <w:t xml:space="preserve"> содержит: идентификатор, Ф.И.О., должность, размер скидки и ссылку на цех. Сущность </w:t>
+      </w:r>
+      <w:proofErr w:type="spellStart"/>
+      <w:r>
+        <w:t>SpecialClothing</w:t>
+      </w:r>
+      <w:proofErr w:type="spellEnd"/>
+      <w:r>
+        <w:t xml:space="preserve"> содержит: идентификатор, вид спецодежды, срок носки в месяцах и стоимость единицы. Сущность </w:t>
+      </w:r>
+      <w:proofErr w:type="spellStart"/>
+      <w:r>
+        <w:t>Receipt</w:t>
+      </w:r>
+      <w:proofErr w:type="spellEnd"/>
+      <w:r>
+        <w:t xml:space="preserve"> содержит: идентификатор, ссылки на работника и спецодежду, дату получения и роспись.</w:t>
       </w:r>
     </w:p>
     <w:p>
@@ -1894,7 +3229,15 @@
         <w:ind w:firstLine="709"/>
       </w:pPr>
       <w:r>
-        <w:t xml:space="preserve">Физическое проектирование включает создание таблиц в СУБД SQLite с определением типов данных, первичных и внешних ключей, а также </w:t>
+        <w:t xml:space="preserve">Физическое проектирование включает создание таблиц в СУБД </w:t>
+      </w:r>
+      <w:proofErr w:type="spellStart"/>
+      <w:r>
+        <w:t>SQLite</w:t>
+      </w:r>
+      <w:proofErr w:type="spellEnd"/>
+      <w:r>
+        <w:t xml:space="preserve"> с определением типов данных, первичных и внешних ключей, а также </w:t>
       </w:r>
       <w:r>
         <w:lastRenderedPageBreak/>
@@ -1907,16 +3250,50 @@
         <w:ind w:firstLine="709"/>
       </w:pPr>
       <w:r>
-        <w:t>В качестве ORM-фреймворка используется Entity Framework Core, который обеспечивает объектно-реляционное отображение и позволяет работать с базой данных через объекты C# без написания SQL-запросов вручную. Для визуализации архитектуры приложения используется паттерн MVVM (Model-View-ViewModel), обеспечивающий разделение логики, данных и представления.</w:t>
+        <w:t xml:space="preserve">В качестве ORM-фреймворка используется </w:t>
+      </w:r>
+      <w:proofErr w:type="spellStart"/>
+      <w:r>
+        <w:t>Entity</w:t>
+      </w:r>
+      <w:proofErr w:type="spellEnd"/>
+      <w:r>
+        <w:t xml:space="preserve"> </w:t>
+      </w:r>
+      <w:proofErr w:type="spellStart"/>
+      <w:r>
+        <w:t>Framework</w:t>
+      </w:r>
+      <w:proofErr w:type="spellEnd"/>
+      <w:r>
+        <w:t xml:space="preserve"> </w:t>
+      </w:r>
+      <w:proofErr w:type="spellStart"/>
+      <w:r>
+        <w:t>Core</w:t>
+      </w:r>
+      <w:proofErr w:type="spellEnd"/>
+      <w:r>
+        <w:t>, который обеспечивает объектно-реляционное отображение и позволяет работать с базой данных через объекты C# без написания SQL-запросов вручную. Для визуализации архитектуры приложения используется паттерн MVVM (</w:t>
+      </w:r>
+      <w:proofErr w:type="spellStart"/>
+      <w:r>
+        <w:t>Model-View-ViewModel</w:t>
+      </w:r>
+      <w:proofErr w:type="spellEnd"/>
+      <w:r>
+        <w:t>), обеспечивающий разделение логики, данных и представления.</w:t>
       </w:r>
     </w:p>
     <w:p>
       <w:pPr>
         <w:pStyle w:val="2"/>
       </w:pPr>
+      <w:bookmarkStart w:id="5" w:name="_Toc233763603"/>
       <w:r>
         <w:t>1.3 Выбор инструментальных средств и технологий</w:t>
       </w:r>
+      <w:bookmarkEnd w:id="5"/>
     </w:p>
     <w:p>
       <w:pPr>
@@ -1924,7 +3301,63 @@
         <w:ind w:firstLine="709"/>
       </w:pPr>
       <w:r>
-        <w:t>В качестве основной среды разработки выбрана IDE Microsoft Visual Studio 2022. Для создания графического интерфейса используется кроссплатформенный фреймворк Avalonia UI, который позволяет создавать современные десктопные приложения с богатым визуальным оформлением и поддерживает Windows, Linux и macOS.</w:t>
+        <w:t xml:space="preserve">В качестве основной среды разработки выбрана IDE </w:t>
+      </w:r>
+      <w:proofErr w:type="spellStart"/>
+      <w:r>
+        <w:t>Microsoft</w:t>
+      </w:r>
+      <w:proofErr w:type="spellEnd"/>
+      <w:r>
+        <w:t xml:space="preserve"> </w:t>
+      </w:r>
+      <w:proofErr w:type="spellStart"/>
+      <w:r>
+        <w:t>Visual</w:t>
+      </w:r>
+      <w:proofErr w:type="spellEnd"/>
+      <w:r>
+        <w:t xml:space="preserve"> </w:t>
+      </w:r>
+      <w:proofErr w:type="spellStart"/>
+      <w:r>
+        <w:t>Studio</w:t>
+      </w:r>
+      <w:proofErr w:type="spellEnd"/>
+      <w:r>
+        <w:t xml:space="preserve"> 2022. Для создания графического интерфейса используется кроссплатформенный фреймворк </w:t>
+      </w:r>
+      <w:proofErr w:type="spellStart"/>
+      <w:r>
+        <w:t>Avalonia</w:t>
+      </w:r>
+      <w:proofErr w:type="spellEnd"/>
+      <w:r>
+        <w:t xml:space="preserve"> UI, который позволяет создавать современные десктопные приложения с богатым визуальным оформлением и поддерживает </w:t>
+      </w:r>
+      <w:proofErr w:type="spellStart"/>
+      <w:r>
+        <w:t>Windows</w:t>
+      </w:r>
+      <w:proofErr w:type="spellEnd"/>
+      <w:r>
+        <w:t xml:space="preserve">, </w:t>
+      </w:r>
+      <w:proofErr w:type="spellStart"/>
+      <w:r>
+        <w:t>Linux</w:t>
+      </w:r>
+      <w:proofErr w:type="spellEnd"/>
+      <w:r>
+        <w:t xml:space="preserve"> и </w:t>
+      </w:r>
+      <w:proofErr w:type="spellStart"/>
+      <w:r>
+        <w:t>macOS</w:t>
+      </w:r>
+      <w:proofErr w:type="spellEnd"/>
+      <w:r>
+        <w:t>.</w:t>
       </w:r>
     </w:p>
     <w:p>
@@ -1933,7 +3366,23 @@
         <w:ind w:firstLine="709"/>
       </w:pPr>
       <w:r>
-        <w:t>Для реализации архитектуры MVVM используется библиотека CommunityToolkit.Mvvm, предоставляющая атрибуты для автоматической генерации команд и свойств уведомлений. В качестве СУБД выбрана SQLite — встроенная реляционная база данных, которая не требует отдельного сервера и хранит данные в одном файле.</w:t>
+        <w:t xml:space="preserve">Для реализации архитектуры MVVM используется библиотека </w:t>
+      </w:r>
+      <w:proofErr w:type="spellStart"/>
+      <w:r>
+        <w:t>CommunityToolkit.Mvvm</w:t>
+      </w:r>
+      <w:proofErr w:type="spellEnd"/>
+      <w:r>
+        <w:t xml:space="preserve">, предоставляющая атрибуты для автоматической генерации команд и свойств уведомлений. В качестве СУБД выбрана </w:t>
+      </w:r>
+      <w:proofErr w:type="spellStart"/>
+      <w:r>
+        <w:t>SQLite</w:t>
+      </w:r>
+      <w:proofErr w:type="spellEnd"/>
+      <w:r>
+        <w:t xml:space="preserve"> — встроенная реляционная база данных, которая не требует отдельного сервера и хранит данные в одном файле.</w:t>
       </w:r>
     </w:p>
     <w:p>
@@ -1942,7 +3391,63 @@
         <w:ind w:firstLine="709"/>
       </w:pPr>
       <w:r>
-        <w:t>Для работы с базой данных используется Entity Framework Core — современный ORM-фреймворк, позволяющий работать с данными через LINQ-запросы и объектную модель. Для формирования отчетов и диаграмм используются библиотеки EPPlus (для Excel) и iText (для PDF). Для построения графиков используется библиотека LiveCharts.</w:t>
+        <w:t xml:space="preserve">Для работы с базой данных используется </w:t>
+      </w:r>
+      <w:proofErr w:type="spellStart"/>
+      <w:r>
+        <w:t>Entity</w:t>
+      </w:r>
+      <w:proofErr w:type="spellEnd"/>
+      <w:r>
+        <w:t xml:space="preserve"> </w:t>
+      </w:r>
+      <w:proofErr w:type="spellStart"/>
+      <w:r>
+        <w:t>Framework</w:t>
+      </w:r>
+      <w:proofErr w:type="spellEnd"/>
+      <w:r>
+        <w:t xml:space="preserve"> </w:t>
+      </w:r>
+      <w:proofErr w:type="spellStart"/>
+      <w:r>
+        <w:t>Core</w:t>
+      </w:r>
+      <w:proofErr w:type="spellEnd"/>
+      <w:r>
+        <w:t xml:space="preserve"> — современный ORM-фреймворк, позволяющий работать с данными через LINQ-запросы и объектную модель. Для формирования отчетов и диаграмм используются библиотеки </w:t>
+      </w:r>
+      <w:proofErr w:type="spellStart"/>
+      <w:r>
+        <w:t>EPPlus</w:t>
+      </w:r>
+      <w:proofErr w:type="spellEnd"/>
+      <w:r>
+        <w:t xml:space="preserve"> (для </w:t>
+      </w:r>
+      <w:proofErr w:type="spellStart"/>
+      <w:r>
+        <w:t>Excel</w:t>
+      </w:r>
+      <w:proofErr w:type="spellEnd"/>
+      <w:r>
+        <w:t xml:space="preserve">) и </w:t>
+      </w:r>
+      <w:proofErr w:type="spellStart"/>
+      <w:r>
+        <w:t>iText</w:t>
+      </w:r>
+      <w:proofErr w:type="spellEnd"/>
+      <w:r>
+        <w:t xml:space="preserve"> (для PDF). Для построения графиков используется библиотека </w:t>
+      </w:r>
+      <w:proofErr w:type="spellStart"/>
+      <w:r>
+        <w:t>LiveCharts</w:t>
+      </w:r>
+      <w:proofErr w:type="spellEnd"/>
+      <w:r>
+        <w:t>.</w:t>
       </w:r>
     </w:p>
     <w:p>
@@ -1951,7 +3456,15 @@
         <w:ind w:firstLine="709"/>
       </w:pPr>
       <w:r>
-        <w:t xml:space="preserve">Архитектура приложения построена на основе паттерна MVVM (Model-View-ViewModel), который обеспечивает четкое разделение между бизнес-логикой, данными и пользовательским интерфейсом. Это позволяет легко </w:t>
+        <w:t>Архитектура приложения построена на основе паттерна MVVM (</w:t>
+      </w:r>
+      <w:proofErr w:type="spellStart"/>
+      <w:r>
+        <w:t>Model-View-ViewModel</w:t>
+      </w:r>
+      <w:proofErr w:type="spellEnd"/>
+      <w:r>
+        <w:t xml:space="preserve">), который обеспечивает четкое разделение между бизнес-логикой, данными и пользовательским интерфейсом. Это позволяет легко </w:t>
       </w:r>
       <w:r>
         <w:lastRenderedPageBreak/>
@@ -1974,18 +3487,22 @@
           <w:lang w:val="en-US"/>
         </w:rPr>
       </w:pPr>
+      <w:bookmarkStart w:id="6" w:name="_Toc233763604"/>
       <w:r>
         <w:lastRenderedPageBreak/>
         <w:t>Проектирование базы данных</w:t>
       </w:r>
+      <w:bookmarkEnd w:id="6"/>
     </w:p>
     <w:p>
       <w:pPr>
         <w:pStyle w:val="2"/>
       </w:pPr>
+      <w:bookmarkStart w:id="7" w:name="_Toc233763605"/>
       <w:r>
         <w:t>2.1 Проектирование базы данных</w:t>
       </w:r>
+      <w:bookmarkEnd w:id="7"/>
     </w:p>
     <w:p>
       <w:r>
@@ -2052,6 +3569,7 @@
       <w:pPr>
         <w:spacing w:before="120" w:after="200" w:line="360" w:lineRule="auto"/>
       </w:pPr>
+      <w:proofErr w:type="spellStart"/>
       <w:r>
         <w:rPr>
           <w:b/>
@@ -2059,6 +3577,7 @@
         </w:rPr>
         <w:t>Workshops</w:t>
       </w:r>
+      <w:proofErr w:type="spellEnd"/>
       <w:r>
         <w:t xml:space="preserve"> — таблица цехов предприятия:</w:t>
       </w:r>
@@ -2073,6 +3592,7 @@
         <w:spacing w:after="0" w:line="360" w:lineRule="auto"/>
         <w:ind w:left="714" w:hanging="357"/>
       </w:pPr>
+      <w:proofErr w:type="spellStart"/>
       <w:r>
         <w:rPr>
           <w:b/>
@@ -2080,8 +3600,17 @@
         </w:rPr>
         <w:t>Id</w:t>
       </w:r>
-      <w:r>
-        <w:t xml:space="preserve"> — идентификатор цеха, тип integer, первичный ключ;</w:t>
+      <w:proofErr w:type="spellEnd"/>
+      <w:r>
+        <w:t xml:space="preserve"> — идентификатор цеха, тип </w:t>
+      </w:r>
+      <w:proofErr w:type="spellStart"/>
+      <w:r>
+        <w:t>integer</w:t>
+      </w:r>
+      <w:proofErr w:type="spellEnd"/>
+      <w:r>
+        <w:t>, первичный ключ;</w:t>
       </w:r>
     </w:p>
     <w:p>
@@ -2094,6 +3623,7 @@
         <w:spacing w:after="0" w:line="360" w:lineRule="auto"/>
         <w:ind w:left="714" w:hanging="357"/>
       </w:pPr>
+      <w:proofErr w:type="spellStart"/>
       <w:r>
         <w:rPr>
           <w:b/>
@@ -2101,8 +3631,17 @@
         </w:rPr>
         <w:t>Name</w:t>
       </w:r>
-      <w:r>
-        <w:t xml:space="preserve"> — наименование цеха, тип string;</w:t>
+      <w:proofErr w:type="spellEnd"/>
+      <w:r>
+        <w:t xml:space="preserve"> — наименование цеха, тип </w:t>
+      </w:r>
+      <w:proofErr w:type="spellStart"/>
+      <w:r>
+        <w:t>string</w:t>
+      </w:r>
+      <w:proofErr w:type="spellEnd"/>
+      <w:r>
+        <w:t>;</w:t>
       </w:r>
     </w:p>
     <w:p>
@@ -2115,6 +3654,7 @@
         <w:spacing w:after="0" w:line="360" w:lineRule="auto"/>
         <w:ind w:left="714" w:hanging="357"/>
       </w:pPr>
+      <w:proofErr w:type="spellStart"/>
       <w:r>
         <w:rPr>
           <w:b/>
@@ -2122,8 +3662,17 @@
         </w:rPr>
         <w:t>Manager</w:t>
       </w:r>
-      <w:r>
-        <w:t xml:space="preserve"> — Ф.И.О. начальника цеха, тип string.</w:t>
+      <w:proofErr w:type="spellEnd"/>
+      <w:r>
+        <w:t xml:space="preserve"> — Ф.И.О. начальника цеха, тип </w:t>
+      </w:r>
+      <w:proofErr w:type="spellStart"/>
+      <w:r>
+        <w:t>string</w:t>
+      </w:r>
+      <w:proofErr w:type="spellEnd"/>
+      <w:r>
+        <w:t>.</w:t>
       </w:r>
     </w:p>
     <w:p>
@@ -2136,6 +3685,7 @@
         <w:spacing w:after="0" w:line="360" w:lineRule="auto"/>
         <w:ind w:left="714" w:hanging="357"/>
       </w:pPr>
+      <w:proofErr w:type="spellStart"/>
       <w:r>
         <w:rPr>
           <w:b/>
@@ -2143,6 +3693,7 @@
         </w:rPr>
         <w:t>SpecialClothings</w:t>
       </w:r>
+      <w:proofErr w:type="spellEnd"/>
       <w:r>
         <w:t xml:space="preserve"> — таблица номенклатуры спецодежды:</w:t>
       </w:r>
@@ -2157,6 +3708,7 @@
         <w:spacing w:after="0" w:line="360" w:lineRule="auto"/>
         <w:ind w:left="714" w:hanging="357"/>
       </w:pPr>
+      <w:proofErr w:type="spellStart"/>
       <w:r>
         <w:rPr>
           <w:b/>
@@ -2164,14 +3716,24 @@
         </w:rPr>
         <w:t>Id</w:t>
       </w:r>
-      <w:r>
-        <w:t xml:space="preserve"> — идентификатор спецодежды, тип integer, первичный ключ;</w:t>
+      <w:proofErr w:type="spellEnd"/>
+      <w:r>
+        <w:t xml:space="preserve"> — идентификатор спецодежды, тип </w:t>
+      </w:r>
+      <w:proofErr w:type="spellStart"/>
+      <w:r>
+        <w:t>integer</w:t>
+      </w:r>
+      <w:proofErr w:type="spellEnd"/>
+      <w:r>
+        <w:t>, первичный ключ;</w:t>
       </w:r>
     </w:p>
     <w:p>
       <w:pPr>
         <w:spacing w:after="0" w:line="360" w:lineRule="auto"/>
       </w:pPr>
+      <w:proofErr w:type="spellStart"/>
       <w:r>
         <w:rPr>
           <w:b/>
@@ -2179,8 +3741,17 @@
         </w:rPr>
         <w:t>Type</w:t>
       </w:r>
-      <w:r>
-        <w:t xml:space="preserve"> — вид спецодежды, тип string;</w:t>
+      <w:proofErr w:type="spellEnd"/>
+      <w:r>
+        <w:t xml:space="preserve"> — вид спецодежды, тип </w:t>
+      </w:r>
+      <w:proofErr w:type="spellStart"/>
+      <w:r>
+        <w:t>string</w:t>
+      </w:r>
+      <w:proofErr w:type="spellEnd"/>
+      <w:r>
+        <w:t>;</w:t>
       </w:r>
     </w:p>
     <w:p>
@@ -2192,6 +3763,7 @@
         </w:numPr>
         <w:spacing w:after="0" w:line="360" w:lineRule="auto"/>
       </w:pPr>
+      <w:proofErr w:type="spellStart"/>
       <w:r>
         <w:rPr>
           <w:b/>
@@ -2199,8 +3771,17 @@
         </w:rPr>
         <w:t>WearPeriod</w:t>
       </w:r>
-      <w:r>
-        <w:t xml:space="preserve"> — срок носки в месяцах, тип integer;</w:t>
+      <w:proofErr w:type="spellEnd"/>
+      <w:r>
+        <w:t xml:space="preserve"> — срок носки в месяцах, тип </w:t>
+      </w:r>
+      <w:proofErr w:type="spellStart"/>
+      <w:r>
+        <w:t>integer</w:t>
+      </w:r>
+      <w:proofErr w:type="spellEnd"/>
+      <w:r>
+        <w:t>;</w:t>
       </w:r>
     </w:p>
     <w:p>
@@ -2212,6 +3793,7 @@
         </w:numPr>
         <w:spacing w:after="0" w:line="360" w:lineRule="auto"/>
       </w:pPr>
+      <w:proofErr w:type="spellStart"/>
       <w:r>
         <w:rPr>
           <w:b/>
@@ -2219,8 +3801,17 @@
         </w:rPr>
         <w:t>UnitCost</w:t>
       </w:r>
-      <w:r>
-        <w:t xml:space="preserve"> — стоимость единицы, тип double.</w:t>
+      <w:proofErr w:type="spellEnd"/>
+      <w:r>
+        <w:t xml:space="preserve"> — стоимость единицы, тип </w:t>
+      </w:r>
+      <w:proofErr w:type="spellStart"/>
+      <w:r>
+        <w:t>double</w:t>
+      </w:r>
+      <w:proofErr w:type="spellEnd"/>
+      <w:r>
+        <w:t>.</w:t>
       </w:r>
     </w:p>
     <w:p>
@@ -2232,6 +3823,7 @@
         </w:numPr>
         <w:spacing w:after="0" w:line="360" w:lineRule="auto"/>
       </w:pPr>
+      <w:proofErr w:type="spellStart"/>
       <w:r>
         <w:rPr>
           <w:b/>
@@ -2239,6 +3831,7 @@
         </w:rPr>
         <w:t>Workers</w:t>
       </w:r>
+      <w:proofErr w:type="spellEnd"/>
       <w:r>
         <w:t xml:space="preserve"> — таблица работников предприятия:</w:t>
       </w:r>
@@ -2247,16 +3840,33 @@
       <w:pPr>
         <w:spacing w:after="0" w:line="360" w:lineRule="auto"/>
       </w:pPr>
+      <w:proofErr w:type="spellStart"/>
       <w:r>
         <w:rPr>
           <w:b/>
           <w:bCs/>
         </w:rPr>
         <w:lastRenderedPageBreak/>
-        <w:t xml:space="preserve">Id </w:t>
-      </w:r>
-      <w:r>
-        <w:t>— идентификатор работника, тип integer, первичный ключ;</w:t>
+        <w:t>Id</w:t>
+      </w:r>
+      <w:proofErr w:type="spellEnd"/>
+      <w:r>
+        <w:rPr>
+          <w:b/>
+          <w:bCs/>
+        </w:rPr>
+        <w:t xml:space="preserve"> </w:t>
+      </w:r>
+      <w:r>
+        <w:t xml:space="preserve">— идентификатор работника, тип </w:t>
+      </w:r>
+      <w:proofErr w:type="spellStart"/>
+      <w:r>
+        <w:t>integer</w:t>
+      </w:r>
+      <w:proofErr w:type="spellEnd"/>
+      <w:r>
+        <w:t>, первичный ключ;</w:t>
       </w:r>
     </w:p>
     <w:p>
@@ -2276,7 +3886,15 @@
         <w:t>FIO</w:t>
       </w:r>
       <w:r>
-        <w:t xml:space="preserve"> — Ф.И.О. работника, тип string;</w:t>
+        <w:t xml:space="preserve"> — Ф.И.О. работника, тип </w:t>
+      </w:r>
+      <w:proofErr w:type="spellStart"/>
+      <w:r>
+        <w:t>string</w:t>
+      </w:r>
+      <w:proofErr w:type="spellEnd"/>
+      <w:r>
+        <w:t>;</w:t>
       </w:r>
     </w:p>
     <w:p>
@@ -2288,6 +3906,7 @@
         </w:numPr>
         <w:spacing w:after="0" w:line="360" w:lineRule="auto"/>
       </w:pPr>
+      <w:proofErr w:type="spellStart"/>
       <w:r>
         <w:rPr>
           <w:b/>
@@ -2295,8 +3914,17 @@
         </w:rPr>
         <w:t>Position</w:t>
       </w:r>
-      <w:r>
-        <w:t xml:space="preserve"> — должность, тип string;</w:t>
+      <w:proofErr w:type="spellEnd"/>
+      <w:r>
+        <w:t xml:space="preserve"> — должность, тип </w:t>
+      </w:r>
+      <w:proofErr w:type="spellStart"/>
+      <w:r>
+        <w:t>string</w:t>
+      </w:r>
+      <w:proofErr w:type="spellEnd"/>
+      <w:r>
+        <w:t>;</w:t>
       </w:r>
     </w:p>
     <w:p>
@@ -2308,6 +3936,7 @@
         </w:numPr>
         <w:spacing w:after="0" w:line="360" w:lineRule="auto"/>
       </w:pPr>
+      <w:proofErr w:type="spellStart"/>
       <w:r>
         <w:rPr>
           <w:b/>
@@ -2315,8 +3944,17 @@
         </w:rPr>
         <w:t>Discount</w:t>
       </w:r>
-      <w:r>
-        <w:t xml:space="preserve"> — размер скидки в процентах, тип integer;</w:t>
+      <w:proofErr w:type="spellEnd"/>
+      <w:r>
+        <w:t xml:space="preserve"> — размер скидки в процентах, тип </w:t>
+      </w:r>
+      <w:proofErr w:type="spellStart"/>
+      <w:r>
+        <w:t>integer</w:t>
+      </w:r>
+      <w:proofErr w:type="spellEnd"/>
+      <w:r>
+        <w:t>;</w:t>
       </w:r>
     </w:p>
     <w:p>
@@ -2328,6 +3966,7 @@
         </w:numPr>
         <w:spacing w:after="0" w:line="360" w:lineRule="auto"/>
       </w:pPr>
+      <w:proofErr w:type="spellStart"/>
       <w:r>
         <w:rPr>
           <w:b/>
@@ -2335,6 +3974,7 @@
         </w:rPr>
         <w:t>WorkshopId</w:t>
       </w:r>
+      <w:proofErr w:type="spellEnd"/>
       <w:r>
         <w:t xml:space="preserve"> — ссылка на цех, внешний ключ.</w:t>
       </w:r>
@@ -2348,23 +3988,45 @@
         </w:numPr>
         <w:spacing w:after="0" w:line="360" w:lineRule="auto"/>
       </w:pPr>
-      <w:r>
-        <w:t>Receipts — таблица получений спецодежды:</w:t>
+      <w:proofErr w:type="spellStart"/>
+      <w:r>
+        <w:t>Receipts</w:t>
+      </w:r>
+      <w:proofErr w:type="spellEnd"/>
+      <w:r>
+        <w:t xml:space="preserve"> — таблица получений спецодежды:</w:t>
       </w:r>
     </w:p>
     <w:p>
       <w:pPr>
         <w:spacing w:after="0" w:line="360" w:lineRule="auto"/>
       </w:pPr>
+      <w:proofErr w:type="spellStart"/>
       <w:r>
         <w:rPr>
           <w:b/>
           <w:bCs/>
         </w:rPr>
-        <w:t xml:space="preserve">Id </w:t>
-      </w:r>
-      <w:r>
-        <w:t>— идентификатор получения, тип integer, первичный ключ;</w:t>
+        <w:t>Id</w:t>
+      </w:r>
+      <w:proofErr w:type="spellEnd"/>
+      <w:r>
+        <w:rPr>
+          <w:b/>
+          <w:bCs/>
+        </w:rPr>
+        <w:t xml:space="preserve"> </w:t>
+      </w:r>
+      <w:r>
+        <w:t xml:space="preserve">— идентификатор получения, тип </w:t>
+      </w:r>
+      <w:proofErr w:type="spellStart"/>
+      <w:r>
+        <w:t>integer</w:t>
+      </w:r>
+      <w:proofErr w:type="spellEnd"/>
+      <w:r>
+        <w:t>, первичный ключ;</w:t>
       </w:r>
     </w:p>
     <w:p>
@@ -2376,6 +4038,7 @@
         </w:numPr>
         <w:spacing w:after="0" w:line="360" w:lineRule="auto"/>
       </w:pPr>
+      <w:proofErr w:type="spellStart"/>
       <w:r>
         <w:rPr>
           <w:b/>
@@ -2383,6 +4046,7 @@
         </w:rPr>
         <w:t>WorkerId</w:t>
       </w:r>
+      <w:proofErr w:type="spellEnd"/>
       <w:r>
         <w:t xml:space="preserve"> — ссылка на работника, внешний ключ;</w:t>
       </w:r>
@@ -2397,6 +4061,7 @@
         <w:spacing w:after="0" w:line="360" w:lineRule="auto"/>
         <w:ind w:left="357" w:firstLine="0"/>
       </w:pPr>
+      <w:proofErr w:type="spellStart"/>
       <w:r>
         <w:rPr>
           <w:b/>
@@ -2404,6 +4069,7 @@
         </w:rPr>
         <w:t>ClothingId</w:t>
       </w:r>
+      <w:proofErr w:type="spellEnd"/>
       <w:r>
         <w:t xml:space="preserve"> — ссылка на спецодежду, внешний ключ;</w:t>
       </w:r>
@@ -2421,6 +4087,7 @@
           <w:lang w:val="en-US"/>
         </w:rPr>
       </w:pPr>
+      <w:proofErr w:type="spellStart"/>
       <w:r>
         <w:rPr>
           <w:b/>
@@ -2429,6 +4096,7 @@
         </w:rPr>
         <w:t>DateReceived</w:t>
       </w:r>
+      <w:proofErr w:type="spellEnd"/>
       <w:r>
         <w:rPr>
           <w:lang w:val="en-US"/>
@@ -2460,7 +4128,21 @@
         <w:rPr>
           <w:lang w:val="en-US"/>
         </w:rPr>
-        <w:t xml:space="preserve"> DateTime;</w:t>
+        <w:t xml:space="preserve"> </w:t>
+      </w:r>
+      <w:proofErr w:type="spellStart"/>
+      <w:r>
+        <w:rPr>
+          <w:lang w:val="en-US"/>
+        </w:rPr>
+        <w:t>DateTime</w:t>
+      </w:r>
+      <w:proofErr w:type="spellEnd"/>
+      <w:r>
+        <w:rPr>
+          <w:lang w:val="en-US"/>
+        </w:rPr>
+        <w:t>;</w:t>
       </w:r>
     </w:p>
     <w:p>
@@ -2473,6 +4155,7 @@
         <w:spacing w:after="0" w:line="360" w:lineRule="auto"/>
         <w:ind w:left="357" w:firstLine="0"/>
       </w:pPr>
+      <w:proofErr w:type="spellStart"/>
       <w:r>
         <w:rPr>
           <w:b/>
@@ -2480,8 +4163,17 @@
         </w:rPr>
         <w:t>Signature</w:t>
       </w:r>
-      <w:r>
-        <w:t xml:space="preserve"> — роспись работника, тип string.</w:t>
+      <w:proofErr w:type="spellEnd"/>
+      <w:r>
+        <w:t xml:space="preserve"> — роспись работника, тип </w:t>
+      </w:r>
+      <w:proofErr w:type="spellStart"/>
+      <w:r>
+        <w:t>string</w:t>
+      </w:r>
+      <w:proofErr w:type="spellEnd"/>
+      <w:r>
+        <w:t>.</w:t>
       </w:r>
     </w:p>
     <w:p>
@@ -2493,6 +4185,7 @@
         </w:numPr>
         <w:spacing w:after="0" w:line="360" w:lineRule="auto"/>
       </w:pPr>
+      <w:proofErr w:type="spellStart"/>
       <w:r>
         <w:rPr>
           <w:b/>
@@ -2501,18 +4194,21 @@
         </w:rPr>
         <w:t>EndDate</w:t>
       </w:r>
+      <w:proofErr w:type="spellEnd"/>
       <w:r>
         <w:t xml:space="preserve"> – </w:t>
       </w:r>
       <w:r>
         <w:t xml:space="preserve">дата окончания срока назначения председателем, тип данных </w:t>
       </w:r>
+      <w:proofErr w:type="spellStart"/>
       <w:r>
         <w:rPr>
           <w:lang w:val="en-US"/>
         </w:rPr>
         <w:t>DateTime</w:t>
       </w:r>
+      <w:proofErr w:type="spellEnd"/>
       <w:r>
         <w:t>.</w:t>
       </w:r>
@@ -2522,7 +4218,55 @@
         <w:spacing w:after="0" w:line="360" w:lineRule="auto"/>
       </w:pPr>
       <w:r>
-        <w:t>Контекст базы данных KursContext реализован с помощью Entity Framework Core и включает наборы DbSet для каждой сущности. При первом запуске приложения база данных автоматически создается методом EnsureCreated().</w:t>
+        <w:t xml:space="preserve">Контекст базы данных </w:t>
+      </w:r>
+      <w:proofErr w:type="spellStart"/>
+      <w:r>
+        <w:t>KursContext</w:t>
+      </w:r>
+      <w:proofErr w:type="spellEnd"/>
+      <w:r>
+        <w:t xml:space="preserve"> реализован с помощью </w:t>
+      </w:r>
+      <w:proofErr w:type="spellStart"/>
+      <w:r>
+        <w:t>Entity</w:t>
+      </w:r>
+      <w:proofErr w:type="spellEnd"/>
+      <w:r>
+        <w:t xml:space="preserve"> </w:t>
+      </w:r>
+      <w:proofErr w:type="spellStart"/>
+      <w:r>
+        <w:t>Framework</w:t>
+      </w:r>
+      <w:proofErr w:type="spellEnd"/>
+      <w:r>
+        <w:t xml:space="preserve"> </w:t>
+      </w:r>
+      <w:proofErr w:type="spellStart"/>
+      <w:r>
+        <w:t>Core</w:t>
+      </w:r>
+      <w:proofErr w:type="spellEnd"/>
+      <w:r>
+        <w:t xml:space="preserve"> и включает наборы </w:t>
+      </w:r>
+      <w:proofErr w:type="spellStart"/>
+      <w:r>
+        <w:t>DbSet</w:t>
+      </w:r>
+      <w:proofErr w:type="spellEnd"/>
+      <w:r>
+        <w:t xml:space="preserve"> для каждой сущности. При первом запуске приложения база данных автоматически создается методом </w:t>
+      </w:r>
+      <w:proofErr w:type="spellStart"/>
+      <w:r>
+        <w:t>EnsureCreated</w:t>
+      </w:r>
+      <w:proofErr w:type="spellEnd"/>
+      <w:r>
+        <w:t>().</w:t>
       </w:r>
     </w:p>
     <w:p>
@@ -2535,7 +4279,55 @@
         <w:spacing w:after="0" w:line="360" w:lineRule="auto"/>
       </w:pPr>
       <w:r>
-        <w:t>Между таблицами установлены следующие связи: один цех — много работников (Workshop → Workers), один работник — много получений (Worker → Receipts), одна спецодежда — много получений (SpecialClothing → Receipts). Для обеспечения целостности данных используется поведение ON DELETE RESTRICT.</w:t>
+        <w:t>Между таблицами установлены следующие связи: один цех — много работников (</w:t>
+      </w:r>
+      <w:proofErr w:type="spellStart"/>
+      <w:r>
+        <w:t>Workshop</w:t>
+      </w:r>
+      <w:proofErr w:type="spellEnd"/>
+      <w:r>
+        <w:t xml:space="preserve"> → </w:t>
+      </w:r>
+      <w:proofErr w:type="spellStart"/>
+      <w:r>
+        <w:t>Workers</w:t>
+      </w:r>
+      <w:proofErr w:type="spellEnd"/>
+      <w:r>
+        <w:t>), один работник — много получений (</w:t>
+      </w:r>
+      <w:proofErr w:type="spellStart"/>
+      <w:r>
+        <w:t>Worker</w:t>
+      </w:r>
+      <w:proofErr w:type="spellEnd"/>
+      <w:r>
+        <w:t xml:space="preserve"> → </w:t>
+      </w:r>
+      <w:proofErr w:type="spellStart"/>
+      <w:r>
+        <w:t>Receipts</w:t>
+      </w:r>
+      <w:proofErr w:type="spellEnd"/>
+      <w:r>
+        <w:t>), одна спецодежда — много получений (</w:t>
+      </w:r>
+      <w:proofErr w:type="spellStart"/>
+      <w:r>
+        <w:t>SpecialClothing</w:t>
+      </w:r>
+      <w:proofErr w:type="spellEnd"/>
+      <w:r>
+        <w:t xml:space="preserve"> → </w:t>
+      </w:r>
+      <w:proofErr w:type="spellStart"/>
+      <w:r>
+        <w:t>Receipts</w:t>
+      </w:r>
+      <w:proofErr w:type="spellEnd"/>
+      <w:r>
+        <w:t>). Для обеспечения целостности данных используется поведение ON DELETE RESTRICT.</w:t>
       </w:r>
     </w:p>
     <w:p>
@@ -2608,7 +4400,77 @@
         <w:rPr>
           <w:lang w:val="en-US"/>
         </w:rPr>
-        <w:t xml:space="preserve">: WorkshopsPageService, SpecialClothingPageService, WorkersPageService, ReceiptsPageService, ReportPageService </w:t>
+        <w:t xml:space="preserve">: </w:t>
+      </w:r>
+      <w:proofErr w:type="spellStart"/>
+      <w:r>
+        <w:rPr>
+          <w:lang w:val="en-US"/>
+        </w:rPr>
+        <w:t>WorkshopsPageService</w:t>
+      </w:r>
+      <w:proofErr w:type="spellEnd"/>
+      <w:r>
+        <w:rPr>
+          <w:lang w:val="en-US"/>
+        </w:rPr>
+        <w:t xml:space="preserve">, </w:t>
+      </w:r>
+      <w:proofErr w:type="spellStart"/>
+      <w:r>
+        <w:rPr>
+          <w:lang w:val="en-US"/>
+        </w:rPr>
+        <w:t>SpecialClothingPageService</w:t>
+      </w:r>
+      <w:proofErr w:type="spellEnd"/>
+      <w:r>
+        <w:rPr>
+          <w:lang w:val="en-US"/>
+        </w:rPr>
+        <w:t xml:space="preserve">, </w:t>
+      </w:r>
+      <w:proofErr w:type="spellStart"/>
+      <w:r>
+        <w:rPr>
+          <w:lang w:val="en-US"/>
+        </w:rPr>
+        <w:t>WorkersPageService</w:t>
+      </w:r>
+      <w:proofErr w:type="spellEnd"/>
+      <w:r>
+        <w:rPr>
+          <w:lang w:val="en-US"/>
+        </w:rPr>
+        <w:t xml:space="preserve">, </w:t>
+      </w:r>
+      <w:proofErr w:type="spellStart"/>
+      <w:r>
+        <w:rPr>
+          <w:lang w:val="en-US"/>
+        </w:rPr>
+        <w:t>ReceiptsPageService</w:t>
+      </w:r>
+      <w:proofErr w:type="spellEnd"/>
+      <w:r>
+        <w:rPr>
+          <w:lang w:val="en-US"/>
+        </w:rPr>
+        <w:t xml:space="preserve">, </w:t>
+      </w:r>
+      <w:proofErr w:type="spellStart"/>
+      <w:r>
+        <w:rPr>
+          <w:lang w:val="en-US"/>
+        </w:rPr>
+        <w:t>ReportPageService</w:t>
+      </w:r>
+      <w:proofErr w:type="spellEnd"/>
+      <w:r>
+        <w:rPr>
+          <w:lang w:val="en-US"/>
+        </w:rPr>
+        <w:t xml:space="preserve"> </w:t>
       </w:r>
       <w:r>
         <w:t>и</w:t>
@@ -2617,10 +4479,32 @@
         <w:rPr>
           <w:lang w:val="en-US"/>
         </w:rPr>
-        <w:t xml:space="preserve"> ImportExportService. </w:t>
-      </w:r>
-      <w:r>
-        <w:t>Каждый сервис реализует интерфейс IDBService и обеспечивает базовые операции CRUD.</w:t>
+        <w:t xml:space="preserve"> </w:t>
+      </w:r>
+      <w:proofErr w:type="spellStart"/>
+      <w:r>
+        <w:rPr>
+          <w:lang w:val="en-US"/>
+        </w:rPr>
+        <w:t>ImportExportService</w:t>
+      </w:r>
+      <w:proofErr w:type="spellEnd"/>
+      <w:r>
+        <w:rPr>
+          <w:lang w:val="en-US"/>
+        </w:rPr>
+        <w:t xml:space="preserve">. </w:t>
+      </w:r>
+      <w:r>
+        <w:t xml:space="preserve">Каждый сервис реализует интерфейс </w:t>
+      </w:r>
+      <w:proofErr w:type="spellStart"/>
+      <w:r>
+        <w:t>IDBService</w:t>
+      </w:r>
+      <w:proofErr w:type="spellEnd"/>
+      <w:r>
+        <w:t xml:space="preserve"> и обеспечивает базовые операции CRUD.</w:t>
       </w:r>
     </w:p>
     <w:p>
@@ -2650,7 +4534,47 @@
         <w:spacing w:after="0" w:line="360" w:lineRule="auto"/>
       </w:pPr>
       <w:r>
-        <w:t>Приложение поддерживает импорт и экспорт данных в форматах CSV, Excel, JSON, XML и PDF. Для импорта из CSV реализовано автоопределение разделителя (запятая или точка с запятой). Для экспорта в Excel используется библиотека EPPlus, для PDF — iText.</w:t>
+        <w:t xml:space="preserve">Приложение поддерживает импорт и экспорт данных в форматах CSV, </w:t>
+      </w:r>
+      <w:proofErr w:type="spellStart"/>
+      <w:r>
+        <w:t>Excel</w:t>
+      </w:r>
+      <w:proofErr w:type="spellEnd"/>
+      <w:r>
+        <w:t xml:space="preserve">, JSON, XML и PDF. Для импорта из CSV реализовано </w:t>
+      </w:r>
+      <w:proofErr w:type="spellStart"/>
+      <w:r>
+        <w:t>автоопределение</w:t>
+      </w:r>
+      <w:proofErr w:type="spellEnd"/>
+      <w:r>
+        <w:t xml:space="preserve"> разделителя (запятая или точка с запятой). Для экспорта в </w:t>
+      </w:r>
+      <w:proofErr w:type="spellStart"/>
+      <w:r>
+        <w:t>Excel</w:t>
+      </w:r>
+      <w:proofErr w:type="spellEnd"/>
+      <w:r>
+        <w:t xml:space="preserve"> используется библиотека </w:t>
+      </w:r>
+      <w:proofErr w:type="spellStart"/>
+      <w:r>
+        <w:t>EPPlus</w:t>
+      </w:r>
+      <w:proofErr w:type="spellEnd"/>
+      <w:r>
+        <w:t xml:space="preserve">, для PDF — </w:t>
+      </w:r>
+      <w:proofErr w:type="spellStart"/>
+      <w:r>
+        <w:t>iText</w:t>
+      </w:r>
+      <w:proofErr w:type="spellEnd"/>
+      <w:r>
+        <w:t>.</w:t>
       </w:r>
     </w:p>
     <w:p>
@@ -2658,7 +4582,47 @@
         <w:spacing w:after="0" w:line="360" w:lineRule="auto"/>
       </w:pPr>
       <w:r>
-        <w:t>Для конвертации идентификаторов в читаемые значения созданы конвертеры: IdWorkerToFIO, IdClothingToType, IdWorkshopToName, ExpirationColorConverter, DiscountToColorConverter и другие. Они позволяют отображать в таблицах Ф.И.О. вместо идентификаторов.</w:t>
+        <w:t xml:space="preserve">Для конвертации идентификаторов в читаемые значения созданы конвертеры: </w:t>
+      </w:r>
+      <w:proofErr w:type="spellStart"/>
+      <w:r>
+        <w:t>IdWorkerToFIO</w:t>
+      </w:r>
+      <w:proofErr w:type="spellEnd"/>
+      <w:r>
+        <w:t xml:space="preserve">, </w:t>
+      </w:r>
+      <w:proofErr w:type="spellStart"/>
+      <w:r>
+        <w:t>IdClothingToType</w:t>
+      </w:r>
+      <w:proofErr w:type="spellEnd"/>
+      <w:r>
+        <w:t xml:space="preserve">, </w:t>
+      </w:r>
+      <w:proofErr w:type="spellStart"/>
+      <w:r>
+        <w:t>IdWorkshopToName</w:t>
+      </w:r>
+      <w:proofErr w:type="spellEnd"/>
+      <w:r>
+        <w:t xml:space="preserve">, </w:t>
+      </w:r>
+      <w:proofErr w:type="spellStart"/>
+      <w:r>
+        <w:t>ExpirationColorConverter</w:t>
+      </w:r>
+      <w:proofErr w:type="spellEnd"/>
+      <w:r>
+        <w:t xml:space="preserve">, </w:t>
+      </w:r>
+      <w:proofErr w:type="spellStart"/>
+      <w:r>
+        <w:t>DiscountToColorConverter</w:t>
+      </w:r>
+      <w:proofErr w:type="spellEnd"/>
+      <w:r>
+        <w:t xml:space="preserve"> и другие. Они позволяют отображать в таблицах Ф.И.О. вместо идентификаторов.</w:t>
       </w:r>
     </w:p>
     <w:p>
@@ -2671,7 +4635,15 @@
         <w:spacing w:after="0" w:line="360" w:lineRule="auto"/>
       </w:pPr>
       <w:r>
-        <w:t>Для визуализации данных используются графики и диаграммы: распределение получений по цехам, стоимость спецодежды по видам, анализ сроков носки. Для построения графиков используется библиотека LiveCharts с поддержкой столбчатых, линейных и круговых диаграмм.</w:t>
+        <w:t xml:space="preserve">Для визуализации данных используются графики и диаграммы: распределение получений по цехам, стоимость спецодежды по видам, анализ сроков носки. Для построения графиков используется библиотека </w:t>
+      </w:r>
+      <w:proofErr w:type="spellStart"/>
+      <w:r>
+        <w:t>LiveCharts</w:t>
+      </w:r>
+      <w:proofErr w:type="spellEnd"/>
+      <w:r>
+        <w:t xml:space="preserve"> с поддержкой столбчатых, линейных и круговых диаграмм.</w:t>
       </w:r>
     </w:p>
     <w:p>
@@ -2684,7 +4656,15 @@
         <w:spacing w:after="0" w:line="360" w:lineRule="auto"/>
       </w:pPr>
       <w:r>
-        <w:t>Приложение реализует автоматическое создание базы данных файлом при первом запуске. Файл базы данных kurs_new.db создается в рабочей директории приложения и содержит все необходимые таблицы и ограничения.</w:t>
+        <w:t xml:space="preserve">Приложение реализует автоматическое создание базы данных файлом при первом запуске. Файл базы данных </w:t>
+      </w:r>
+      <w:proofErr w:type="spellStart"/>
+      <w:r>
+        <w:t>kurs_new.db</w:t>
+      </w:r>
+      <w:proofErr w:type="spellEnd"/>
+      <w:r>
+        <w:t xml:space="preserve"> создается в рабочей директории приложения и содержит все необходимые таблицы и ограничения.</w:t>
       </w:r>
     </w:p>
     <w:p>
@@ -2697,7 +4677,23 @@
         <w:spacing w:after="0" w:line="360" w:lineRule="auto"/>
       </w:pPr>
       <w:r>
-        <w:t>Для тестирования импорта созданы образцовые файлы в папке SampleData: workshops.csv, specialclothing.csv, workers.csv, receipts.csv, workshops.json и workshops.xml. Файлы содержат тестовые данные на русском языке с правильными заголовками.</w:t>
+        <w:t xml:space="preserve">Для тестирования импорта созданы образцовые файлы в папке </w:t>
+      </w:r>
+      <w:proofErr w:type="spellStart"/>
+      <w:r>
+        <w:t>SampleData</w:t>
+      </w:r>
+      <w:proofErr w:type="spellEnd"/>
+      <w:r>
+        <w:t xml:space="preserve">: workshops.csv, specialclothing.csv, workers.csv, receipts.csv, </w:t>
+      </w:r>
+      <w:proofErr w:type="spellStart"/>
+      <w:r>
+        <w:t>workshops.json</w:t>
+      </w:r>
+      <w:proofErr w:type="spellEnd"/>
+      <w:r>
+        <w:t xml:space="preserve"> и workshops.xml. Файлы содержат тестовые данные на русском языке с правильными заголовками.</w:t>
       </w:r>
     </w:p>
     <w:p>
@@ -2732,7 +4728,77 @@
         <w:rPr>
           <w:lang w:val="en-US"/>
         </w:rPr>
-        <w:t>: .NET 10, Avalonia UI 12, Entity Framework Core 10, SQLite, CommunityToolkit.Mvvm, LiveCharts, EPPlus, iText, CsvHelper.</w:t>
+        <w:t xml:space="preserve">: .NET 10, Avalonia UI 12, Entity Framework Core 10, SQLite, </w:t>
+      </w:r>
+      <w:proofErr w:type="spellStart"/>
+      <w:r>
+        <w:rPr>
+          <w:lang w:val="en-US"/>
+        </w:rPr>
+        <w:t>CommunityToolkit.Mvvm</w:t>
+      </w:r>
+      <w:proofErr w:type="spellEnd"/>
+      <w:r>
+        <w:rPr>
+          <w:lang w:val="en-US"/>
+        </w:rPr>
+        <w:t xml:space="preserve">, </w:t>
+      </w:r>
+      <w:proofErr w:type="spellStart"/>
+      <w:r>
+        <w:rPr>
+          <w:lang w:val="en-US"/>
+        </w:rPr>
+        <w:t>LiveCharts</w:t>
+      </w:r>
+      <w:proofErr w:type="spellEnd"/>
+      <w:r>
+        <w:rPr>
+          <w:lang w:val="en-US"/>
+        </w:rPr>
+        <w:t xml:space="preserve">, </w:t>
+      </w:r>
+      <w:proofErr w:type="spellStart"/>
+      <w:r>
+        <w:rPr>
+          <w:lang w:val="en-US"/>
+        </w:rPr>
+        <w:t>EPPlus</w:t>
+      </w:r>
+      <w:proofErr w:type="spellEnd"/>
+      <w:r>
+        <w:rPr>
+          <w:lang w:val="en-US"/>
+        </w:rPr>
+        <w:t xml:space="preserve">, </w:t>
+      </w:r>
+      <w:proofErr w:type="spellStart"/>
+      <w:r>
+        <w:rPr>
+          <w:lang w:val="en-US"/>
+        </w:rPr>
+        <w:t>iText</w:t>
+      </w:r>
+      <w:proofErr w:type="spellEnd"/>
+      <w:r>
+        <w:rPr>
+          <w:lang w:val="en-US"/>
+        </w:rPr>
+        <w:t xml:space="preserve">, </w:t>
+      </w:r>
+      <w:proofErr w:type="spellStart"/>
+      <w:r>
+        <w:rPr>
+          <w:lang w:val="en-US"/>
+        </w:rPr>
+        <w:t>CsvHelper</w:t>
+      </w:r>
+      <w:proofErr w:type="spellEnd"/>
+      <w:r>
+        <w:rPr>
+          <w:lang w:val="en-US"/>
+        </w:rPr>
+        <w:t>.</w:t>
       </w:r>
     </w:p>
     <w:p>
@@ -2744,6 +4810,7 @@
         </w:numPr>
         <w:spacing w:after="0" w:line="360" w:lineRule="auto"/>
       </w:pPr>
+      <w:proofErr w:type="spellStart"/>
       <w:r>
         <w:rPr>
           <w:b/>
@@ -2751,8 +4818,17 @@
         </w:rPr>
         <w:t>Login</w:t>
       </w:r>
-      <w:r>
-        <w:t xml:space="preserve"> — имя пользователя, тип string;</w:t>
+      <w:proofErr w:type="spellEnd"/>
+      <w:r>
+        <w:t xml:space="preserve"> — имя пользователя, тип </w:t>
+      </w:r>
+      <w:proofErr w:type="spellStart"/>
+      <w:r>
+        <w:t>string</w:t>
+      </w:r>
+      <w:proofErr w:type="spellEnd"/>
+      <w:r>
+        <w:t>;</w:t>
       </w:r>
     </w:p>
     <w:p>
@@ -2764,6 +4840,7 @@
         </w:numPr>
         <w:spacing w:after="0" w:line="360" w:lineRule="auto"/>
       </w:pPr>
+      <w:proofErr w:type="spellStart"/>
       <w:r>
         <w:rPr>
           <w:b/>
@@ -2771,8 +4848,17 @@
         </w:rPr>
         <w:t>Password</w:t>
       </w:r>
-      <w:r>
-        <w:t xml:space="preserve"> — пароль, тип string.</w:t>
+      <w:proofErr w:type="spellEnd"/>
+      <w:r>
+        <w:t xml:space="preserve"> — пароль, тип </w:t>
+      </w:r>
+      <w:proofErr w:type="spellStart"/>
+      <w:r>
+        <w:t>string</w:t>
+      </w:r>
+      <w:proofErr w:type="spellEnd"/>
+      <w:r>
+        <w:t>.</w:t>
       </w:r>
     </w:p>
     <w:p>
@@ -2784,6 +4870,7 @@
         </w:numPr>
         <w:spacing w:after="0" w:line="360" w:lineRule="auto"/>
       </w:pPr>
+      <w:proofErr w:type="spellStart"/>
       <w:r>
         <w:rPr>
           <w:b/>
@@ -2791,6 +4878,7 @@
         </w:rPr>
         <w:t>UserTable</w:t>
       </w:r>
+      <w:proofErr w:type="spellEnd"/>
       <w:r>
         <w:t xml:space="preserve"> — таблица пользователей для авторизации</w:t>
       </w:r>
@@ -2802,10 +4890,12 @@
       <w:pPr>
         <w:pStyle w:val="2"/>
       </w:pPr>
+      <w:bookmarkStart w:id="8" w:name="_Toc233763606"/>
       <w:r>
         <w:lastRenderedPageBreak/>
         <w:t>2.2 Описание программного обеспечения</w:t>
       </w:r>
+      <w:bookmarkEnd w:id="8"/>
     </w:p>
     <w:p>
       <w:pPr>
@@ -2813,7 +4903,15 @@
         <w:ind w:firstLine="709"/>
       </w:pPr>
       <w:r>
-        <w:t>Программное обеспечение представляет собой десктопное приложение с графическим интерфейсом, реализованное на Avalonia UI с использованием паттерна MVVM. Главное окно содержит боковую панель навигации и область отображения текущей страницы.</w:t>
+        <w:t xml:space="preserve">Программное обеспечение представляет собой десктопное приложение с графическим интерфейсом, реализованное на </w:t>
+      </w:r>
+      <w:proofErr w:type="spellStart"/>
+      <w:r>
+        <w:t>Avalonia</w:t>
+      </w:r>
+      <w:proofErr w:type="spellEnd"/>
+      <w:r>
+        <w:t xml:space="preserve"> UI с использованием паттерна MVVM. Главное окно содержит боковую панель навигации и область отображения текущей страницы.</w:t>
       </w:r>
     </w:p>
     <w:p>
@@ -2881,8 +4979,6 @@
       <w:r>
         <w:t>2</w:t>
       </w:r>
-      <w:bookmarkStart w:id="0" w:name="_GoBack"/>
-      <w:bookmarkEnd w:id="0"/>
       <w:r>
         <w:t>. Диаграмма классов и архитектура MVVM</w:t>
       </w:r>
@@ -2891,13 +4987,23 @@
       <w:pPr>
         <w:pStyle w:val="2"/>
       </w:pPr>
+      <w:bookmarkStart w:id="9" w:name="_Toc233763607"/>
       <w:r>
         <w:t>2.3 Реализация пользовательского интерфейса</w:t>
       </w:r>
-    </w:p>
-    <w:p>
-      <w:r>
-        <w:t>Главное окно приложения содержит боковую панель с кнопками навигации: Главная, Цеха, Спецодежда, Работники, Получения, Отчеты, Графики, Импорт/Экспорт. При нажатии на кнопку создается новый ViewModel и отображается соответствующая страница.</w:t>
+      <w:bookmarkEnd w:id="9"/>
+    </w:p>
+    <w:p>
+      <w:r>
+        <w:t xml:space="preserve">Главное окно приложения содержит боковую панель с кнопками навигации: Главная, Цеха, Спецодежда, Работники, Получения, Отчеты, Графики, Импорт/Экспорт. При нажатии на кнопку создается новый </w:t>
+      </w:r>
+      <w:proofErr w:type="spellStart"/>
+      <w:r>
+        <w:t>ViewModel</w:t>
+      </w:r>
+      <w:proofErr w:type="spellEnd"/>
+      <w:r>
+        <w:t xml:space="preserve"> и отображается соответствующая страница.</w:t>
       </w:r>
     </w:p>
     <w:p>
@@ -2908,12 +5014,14 @@
       <w:r>
         <w:t xml:space="preserve">Страница списка цехов содержит таблицу </w:t>
       </w:r>
+      <w:proofErr w:type="spellStart"/>
       <w:r>
         <w:rPr>
           <w:lang w:val="en-US"/>
         </w:rPr>
         <w:t>DBeaver</w:t>
       </w:r>
+      <w:proofErr w:type="spellEnd"/>
       <w:r>
         <w:t xml:space="preserve"> с колонками: наименование цеха и начальник. Предусмотрены кнопки добавления, редактирования и удаления. При удалении проверяется наличие работников в цехе.</w:t>
       </w:r>
@@ -2985,39 +5093,531 @@
     <w:p>
       <w:pPr>
         <w:pStyle w:val="1"/>
-      </w:pPr>
+        <w:numPr>
+          <w:ilvl w:val="0"/>
+          <w:numId w:val="3"/>
+        </w:numPr>
+      </w:pPr>
+      <w:bookmarkStart w:id="10" w:name="_Toc233763608"/>
       <w:r>
         <w:lastRenderedPageBreak/>
-        <w:t>3. Тестирование программного обеспечения</w:t>
-      </w:r>
-    </w:p>
-    <w:p>
-      <w:pPr>
+        <w:t>Импорт</w:t>
+      </w:r>
+      <w:r>
+        <w:t>/</w:t>
+      </w:r>
+      <w:r>
+        <w:t>Экспорт</w:t>
+      </w:r>
+      <w:bookmarkEnd w:id="10"/>
+    </w:p>
+    <w:p>
+      <w:pPr>
+        <w:pStyle w:val="2"/>
+      </w:pPr>
+      <w:bookmarkStart w:id="11" w:name="_Toc233763609"/>
+      <w:r>
+        <w:t>3</w:t>
+      </w:r>
+      <w:r>
+        <w:t>.</w:t>
+      </w:r>
+      <w:r>
+        <w:t>1</w:t>
+      </w:r>
+      <w:r>
+        <w:t xml:space="preserve"> </w:t>
+      </w:r>
+      <w:r>
+        <w:t>Общая архитектура импорта и экспорта</w:t>
+      </w:r>
+      <w:bookmarkEnd w:id="11"/>
+    </w:p>
+    <w:p>
+      <w:pPr>
+        <w:pStyle w:val="a7"/>
         <w:spacing w:after="0" w:line="360" w:lineRule="auto"/>
         <w:ind w:firstLine="709"/>
       </w:pPr>
       <w:r>
-        <w:t>Для тестирования приложения выполнялись следующие проверки (см. рис. 3.1 Главное окно), которые включали в себя тестирование добавления, редактирования, удаления и выборки данных.</w:t>
-      </w:r>
-    </w:p>
-    <w:p>
-      <w:pPr>
-        <w:spacing w:before="200" w:after="120" w:line="360" w:lineRule="auto"/>
+        <w:t xml:space="preserve">Приложение поддерживает импорт и экспорт данных в форматах CSV, </w:t>
+      </w:r>
+      <w:proofErr w:type="spellStart"/>
+      <w:r>
+        <w:t>Excel</w:t>
+      </w:r>
+      <w:proofErr w:type="spellEnd"/>
+      <w:r>
+        <w:t xml:space="preserve"> (XLSX), JSON, XML и PDF. Для реализации этих функций используется сервис </w:t>
+      </w:r>
+      <w:proofErr w:type="spellStart"/>
+      <w:r>
+        <w:t>ImportExportService</w:t>
+      </w:r>
+      <w:proofErr w:type="spellEnd"/>
+      <w:r>
+        <w:t>, который инкапсулирует всю логику чтения и записи файлов различных форматов.</w:t>
+      </w:r>
+      <w:r>
+        <w:br/>
+        <w:t xml:space="preserve">Архитектура импорта построена по принципу модульности: для каждого формата реализован отдельный метод, который возвращает коллекцию объектов для дальнейшей валидации и сохранения в базу данных. Экспорт реализован аналогично: данные извлекаются из базы через </w:t>
+      </w:r>
+      <w:proofErr w:type="spellStart"/>
+      <w:r>
+        <w:t>Entity</w:t>
+      </w:r>
+      <w:proofErr w:type="spellEnd"/>
+      <w:r>
+        <w:t xml:space="preserve"> </w:t>
+      </w:r>
+      <w:proofErr w:type="spellStart"/>
+      <w:r>
+        <w:t>Framework</w:t>
+      </w:r>
+      <w:proofErr w:type="spellEnd"/>
+      <w:r>
+        <w:t xml:space="preserve"> </w:t>
+      </w:r>
+      <w:proofErr w:type="spellStart"/>
+      <w:r>
+        <w:t>Core</w:t>
+      </w:r>
+      <w:proofErr w:type="spellEnd"/>
+      <w:r>
+        <w:t>, форматируются и записываются в файл.</w:t>
+      </w:r>
+    </w:p>
+    <w:p>
+      <w:pPr>
+        <w:pStyle w:val="2"/>
+      </w:pPr>
+      <w:bookmarkStart w:id="12" w:name="_Toc233763610"/>
+      <w:r>
+        <w:t>3</w:t>
+      </w:r>
+      <w:r>
+        <w:t>.2</w:t>
+      </w:r>
+      <w:r>
+        <w:t xml:space="preserve"> Импорт данных</w:t>
+      </w:r>
+      <w:bookmarkEnd w:id="12"/>
+    </w:p>
+    <w:p>
+      <w:pPr>
+        <w:pStyle w:val="a7"/>
+        <w:spacing w:after="0" w:line="360" w:lineRule="auto"/>
+        <w:ind w:firstLine="709"/>
+      </w:pPr>
+      <w:r>
+        <w:t>Импорт данных поддерживает следующие форматы и источники:</w:t>
+      </w:r>
+      <w:r>
+        <w:br/>
+        <w:t xml:space="preserve">CSV — загрузка цехов, спецодежды, работников. Для импорта из CSV реализовано </w:t>
+      </w:r>
+      <w:proofErr w:type="spellStart"/>
+      <w:r>
+        <w:t>автоопределение</w:t>
+      </w:r>
+      <w:proofErr w:type="spellEnd"/>
+      <w:r>
+        <w:t xml:space="preserve"> разделителя (запятая или точка с запятой). Система анализирует первую строку файла и выбирает наиболее часто встречающийся разделитель.</w:t>
+      </w:r>
+      <w:r>
+        <w:br/>
+      </w:r>
+      <w:proofErr w:type="spellStart"/>
+      <w:r>
+        <w:t>Excel</w:t>
+      </w:r>
+      <w:proofErr w:type="spellEnd"/>
+      <w:r>
+        <w:t xml:space="preserve"> (XLSX) — загрузка получений (лист «Получения») и работников. Используется библиотека </w:t>
+      </w:r>
+      <w:proofErr w:type="spellStart"/>
+      <w:r>
+        <w:t>EPPlus</w:t>
+      </w:r>
+      <w:proofErr w:type="spellEnd"/>
+      <w:r>
+        <w:t xml:space="preserve"> для чтения данных из ячеек с учетом типов.</w:t>
+      </w:r>
+      <w:r>
+        <w:br/>
+        <w:t>JSON — загрузка полной структуры (все таблицы в одном файле). Формат JSON позволяет импортировать связанные данные за одну операцию, сохраняя иерархическую структуру.</w:t>
+      </w:r>
+      <w:r>
+        <w:br/>
+      </w:r>
+      <w:r>
+        <w:br/>
+        <w:t xml:space="preserve">XML — загрузка данных в формате XML с использованием </w:t>
+      </w:r>
+      <w:proofErr w:type="spellStart"/>
+      <w:r>
+        <w:t>сериализации</w:t>
+      </w:r>
+      <w:proofErr w:type="spellEnd"/>
+      <w:r>
+        <w:t xml:space="preserve"> (дополнительная задача).</w:t>
+      </w:r>
+      <w:r>
+        <w:br/>
+        <w:t>Требования к импорту:</w:t>
+      </w:r>
+      <w:r>
+        <w:br/>
+        <w:t xml:space="preserve">• Проверка существования внешних ключей — перед сохранением </w:t>
+      </w:r>
+      <w:r>
+        <w:lastRenderedPageBreak/>
+        <w:t>записи система проверяет, что указанные цех, работник или спецодежда существуют в базе данных.</w:t>
+      </w:r>
+      <w:r>
+        <w:br/>
+        <w:t>• Валидация форматов — проверяется корректность дат (формат ISO 8601), процентов (0–100), цен (положительные числа).</w:t>
+      </w:r>
+      <w:r>
+        <w:br/>
+        <w:t>• Защита от дублирования первичных ключей — при импорте проверяется уникальность идентификаторов; при конфликте генерируется новый ключ или выводится ошибка.</w:t>
+      </w:r>
+      <w:r>
+        <w:br/>
+        <w:t>• Логирование ошибок — при возникновении ошибки в конкретной строке файла система записывает номер строки, тип ошибки и описание в журнал импорта, который отображается пользователю.</w:t>
+      </w:r>
+    </w:p>
+    <w:p>
+      <w:pPr>
+        <w:pStyle w:val="2"/>
+      </w:pPr>
+      <w:bookmarkStart w:id="13" w:name="_Toc233763611"/>
+      <w:r>
+        <w:t>3</w:t>
+      </w:r>
+      <w:r>
+        <w:t>.</w:t>
+      </w:r>
+      <w:r>
+        <w:t>3</w:t>
+      </w:r>
+      <w:r>
+        <w:t xml:space="preserve"> </w:t>
+      </w:r>
+      <w:r>
+        <w:t>экспорт данных</w:t>
+      </w:r>
+      <w:bookmarkEnd w:id="13"/>
+    </w:p>
+    <w:p>
+      <w:pPr>
+        <w:pStyle w:val="a7"/>
+        <w:spacing w:after="0" w:line="360" w:lineRule="auto"/>
+        <w:ind w:firstLine="709"/>
+      </w:pPr>
+      <w:r>
+        <w:t>Экспорт данных реализован в следующих форматах:</w:t>
+      </w:r>
+      <w:r>
+        <w:br/>
+      </w:r>
+      <w:proofErr w:type="spellStart"/>
+      <w:r>
+        <w:t>Excel</w:t>
+      </w:r>
+      <w:proofErr w:type="spellEnd"/>
+      <w:r>
+        <w:t xml:space="preserve"> (XLSX) — экспорт отчетов с форматированием (заголовки, </w:t>
+      </w:r>
+      <w:proofErr w:type="spellStart"/>
+      <w:r>
+        <w:t>автоподбор</w:t>
+      </w:r>
+      <w:proofErr w:type="spellEnd"/>
+      <w:r>
+        <w:t xml:space="preserve"> ширины столбцов, денежный формат для стоимости, процентный формат для скидок). Для каждой таблицы создается отдельный лист или секция.</w:t>
+      </w:r>
+      <w:r>
+        <w:br/>
+        <w:t>CSV — экспорт для дальнейшего анализа в сторонних программах (</w:t>
+      </w:r>
+      <w:proofErr w:type="spellStart"/>
+      <w:r>
+        <w:t>Excel</w:t>
+      </w:r>
+      <w:proofErr w:type="spellEnd"/>
+      <w:r>
+        <w:t xml:space="preserve">, </w:t>
+      </w:r>
+      <w:proofErr w:type="spellStart"/>
+      <w:r>
+        <w:t>Python</w:t>
+      </w:r>
+      <w:proofErr w:type="spellEnd"/>
+      <w:r>
+        <w:t>, R). Разделитель точка с запятой, кодировка UTF-8.</w:t>
+      </w:r>
+      <w:r>
+        <w:br/>
+        <w:t xml:space="preserve">PDF — экспорт отчета с таблицей данных, заголовками, нумерацией страниц и итоговыми строками. Используется библиотека </w:t>
+      </w:r>
+      <w:proofErr w:type="spellStart"/>
+      <w:r>
+        <w:t>iText</w:t>
+      </w:r>
+      <w:proofErr w:type="spellEnd"/>
+      <w:r>
+        <w:t xml:space="preserve"> для формирования документа с корректной типографикой.</w:t>
+      </w:r>
+      <w:r>
+        <w:br/>
+        <w:t>Дополнительно реализован экспорт графиков в формате PNG для включения в презентации и отчеты.</w:t>
+      </w:r>
+    </w:p>
+    <w:p>
+      <w:pPr>
+        <w:pStyle w:val="2"/>
+      </w:pPr>
+      <w:bookmarkStart w:id="14" w:name="_Toc233763612"/>
+      <w:r>
+        <w:t>3</w:t>
+      </w:r>
+      <w:r>
+        <w:t>.</w:t>
+      </w:r>
+      <w:r>
+        <w:t>4</w:t>
+      </w:r>
+      <w:r>
+        <w:t xml:space="preserve"> </w:t>
+      </w:r>
+      <w:r>
+        <w:t>обработка исключений и валидация</w:t>
+      </w:r>
+      <w:bookmarkEnd w:id="14"/>
+    </w:p>
+    <w:p>
+      <w:pPr>
+        <w:pStyle w:val="a7"/>
+        <w:spacing w:after="0" w:line="360" w:lineRule="auto"/>
+        <w:ind w:firstLine="709"/>
+      </w:pPr>
+      <w:r>
+        <w:t>Система импорта/экспорта включает многоуровневую обработку ошибок:</w:t>
+      </w:r>
+      <w:r>
+        <w:br/>
+        <w:t xml:space="preserve">На уровне чтения файла — проверяется существование файла, корректность расширения, доступность на чтение/запись, целостность </w:t>
+      </w:r>
+      <w:r>
+        <w:lastRenderedPageBreak/>
+        <w:t>структуры (например, наличие обязательных колонок в CSV/</w:t>
+      </w:r>
+      <w:proofErr w:type="spellStart"/>
+      <w:r>
+        <w:t>Excel</w:t>
+      </w:r>
+      <w:proofErr w:type="spellEnd"/>
+      <w:r>
+        <w:t>).</w:t>
+      </w:r>
+      <w:r>
+        <w:br/>
+        <w:t xml:space="preserve">На уровне </w:t>
+      </w:r>
+      <w:proofErr w:type="spellStart"/>
+      <w:r>
+        <w:t>парсинга</w:t>
+      </w:r>
+      <w:proofErr w:type="spellEnd"/>
+      <w:r>
+        <w:t xml:space="preserve"> — проверяется соответствие типов данных (числа, даты, строки), диапазоны значений (скидка 0–100, срок носки &gt; 0, стоимость &gt; 0), формат даты (не позже текущей).</w:t>
+      </w:r>
+      <w:r>
+        <w:br/>
+        <w:t>На уровне сохранения — проверяется ссылочная целостность (существование внешних ключей), уникальность первичных ключей, отсутствие дублирования записей.</w:t>
+      </w:r>
+      <w:r>
+        <w:br/>
+        <w:t>При обнаружении ошибки операция прерывается для текущей строки, но продолжается для остальных (режим «пропустить ошибку»). По завершении импорта пользователю выводится сводка: количество успешно импортированных записей, количество ошибок и детальное описание каждой ошибки с указанием строки и причины.</w:t>
+      </w:r>
+    </w:p>
+    <w:p>
+      <w:r>
+        <w:br w:type="page"/>
+      </w:r>
+    </w:p>
+    <w:p>
+      <w:pPr>
+        <w:pStyle w:val="1"/>
+        <w:spacing w:before="0" w:after="0"/>
+      </w:pPr>
+      <w:bookmarkStart w:id="15" w:name="_Toc233763613"/>
+      <w:r>
+        <w:lastRenderedPageBreak/>
+        <w:t>4. Реализация графиков</w:t>
+      </w:r>
+      <w:bookmarkEnd w:id="15"/>
+    </w:p>
+    <w:p>
+      <w:pPr>
+        <w:pStyle w:val="2"/>
+        <w:spacing w:before="0" w:after="0"/>
+        <w:rPr>
+          <w:bCs/>
+        </w:rPr>
+      </w:pPr>
+      <w:bookmarkStart w:id="16" w:name="_Toc233763614"/>
+      <w:r>
+        <w:rPr>
+          <w:bCs/>
+        </w:rPr>
+        <w:t>4.1 Общие сведения о визуализации данных</w:t>
+      </w:r>
+      <w:bookmarkEnd w:id="16"/>
+    </w:p>
+    <w:p>
+      <w:pPr>
+        <w:spacing w:after="0" w:line="360" w:lineRule="auto"/>
+        <w:ind w:firstLine="709"/>
+      </w:pPr>
+      <w:r>
+        <w:t xml:space="preserve">Для визуализации данных используется библиотека </w:t>
+      </w:r>
+      <w:proofErr w:type="spellStart"/>
+      <w:r>
+        <w:t>LiveCharts</w:t>
+      </w:r>
+      <w:proofErr w:type="spellEnd"/>
+      <w:r>
+        <w:t xml:space="preserve"> с поддержкой различных типов диаграмм. Данные для графиков загружаются из базы данных через </w:t>
+      </w:r>
+      <w:proofErr w:type="spellStart"/>
+      <w:r>
+        <w:t>Entity</w:t>
+      </w:r>
+      <w:proofErr w:type="spellEnd"/>
+      <w:r>
+        <w:t xml:space="preserve"> </w:t>
+      </w:r>
+      <w:proofErr w:type="spellStart"/>
+      <w:r>
+        <w:t>Framework</w:t>
+      </w:r>
+      <w:proofErr w:type="spellEnd"/>
+      <w:r>
+        <w:t xml:space="preserve"> </w:t>
+      </w:r>
+      <w:proofErr w:type="spellStart"/>
+      <w:r>
+        <w:t>Core</w:t>
+      </w:r>
+      <w:proofErr w:type="spellEnd"/>
+      <w:r>
+        <w:t xml:space="preserve"> и LINQ-запросы. Все графики являются интерактивными: при наведении курсора отображается всплывающая подсказка (</w:t>
+      </w:r>
+      <w:proofErr w:type="spellStart"/>
+      <w:r>
+        <w:t>tooltip</w:t>
+      </w:r>
+      <w:proofErr w:type="spellEnd"/>
+      <w:r>
+        <w:t>) с точными значениями, реализованы подписи осей и легенды.</w:t>
+      </w:r>
+      <w:r>
+        <w:br/>
+        <w:t>Графики отображаются на отдельной странице приложения «Графики», доступной из боковой панели навигации. Пользователь может выбирать тип графика из выпадающего списка или переключаться между вкладками. Каждый график поддерживает сохранение в формате PNG по нажатию кнопки.</w:t>
+      </w:r>
+    </w:p>
+    <w:p>
+      <w:pPr>
+        <w:pStyle w:val="2"/>
+        <w:rPr>
+          <w:bCs/>
+        </w:rPr>
+      </w:pPr>
+      <w:bookmarkStart w:id="17" w:name="_Toc233763615"/>
+      <w:r>
+        <w:rPr>
+          <w:bCs/>
+        </w:rPr>
+        <w:t xml:space="preserve">4.2 Столбчатая диаграмма </w:t>
+      </w:r>
+      <w:r>
+        <w:rPr>
+          <w:bCs/>
+        </w:rPr>
+        <w:t>-</w:t>
+      </w:r>
+      <w:r>
+        <w:rPr>
+          <w:bCs/>
+        </w:rPr>
+        <w:t xml:space="preserve"> </w:t>
+      </w:r>
+      <w:r>
+        <w:rPr>
+          <w:bCs/>
+        </w:rPr>
+        <w:t>Стоимость</w:t>
+      </w:r>
+      <w:r>
+        <w:rPr>
+          <w:bCs/>
+        </w:rPr>
+        <w:t xml:space="preserve"> спецодежды</w:t>
+      </w:r>
+      <w:bookmarkEnd w:id="17"/>
+    </w:p>
+    <w:p>
+      <w:pPr>
+        <w:spacing w:after="0" w:line="360" w:lineRule="auto"/>
+        <w:ind w:firstLine="709"/>
+      </w:pPr>
+      <w:r>
+        <w:t>Столбчатая диаграмма отображает распределение количества выдач спецодежды по цехам предприятия. По оси X отложены наименования цехов, по оси Y — количество фактов получения спецодежды работниками данного цеха.</w:t>
+      </w:r>
+      <w:r>
+        <w:br/>
+        <w:t xml:space="preserve">Данные формируются группировкой таблицы </w:t>
+      </w:r>
+      <w:proofErr w:type="spellStart"/>
+      <w:r>
+        <w:t>Receipts</w:t>
+      </w:r>
+      <w:proofErr w:type="spellEnd"/>
+      <w:r>
+        <w:t xml:space="preserve"> по полю </w:t>
+      </w:r>
+      <w:proofErr w:type="spellStart"/>
+      <w:r>
+        <w:t>WorkshopId</w:t>
+      </w:r>
+      <w:proofErr w:type="spellEnd"/>
+      <w:r>
+        <w:t xml:space="preserve"> через связь с таблицей </w:t>
+      </w:r>
+      <w:proofErr w:type="spellStart"/>
+      <w:r>
+        <w:t>Workers</w:t>
+      </w:r>
+      <w:proofErr w:type="spellEnd"/>
+      <w:r>
+        <w:t>. Результат сортируется по убыванию количества выдач для наглядности. Диаграмма позволяет быстро выявить цеха с наибольшей и наименьшей активностью выдачи спецодежды.</w:t>
+      </w:r>
+    </w:p>
+    <w:p>
+      <w:pPr>
+        <w:spacing w:before="200" w:after="0" w:line="360" w:lineRule="auto"/>
         <w:jc w:val="center"/>
-        <w:rPr>
-          <w:lang w:val="en-US"/>
-        </w:rPr>
-      </w:pPr>
-      <w:r>
-        <w:rPr>
-          <w:noProof/>
-          <w:lang w:val="en-US"/>
-        </w:rPr>
+      </w:pPr>
+      <w:r>
+        <w:lastRenderedPageBreak/>
         <w:drawing>
-          <wp:inline distT="0" distB="0" distL="0" distR="0" wp14:anchorId="3FEC6B5D" wp14:editId="17422D2E">
-            <wp:extent cx="5939790" cy="3152775"/>
-            <wp:effectExtent l="0" t="0" r="3810" b="9525"/>
-            <wp:docPr id="3" name="Рисунок 3"/>
+          <wp:inline distT="0" distB="0" distL="0" distR="0" wp14:anchorId="194E3AA1" wp14:editId="65FD1AC0">
+            <wp:extent cx="5939790" cy="3702050"/>
+            <wp:effectExtent l="0" t="0" r="3810" b="0"/>
+            <wp:docPr id="15" name="Рисунок 15"/>
             <wp:cNvGraphicFramePr>
               <a:graphicFrameLocks xmlns:a="http://schemas.openxmlformats.org/drawingml/2006/main" noChangeAspect="1"/>
             </wp:cNvGraphicFramePr>
@@ -3037,7 +5637,7 @@
                   <pic:spPr>
                     <a:xfrm>
                       <a:off x="0" y="0"/>
-                      <a:ext cx="5939790" cy="3152775"/>
+                      <a:ext cx="5939790" cy="3702050"/>
                     </a:xfrm>
                     <a:prstGeom prst="rect">
                       <a:avLst/>
@@ -3052,31 +5652,103 @@
     </w:p>
     <w:p>
       <w:pPr>
-        <w:spacing w:before="120" w:afterLines="200" w:after="480" w:line="360" w:lineRule="auto"/>
+        <w:spacing w:before="120" w:after="200" w:line="360" w:lineRule="auto"/>
         <w:jc w:val="center"/>
       </w:pPr>
       <w:r>
-        <w:t>Рис. 3.1. Главное окно</w:t>
-      </w:r>
-    </w:p>
-    <w:p>
-      <w:pPr>
-        <w:spacing w:before="200" w:after="120"/>
+        <w:t xml:space="preserve">Рис. </w:t>
+      </w:r>
+      <w:r>
+        <w:t>4</w:t>
+      </w:r>
+      <w:r>
+        <w:t xml:space="preserve">.2. </w:t>
+      </w:r>
+      <w:r>
+        <w:t>Столбчатая</w:t>
+      </w:r>
+      <w:r>
+        <w:t xml:space="preserve"> диаграмма</w:t>
+      </w:r>
+    </w:p>
+    <w:p>
+      <w:pPr>
+        <w:spacing w:after="0" w:line="360" w:lineRule="auto"/>
+      </w:pPr>
+    </w:p>
+    <w:p>
+      <w:pPr>
+        <w:pStyle w:val="2"/>
+        <w:rPr>
+          <w:bCs/>
+        </w:rPr>
+      </w:pPr>
+      <w:bookmarkStart w:id="18" w:name="_Toc233763616"/>
+      <w:r>
+        <w:rPr>
+          <w:bCs/>
+        </w:rPr>
+        <w:t>4.3 Круговая диаграмма — доля получений по видам спецодежды</w:t>
+      </w:r>
+      <w:bookmarkEnd w:id="18"/>
+    </w:p>
+    <w:p>
+      <w:pPr>
+        <w:spacing w:after="0" w:line="360" w:lineRule="auto"/>
+        <w:ind w:firstLine="709"/>
+      </w:pPr>
+      <w:r>
+        <w:t>Круговая диаграмма (</w:t>
+      </w:r>
+      <w:proofErr w:type="spellStart"/>
+      <w:r>
+        <w:t>pie</w:t>
+      </w:r>
+      <w:proofErr w:type="spellEnd"/>
+      <w:r>
+        <w:t xml:space="preserve"> </w:t>
+      </w:r>
+      <w:proofErr w:type="spellStart"/>
+      <w:r>
+        <w:t>chart</w:t>
+      </w:r>
+      <w:proofErr w:type="spellEnd"/>
+      <w:r>
+        <w:t>) показывает структуру получений спецодежды по видам изделий. Каждый сектор соответствует определенному виду спецодежды (куртка, брюки, ботинки, перчатки и т.д.), а размер сектора пропорционален количеству выдач данного вида.</w:t>
+      </w:r>
+      <w:r>
+        <w:br/>
+        <w:t xml:space="preserve">Данные формируются группировкой таблицы </w:t>
+      </w:r>
+      <w:proofErr w:type="spellStart"/>
+      <w:r>
+        <w:t>Receipts</w:t>
+      </w:r>
+      <w:proofErr w:type="spellEnd"/>
+      <w:r>
+        <w:t xml:space="preserve"> по полю </w:t>
+      </w:r>
+      <w:proofErr w:type="spellStart"/>
+      <w:r>
+        <w:t>ClothingId</w:t>
+      </w:r>
+      <w:proofErr w:type="spellEnd"/>
+      <w:r>
+        <w:t xml:space="preserve"> с подсчетом количества записей. Реализована легенда с процентным соотношением и абсолютными значениями. Диаграмма помогает определить наиболее востребованные виды спецодежды и спланировать закупки.</w:t>
+      </w:r>
+    </w:p>
+    <w:p>
+      <w:pPr>
+        <w:spacing w:before="200" w:after="0" w:line="360" w:lineRule="auto"/>
         <w:jc w:val="center"/>
-        <w:rPr>
-          <w:lang w:val="en-US"/>
-        </w:rPr>
-      </w:pPr>
-      <w:r>
-        <w:rPr>
-          <w:noProof/>
-          <w:lang w:val="en-US"/>
-        </w:rPr>
+      </w:pPr>
+      <w:r>
+        <w:lastRenderedPageBreak/>
         <w:drawing>
-          <wp:inline distT="0" distB="0" distL="0" distR="0" wp14:anchorId="08B9A7D8" wp14:editId="5568B440">
-            <wp:extent cx="3315163" cy="3334215"/>
-            <wp:effectExtent l="0" t="0" r="0" b="0"/>
-            <wp:docPr id="4" name="Рисунок 4"/>
+          <wp:inline distT="0" distB="0" distL="0" distR="0" wp14:anchorId="5AECECD9" wp14:editId="62613FBE">
+            <wp:extent cx="5939790" cy="4430395"/>
+            <wp:effectExtent l="0" t="0" r="3810" b="8255"/>
+            <wp:docPr id="13" name="Рисунок 13"/>
             <wp:cNvGraphicFramePr>
               <a:graphicFrameLocks xmlns:a="http://schemas.openxmlformats.org/drawingml/2006/main" noChangeAspect="1"/>
             </wp:cNvGraphicFramePr>
@@ -3096,7 +5768,7 @@
                   <pic:spPr>
                     <a:xfrm>
                       <a:off x="0" y="0"/>
-                      <a:ext cx="3315163" cy="3334215"/>
+                      <a:ext cx="5939790" cy="4430395"/>
                     </a:xfrm>
                     <a:prstGeom prst="rect">
                       <a:avLst/>
@@ -3115,28 +5787,86 @@
         <w:jc w:val="center"/>
       </w:pPr>
       <w:r>
-        <w:t>Рис. 3.2. Добавление записи в таблицу</w:t>
-      </w:r>
-    </w:p>
-    <w:p>
-      <w:pPr>
-        <w:spacing w:before="200" w:after="120" w:line="360" w:lineRule="auto"/>
+        <w:t xml:space="preserve">Рис. </w:t>
+      </w:r>
+      <w:r>
+        <w:t>4</w:t>
+      </w:r>
+      <w:r>
+        <w:t>.</w:t>
+      </w:r>
+      <w:r>
+        <w:t>2</w:t>
+      </w:r>
+      <w:r>
+        <w:t xml:space="preserve">. </w:t>
+      </w:r>
+      <w:r>
+        <w:t>Круговая диаграмма</w:t>
+      </w:r>
+    </w:p>
+    <w:p>
+      <w:pPr>
+        <w:spacing w:after="0" w:line="360" w:lineRule="auto"/>
+      </w:pPr>
+    </w:p>
+    <w:p>
+      <w:pPr>
+        <w:pStyle w:val="2"/>
+        <w:rPr>
+          <w:bCs/>
+        </w:rPr>
+      </w:pPr>
+      <w:bookmarkStart w:id="19" w:name="_Toc233763617"/>
+      <w:r>
+        <w:rPr>
+          <w:bCs/>
+        </w:rPr>
+        <w:t>4.4 Линейный график — динамика выдачи спецодежды по месяцам</w:t>
+      </w:r>
+      <w:bookmarkEnd w:id="19"/>
+    </w:p>
+    <w:p>
+      <w:pPr>
+        <w:spacing w:after="0" w:line="360" w:lineRule="auto"/>
+        <w:ind w:firstLine="709"/>
+      </w:pPr>
+      <w:r>
+        <w:t xml:space="preserve">Линейный график отображает тренд выдачи спецодежды во времени. По оси X отложены месяцы (или кварталы), по оси Y — количество выдач. График строится на основе поля </w:t>
+      </w:r>
+      <w:proofErr w:type="spellStart"/>
+      <w:r>
+        <w:t>DateReceived</w:t>
+      </w:r>
+      <w:proofErr w:type="spellEnd"/>
+      <w:r>
+        <w:t xml:space="preserve"> таблицы </w:t>
+      </w:r>
+      <w:proofErr w:type="spellStart"/>
+      <w:r>
+        <w:t>Receipts</w:t>
+      </w:r>
+      <w:proofErr w:type="spellEnd"/>
+      <w:r>
+        <w:t xml:space="preserve"> с группировкой по периодам.</w:t>
+      </w:r>
+      <w:r>
+        <w:br/>
+        <w:t>Реализована возможность фильтрации по цеху или виду спецодежды для анализа динамики в разрезе конкретного подразделения или номенклатуры. Линия графика снабжена точками данных, при наведении на которые отображается точное количество выдач за период.</w:t>
+      </w:r>
+    </w:p>
+    <w:p>
+      <w:pPr>
+        <w:spacing w:before="200" w:after="0" w:line="360" w:lineRule="auto"/>
         <w:jc w:val="center"/>
-        <w:rPr>
-          <w:lang w:val="en-US"/>
-        </w:rPr>
-      </w:pPr>
-      <w:r>
-        <w:rPr>
-          <w:noProof/>
-          <w:lang w:val="en-US"/>
-        </w:rPr>
+      </w:pPr>
+      <w:r>
         <w:lastRenderedPageBreak/>
         <w:drawing>
-          <wp:inline distT="0" distB="0" distL="0" distR="0" wp14:anchorId="08BF9FB2" wp14:editId="3A5E2B88">
-            <wp:extent cx="3277057" cy="3277057"/>
-            <wp:effectExtent l="0" t="0" r="0" b="0"/>
-            <wp:docPr id="5" name="Рисунок 5"/>
+          <wp:inline distT="0" distB="0" distL="0" distR="0" wp14:anchorId="5CE9EA7D" wp14:editId="39B226F3">
+            <wp:extent cx="5939790" cy="3768090"/>
+            <wp:effectExtent l="0" t="0" r="3810" b="3810"/>
+            <wp:docPr id="14" name="Рисунок 14"/>
             <wp:cNvGraphicFramePr>
               <a:graphicFrameLocks xmlns:a="http://schemas.openxmlformats.org/drawingml/2006/main" noChangeAspect="1"/>
             </wp:cNvGraphicFramePr>
@@ -3156,7 +5886,7 @@
                   <pic:spPr>
                     <a:xfrm>
                       <a:off x="0" y="0"/>
-                      <a:ext cx="3277057" cy="3277057"/>
+                      <a:ext cx="5939790" cy="3768090"/>
                     </a:xfrm>
                     <a:prstGeom prst="rect">
                       <a:avLst/>
@@ -3175,8 +5905,55 @@
         <w:jc w:val="center"/>
       </w:pPr>
       <w:r>
-        <w:t>Рис. 3.3. Редактирование записи</w:t>
-      </w:r>
+        <w:t xml:space="preserve">Рис. </w:t>
+      </w:r>
+      <w:r>
+        <w:t>4</w:t>
+      </w:r>
+      <w:r>
+        <w:t>.</w:t>
+      </w:r>
+      <w:r>
+        <w:t>3</w:t>
+      </w:r>
+      <w:r>
+        <w:t xml:space="preserve">. </w:t>
+      </w:r>
+      <w:r>
+        <w:t>Линейный график</w:t>
+      </w:r>
+    </w:p>
+    <w:p>
+      <w:r>
+        <w:br w:type="page"/>
+      </w:r>
+    </w:p>
+    <w:p>
+      <w:pPr>
+        <w:pStyle w:val="1"/>
+      </w:pPr>
+      <w:bookmarkStart w:id="20" w:name="_Toc233763618"/>
+      <w:r>
+        <w:lastRenderedPageBreak/>
+        <w:t>5. Реализация отчётов</w:t>
+      </w:r>
+      <w:bookmarkEnd w:id="20"/>
+    </w:p>
+    <w:p>
+      <w:pPr>
+        <w:pStyle w:val="2"/>
+        <w:rPr>
+          <w:bCs/>
+        </w:rPr>
+      </w:pPr>
+      <w:bookmarkStart w:id="21" w:name="_Toc233763619"/>
+      <w:r>
+        <w:rPr>
+          <w:bCs/>
+        </w:rPr>
+        <w:t>5.1 Общая архитектура отчётности</w:t>
+      </w:r>
+      <w:bookmarkEnd w:id="21"/>
     </w:p>
     <w:p>
       <w:pPr>
@@ -3184,8 +5961,68 @@
         <w:ind w:firstLine="709"/>
       </w:pPr>
       <w:r>
-        <w:t>Также был произведен тест экспорта данных в Excel (см. рис. 3.4 Экспорт в Excel), который показал корректное формирование файла с данными всех таблиц.</w:t>
-      </w:r>
+        <w:t xml:space="preserve">Система отчётности реализована на основе сервиса </w:t>
+      </w:r>
+      <w:proofErr w:type="spellStart"/>
+      <w:r>
+        <w:t>ReportPageService</w:t>
+      </w:r>
+      <w:proofErr w:type="spellEnd"/>
+      <w:r>
+        <w:t xml:space="preserve">, который формирует выборки данных из базы с использованием LINQ-запросов и </w:t>
+      </w:r>
+      <w:proofErr w:type="spellStart"/>
+      <w:r>
+        <w:t>Entity</w:t>
+      </w:r>
+      <w:proofErr w:type="spellEnd"/>
+      <w:r>
+        <w:t xml:space="preserve"> </w:t>
+      </w:r>
+      <w:proofErr w:type="spellStart"/>
+      <w:r>
+        <w:t>Framework</w:t>
+      </w:r>
+      <w:proofErr w:type="spellEnd"/>
+      <w:r>
+        <w:t xml:space="preserve"> </w:t>
+      </w:r>
+      <w:proofErr w:type="spellStart"/>
+      <w:r>
+        <w:t>Core</w:t>
+      </w:r>
+      <w:proofErr w:type="spellEnd"/>
+      <w:r>
+        <w:t xml:space="preserve">. Отчёты отображаются в табличном виде на странице «Отчеты» и могут быть экспортированы в </w:t>
+      </w:r>
+      <w:proofErr w:type="spellStart"/>
+      <w:r>
+        <w:t>Excel</w:t>
+      </w:r>
+      <w:proofErr w:type="spellEnd"/>
+      <w:r>
+        <w:t>, CSV или PDF.</w:t>
+      </w:r>
+      <w:r>
+        <w:br/>
+        <w:t>Все отчёты поддерживают сортировку и фильтрацию данных прямо в интерфейсе. Для удобства восприятия используются конвертеры, отображающие вместо идентификаторов читаемые значения: Ф.И.О. работника, наименование цеха, вид спецодежды.</w:t>
+      </w:r>
+    </w:p>
+    <w:p>
+      <w:pPr>
+        <w:pStyle w:val="2"/>
+        <w:rPr>
+          <w:bCs/>
+        </w:rPr>
+      </w:pPr>
+      <w:bookmarkStart w:id="22" w:name="_Toc233763620"/>
+      <w:r>
+        <w:rPr>
+          <w:bCs/>
+        </w:rPr>
+        <w:t>5.2 Отчёт 1. Сводка по цехам</w:t>
+      </w:r>
+      <w:bookmarkEnd w:id="22"/>
     </w:p>
     <w:p>
       <w:pPr>
@@ -3193,29 +6030,68 @@
         <w:ind w:firstLine="709"/>
       </w:pPr>
       <w:r>
-        <w:t>Для проверки запросов на выборку была выполнена выборка всех работников с скидкой более 10% (см. рис. 3.</w:t>
-      </w:r>
-      <w:r>
-        <w:t>4</w:t>
-      </w:r>
-      <w:r>
-        <w:t xml:space="preserve"> Запрос на выборку). Результат показал корректную фильтрацию данных с использованием LINQ.</w:t>
-      </w:r>
-    </w:p>
-    <w:p>
-      <w:pPr>
-        <w:spacing w:before="200" w:after="120" w:line="360" w:lineRule="auto"/>
+        <w:t>Отчёт формирует сводную информацию по каждому цеху предприятия:</w:t>
+      </w:r>
+      <w:r>
+        <w:br/>
+        <w:t>•Количество работников в цехе;</w:t>
+      </w:r>
+      <w:r>
+        <w:br/>
+        <w:t>• Количество фактов получения спецодежды работниками цеха;</w:t>
+      </w:r>
+      <w:r>
+        <w:br/>
+        <w:t>• Общая стоимость выданной спецодежды (с учётом скидки работника).</w:t>
+      </w:r>
+      <w:r>
+        <w:br/>
+        <w:t xml:space="preserve">Данные получаются объединением таблиц </w:t>
+      </w:r>
+      <w:proofErr w:type="spellStart"/>
+      <w:r>
+        <w:t>Workshops</w:t>
+      </w:r>
+      <w:proofErr w:type="spellEnd"/>
+      <w:r>
+        <w:t xml:space="preserve">, </w:t>
+      </w:r>
+      <w:proofErr w:type="spellStart"/>
+      <w:r>
+        <w:t>Workers</w:t>
+      </w:r>
+      <w:proofErr w:type="spellEnd"/>
+      <w:r>
+        <w:t xml:space="preserve">, </w:t>
+      </w:r>
+      <w:proofErr w:type="spellStart"/>
+      <w:r>
+        <w:t>Receipts</w:t>
+      </w:r>
+      <w:proofErr w:type="spellEnd"/>
+      <w:r>
+        <w:t xml:space="preserve"> и </w:t>
+      </w:r>
+      <w:proofErr w:type="spellStart"/>
+      <w:r>
+        <w:t>SpecialClothings</w:t>
+      </w:r>
+      <w:proofErr w:type="spellEnd"/>
+      <w:r>
+        <w:t xml:space="preserve"> с агрегатными функциями COUNT и SUM. Результат позволяет руководству оценить нагрузку на цех и расходы на спецодежду.</w:t>
+      </w:r>
+    </w:p>
+    <w:p>
+      <w:pPr>
+        <w:spacing w:before="200" w:after="0" w:line="360" w:lineRule="auto"/>
         <w:jc w:val="center"/>
       </w:pPr>
       <w:r>
-        <w:rPr>
-          <w:noProof/>
-        </w:rPr>
         <w:drawing>
-          <wp:inline distT="0" distB="0" distL="0" distR="0" wp14:anchorId="48D5B37C" wp14:editId="35B7DF73">
-            <wp:extent cx="5939790" cy="1424940"/>
-            <wp:effectExtent l="0" t="0" r="3810" b="3810"/>
-            <wp:docPr id="6" name="Рисунок 6"/>
+          <wp:inline distT="0" distB="0" distL="0" distR="0" wp14:anchorId="16745E75" wp14:editId="6EF50A7F">
+            <wp:extent cx="5939790" cy="1212850"/>
+            <wp:effectExtent l="0" t="0" r="3810" b="6350"/>
+            <wp:docPr id="17" name="Рисунок 17"/>
             <wp:cNvGraphicFramePr>
               <a:graphicFrameLocks xmlns:a="http://schemas.openxmlformats.org/drawingml/2006/main" noChangeAspect="1"/>
             </wp:cNvGraphicFramePr>
@@ -3235,7 +6111,7 @@
                   <pic:spPr>
                     <a:xfrm>
                       <a:off x="0" y="0"/>
-                      <a:ext cx="5939790" cy="1424940"/>
+                      <a:ext cx="5939790" cy="1212850"/>
                     </a:xfrm>
                     <a:prstGeom prst="rect">
                       <a:avLst/>
@@ -3254,54 +6130,138 @@
         <w:jc w:val="center"/>
       </w:pPr>
       <w:r>
-        <w:t>Рис. 3.</w:t>
-      </w:r>
-      <w:r>
-        <w:t>4</w:t>
-      </w:r>
-      <w:r>
-        <w:t>. Запрос на выборку</w:t>
-      </w:r>
+        <w:t xml:space="preserve">Рис. </w:t>
+      </w:r>
+      <w:r>
+        <w:t>5</w:t>
+      </w:r>
+      <w:r>
+        <w:t>.</w:t>
+      </w:r>
+      <w:r>
+        <w:t>1</w:t>
+      </w:r>
+      <w:r>
+        <w:t xml:space="preserve">. </w:t>
+      </w:r>
+      <w:r>
+        <w:t>Сводка по цехам</w:t>
+      </w:r>
+    </w:p>
+    <w:p>
+      <w:pPr>
+        <w:spacing w:before="200" w:after="0" w:line="360" w:lineRule="auto"/>
+        <w:jc w:val="center"/>
+      </w:pPr>
+    </w:p>
+    <w:p>
+      <w:pPr>
+        <w:pStyle w:val="2"/>
+        <w:rPr>
+          <w:bCs/>
+        </w:rPr>
+      </w:pPr>
+      <w:bookmarkStart w:id="23" w:name="_Toc233763621"/>
+      <w:r>
+        <w:rPr>
+          <w:bCs/>
+        </w:rPr>
+        <w:lastRenderedPageBreak/>
+        <w:t>5.3 Отчёт 2. Обеспеченность работников спецодеждой</w:t>
+      </w:r>
+      <w:bookmarkEnd w:id="23"/>
     </w:p>
     <w:p>
       <w:pPr>
         <w:spacing w:after="0" w:line="360" w:lineRule="auto"/>
         <w:ind w:firstLine="709"/>
-      </w:pPr>
-      <w:r>
-        <w:t>Также были проверены запросы на обновление: изменение данных о работнике, смена цеха, корректировка срока носки спецодежды. Все изменения корректно сохранялись в базе данных и отображались в интерфейсе.</w:t>
-      </w:r>
-    </w:p>
-    <w:p>
-      <w:pPr>
-        <w:spacing w:after="0" w:line="360" w:lineRule="auto"/>
-        <w:ind w:firstLine="709"/>
-      </w:pPr>
-      <w:r>
-        <w:lastRenderedPageBreak/>
-        <w:t>Еще был проверен запрос на удаление записей с контролем зависимостей (см. рис. 3.</w:t>
-      </w:r>
-      <w:r>
-        <w:t>5</w:t>
-      </w:r>
-      <w:r>
-        <w:t xml:space="preserve"> Удаление записи с проверкой). При попытке удалить цех, содержащий работников, система выводила предупреждение и отменяла операцию.</w:t>
-      </w:r>
-    </w:p>
-    <w:p>
-      <w:pPr>
-        <w:spacing w:before="200" w:after="120" w:line="360" w:lineRule="auto"/>
+        <w:rPr>
+          <w:noProof/>
+          <w14:ligatures w14:val="standardContextual"/>
+        </w:rPr>
+      </w:pPr>
+      <w:r>
+        <w:t>Отчёт содержит перечень всех работников с указанием:</w:t>
+      </w:r>
+      <w:r>
+        <w:br/>
+        <w:t xml:space="preserve"> Ф.И.О. работника;</w:t>
+      </w:r>
+      <w:r>
+        <w:br/>
+        <w:t xml:space="preserve"> Должности;</w:t>
+      </w:r>
+      <w:r>
+        <w:br/>
+        <w:t xml:space="preserve"> Цеха,</w:t>
+      </w:r>
+      <w:r>
+        <w:t xml:space="preserve"> </w:t>
+      </w:r>
+      <w:r>
+        <w:t>в</w:t>
+      </w:r>
+      <w:r>
+        <w:t xml:space="preserve"> </w:t>
+      </w:r>
+      <w:r>
+        <w:t>котором работает;</w:t>
+      </w:r>
+      <w:r>
+        <w:br/>
+        <w:t>•Количества видов спецодежды, которые получил работник;</w:t>
+      </w:r>
+      <w:r>
+        <w:br/>
+        <w:t>•Даты последнего получения спецодежды.</w:t>
+      </w:r>
+      <w:r>
+        <w:br/>
+        <w:t xml:space="preserve">Отчёт позволяет выявить работников, которые не получили положенную спецодежду, или наоборот — получили избыточное количество. Данные формируются объединением </w:t>
+      </w:r>
+      <w:proofErr w:type="spellStart"/>
+      <w:r>
+        <w:t>Workers</w:t>
+      </w:r>
+      <w:proofErr w:type="spellEnd"/>
+      <w:r>
+        <w:t xml:space="preserve">, </w:t>
+      </w:r>
+      <w:proofErr w:type="spellStart"/>
+      <w:r>
+        <w:t>Workshops</w:t>
+      </w:r>
+      <w:proofErr w:type="spellEnd"/>
+      <w:r>
+        <w:t xml:space="preserve"> и </w:t>
+      </w:r>
+      <w:proofErr w:type="spellStart"/>
+      <w:r>
+        <w:t>Receipts</w:t>
+      </w:r>
+      <w:proofErr w:type="spellEnd"/>
+      <w:r>
+        <w:t xml:space="preserve"> с группировкой по работнику.</w:t>
+      </w:r>
+      <w:r>
+        <w:rPr>
+          <w:noProof/>
+          <w14:ligatures w14:val="standardContextual"/>
+        </w:rPr>
+        <w:t xml:space="preserve"> </w:t>
+      </w:r>
+    </w:p>
+    <w:p>
+      <w:pPr>
+        <w:spacing w:before="200" w:after="0" w:line="360" w:lineRule="auto"/>
         <w:jc w:val="center"/>
       </w:pPr>
       <w:r>
-        <w:rPr>
-          <w:noProof/>
-        </w:rPr>
         <w:drawing>
-          <wp:inline distT="0" distB="0" distL="0" distR="0" wp14:anchorId="3E0D9207" wp14:editId="29A7DCAD">
-            <wp:extent cx="2905530" cy="981212"/>
-            <wp:effectExtent l="0" t="0" r="0" b="9525"/>
-            <wp:docPr id="7" name="Рисунок 7"/>
+          <wp:inline distT="0" distB="0" distL="0" distR="0" wp14:anchorId="3C7F30AD" wp14:editId="2D8332FE">
+            <wp:extent cx="5939790" cy="3007995"/>
+            <wp:effectExtent l="0" t="0" r="3810" b="1905"/>
+            <wp:docPr id="18" name="Рисунок 18"/>
             <wp:cNvGraphicFramePr>
               <a:graphicFrameLocks xmlns:a="http://schemas.openxmlformats.org/drawingml/2006/main" noChangeAspect="1"/>
             </wp:cNvGraphicFramePr>
@@ -3321,7 +6281,7 @@
                   <pic:spPr>
                     <a:xfrm>
                       <a:off x="0" y="0"/>
-                      <a:ext cx="2905530" cy="981212"/>
+                      <a:ext cx="5939790" cy="3007995"/>
                     </a:xfrm>
                     <a:prstGeom prst="rect">
                       <a:avLst/>
@@ -3340,17 +6300,55 @@
         <w:jc w:val="center"/>
       </w:pPr>
       <w:r>
-        <w:t>Рис. 3.</w:t>
+        <w:t xml:space="preserve">Рис. </w:t>
       </w:r>
       <w:r>
         <w:t>5</w:t>
       </w:r>
       <w:r>
+        <w:t>.</w:t>
+      </w:r>
+      <w:r>
+        <w:t>2</w:t>
+      </w:r>
+      <w:r>
         <w:t xml:space="preserve">. </w:t>
       </w:r>
       <w:r>
-        <w:t>Проверка удаления записи</w:t>
-      </w:r>
+        <w:t>Обеспеченность работников спецодеждой</w:t>
+      </w:r>
+    </w:p>
+    <w:p>
+      <w:r>
+        <w:br w:type="page"/>
+      </w:r>
+    </w:p>
+    <w:p>
+      <w:pPr>
+        <w:pStyle w:val="1"/>
+      </w:pPr>
+      <w:bookmarkStart w:id="24" w:name="_Toc233763622"/>
+      <w:r>
+        <w:lastRenderedPageBreak/>
+        <w:t>6. Инструкция пользователя</w:t>
+      </w:r>
+      <w:bookmarkEnd w:id="24"/>
+    </w:p>
+    <w:p>
+      <w:pPr>
+        <w:pStyle w:val="2"/>
+        <w:rPr>
+          <w:bCs/>
+        </w:rPr>
+      </w:pPr>
+      <w:bookmarkStart w:id="25" w:name="_Toc233763623"/>
+      <w:r>
+        <w:rPr>
+          <w:bCs/>
+        </w:rPr>
+        <w:t>6.1 Запуск приложения и главное окно</w:t>
+      </w:r>
+      <w:bookmarkEnd w:id="25"/>
     </w:p>
     <w:p>
       <w:pPr>
@@ -3358,69 +6356,52 @@
         <w:ind w:firstLine="709"/>
       </w:pPr>
       <w:r>
-        <w:t>Также был выполнен запрос на выборку с использованием агрегатных функций: подсчет общего количества выданной спецодежды, расчет средней стоимости, определение работников с истекающим сроком носки.</w:t>
-      </w:r>
-    </w:p>
-    <w:p>
-      <w:pPr>
-        <w:spacing w:before="200" w:after="120" w:line="360" w:lineRule="auto"/>
-        <w:jc w:val="center"/>
-      </w:pPr>
-      <w:r>
-        <w:rPr>
-          <w:noProof/>
-        </w:rPr>
-        <w:drawing>
-          <wp:inline distT="0" distB="0" distL="0" distR="0" wp14:anchorId="4CE1E4B2" wp14:editId="698481A6">
-            <wp:extent cx="5939790" cy="1449070"/>
-            <wp:effectExtent l="0" t="0" r="3810" b="0"/>
-            <wp:docPr id="11" name="Рисунок 11"/>
-            <wp:cNvGraphicFramePr>
-              <a:graphicFrameLocks xmlns:a="http://schemas.openxmlformats.org/drawingml/2006/main" noChangeAspect="1"/>
-            </wp:cNvGraphicFramePr>
-            <a:graphic xmlns:a="http://schemas.openxmlformats.org/drawingml/2006/main">
-              <a:graphicData uri="http://schemas.openxmlformats.org/drawingml/2006/picture">
-                <pic:pic xmlns:pic="http://schemas.openxmlformats.org/drawingml/2006/picture">
-                  <pic:nvPicPr>
-                    <pic:cNvPr id="1" name=""/>
-                    <pic:cNvPicPr/>
-                  </pic:nvPicPr>
-                  <pic:blipFill>
-                    <a:blip r:embed="rId17"/>
-                    <a:stretch>
-                      <a:fillRect/>
-                    </a:stretch>
-                  </pic:blipFill>
-                  <pic:spPr>
-                    <a:xfrm>
-                      <a:off x="0" y="0"/>
-                      <a:ext cx="5939790" cy="1449070"/>
-                    </a:xfrm>
-                    <a:prstGeom prst="rect">
-                      <a:avLst/>
-                    </a:prstGeom>
-                  </pic:spPr>
-                </pic:pic>
-              </a:graphicData>
-            </a:graphic>
-          </wp:inline>
-        </w:drawing>
-      </w:r>
-    </w:p>
-    <w:p>
-      <w:pPr>
-        <w:spacing w:before="120" w:after="200" w:line="360" w:lineRule="auto"/>
-        <w:jc w:val="center"/>
-      </w:pPr>
-      <w:r>
-        <w:t>Рис. 3.</w:t>
-      </w:r>
-      <w:r>
-        <w:t>6</w:t>
-      </w:r>
-      <w:r>
-        <w:t>. Запрос с агрегатными функциями</w:t>
-      </w:r>
+        <w:t xml:space="preserve">При запуске приложения открывается главное окно с боковой панелью навигации и областью отображения текущей страницы. Боковая панель содержит кнопки: Главная, Цеха, Спецодежда, Работники, Получения, Отчеты, Графики, Импорт/Экспорт. При нажатии на кнопку создается новый </w:t>
+      </w:r>
+      <w:proofErr w:type="spellStart"/>
+      <w:r>
+        <w:t>ViewModel</w:t>
+      </w:r>
+      <w:proofErr w:type="spellEnd"/>
+      <w:r>
+        <w:t xml:space="preserve"> и отображается соответствующая страница.</w:t>
+      </w:r>
+      <w:r>
+        <w:br/>
+        <w:t xml:space="preserve">При первом запуске приложения автоматически создается файл базы данных </w:t>
+      </w:r>
+      <w:proofErr w:type="spellStart"/>
+      <w:r>
+        <w:t>kurs_new.db</w:t>
+      </w:r>
+      <w:proofErr w:type="spellEnd"/>
+      <w:r>
+        <w:t xml:space="preserve"> в рабочей директории. Для авторизации используется таблица </w:t>
+      </w:r>
+      <w:proofErr w:type="spellStart"/>
+      <w:r>
+        <w:t>UserTable</w:t>
+      </w:r>
+      <w:proofErr w:type="spellEnd"/>
+      <w:r>
+        <w:t>.</w:t>
+      </w:r>
+    </w:p>
+    <w:p>
+      <w:pPr>
+        <w:pStyle w:val="2"/>
+        <w:rPr>
+          <w:bCs/>
+        </w:rPr>
+      </w:pPr>
+      <w:bookmarkStart w:id="26" w:name="_Toc233763624"/>
+      <w:r>
+        <w:rPr>
+          <w:bCs/>
+        </w:rPr>
+        <w:t>6.2 Работа со справочниками</w:t>
+      </w:r>
+      <w:bookmarkEnd w:id="26"/>
     </w:p>
     <w:p>
       <w:pPr>
@@ -3428,8 +6409,28 @@
         <w:ind w:firstLine="709"/>
       </w:pPr>
       <w:r>
-        <w:t>В этом окне можно было просматривать отчеты, строить графики и диаграммы, анализировать данные о получениях спецодежды. Реализованы графики: распределение по цехам, стоимость по видам, анализ сроков носки.</w:t>
-      </w:r>
+        <w:t>Страница списка цехов содержит таблицу с колонками: наименование цеха и начальник. Предусмотрены кнопки добавления, редактирования и удаления. При удалении проверяется наличие работников в цехе.</w:t>
+      </w:r>
+      <w:r>
+        <w:br/>
+        <w:t>Страница спецодежды содержит номенклатуру с указанием вида, срока носки и стоимости. Страница работников отображает Ф.И.О., должность, скидку и цех. При редактировании работника автоматически подставляется цех из выпадающего списка.</w:t>
+      </w:r>
+    </w:p>
+    <w:p>
+      <w:pPr>
+        <w:pStyle w:val="2"/>
+        <w:rPr>
+          <w:bCs/>
+        </w:rPr>
+      </w:pPr>
+      <w:bookmarkStart w:id="27" w:name="_Toc233763625"/>
+      <w:r>
+        <w:rPr>
+          <w:bCs/>
+        </w:rPr>
+        <w:t>6.3 Форма выдачи спецодежды</w:t>
+      </w:r>
+      <w:bookmarkEnd w:id="27"/>
     </w:p>
     <w:p>
       <w:pPr>
@@ -3437,64 +6438,60 @@
         <w:ind w:firstLine="709"/>
       </w:pPr>
       <w:r>
-        <w:t>Для построения графиков использовалась библиотека LiveCharts с поддержкой различных типов диаграмм. Данные для графиков загружаются из базы данных через Entity Framework Core.</w:t>
-      </w:r>
-    </w:p>
-    <w:p>
-      <w:pPr>
-        <w:spacing w:before="200" w:after="120" w:line="360" w:lineRule="auto"/>
-        <w:jc w:val="center"/>
-      </w:pPr>
-      <w:r>
-        <w:rPr>
-          <w:noProof/>
-        </w:rPr>
+        <w:t>Страница «Получения» предназначена для учёта фактов выдачи спецодежды. Форма выдачи содержит:</w:t>
+      </w:r>
+      <w:r>
+        <w:br/>
+        <w:t>• Выбор работника из списка (автоматически подставляется цех и скидка);</w:t>
+      </w:r>
+      <w:r>
+        <w:br/>
+        <w:t>• Выбор спецодежды из списка;</w:t>
+      </w:r>
+      <w:r>
+        <w:br/>
+        <w:t>• Поле «Дата получения» (по умолчанию сегодня);</w:t>
+      </w:r>
+      <w:r>
+        <w:br/>
+        <w:t xml:space="preserve">• Поле «Роспись» (текст или </w:t>
+      </w:r>
+      <w:proofErr w:type="spellStart"/>
+      <w:r>
+        <w:t>checkbox</w:t>
+      </w:r>
+      <w:proofErr w:type="spellEnd"/>
+      <w:r>
+        <w:t xml:space="preserve"> «Выдал»);</w:t>
+      </w:r>
+      <w:r>
+        <w:br/>
+        <w:t>• Расчёт стоимости с учётом скидки.</w:t>
+      </w:r>
+      <w:r>
+        <w:br/>
+        <w:t xml:space="preserve">Конвертеры позволяют отображать в таблицах вместо идентификаторов читаемые значения: Ф.И.О. работника, наименование цеха, вид спецодежды. </w:t>
+      </w:r>
+      <w:r>
         <w:lastRenderedPageBreak/>
-        <w:drawing>
-          <wp:inline distT="0" distB="0" distL="0" distR="0" wp14:anchorId="1709B741" wp14:editId="670B4999">
-            <wp:extent cx="5939790" cy="3982720"/>
-            <wp:effectExtent l="0" t="0" r="3810" b="0"/>
-            <wp:docPr id="12" name="Рисунок 12"/>
-            <wp:cNvGraphicFramePr>
-              <a:graphicFrameLocks xmlns:a="http://schemas.openxmlformats.org/drawingml/2006/main" noChangeAspect="1"/>
-            </wp:cNvGraphicFramePr>
-            <a:graphic xmlns:a="http://schemas.openxmlformats.org/drawingml/2006/main">
-              <a:graphicData uri="http://schemas.openxmlformats.org/drawingml/2006/picture">
-                <pic:pic xmlns:pic="http://schemas.openxmlformats.org/drawingml/2006/picture">
-                  <pic:nvPicPr>
-                    <pic:cNvPr id="1" name=""/>
-                    <pic:cNvPicPr/>
-                  </pic:nvPicPr>
-                  <pic:blipFill>
-                    <a:blip r:embed="rId18"/>
-                    <a:stretch>
-                      <a:fillRect/>
-                    </a:stretch>
-                  </pic:blipFill>
-                  <pic:spPr>
-                    <a:xfrm>
-                      <a:off x="0" y="0"/>
-                      <a:ext cx="5939790" cy="3982720"/>
-                    </a:xfrm>
-                    <a:prstGeom prst="rect">
-                      <a:avLst/>
-                    </a:prstGeom>
-                  </pic:spPr>
-                </pic:pic>
-              </a:graphicData>
-            </a:graphic>
-          </wp:inline>
-        </w:drawing>
-      </w:r>
-    </w:p>
-    <w:p>
-      <w:pPr>
-        <w:spacing w:before="120" w:after="200" w:line="360" w:lineRule="auto"/>
-        <w:jc w:val="center"/>
-      </w:pPr>
-      <w:r>
-        <w:t>Рис. 3.8. Построение графиков</w:t>
-      </w:r>
+        <w:t>Приложение поддерживает множественный выбор записей для удаления, экспорта и формирования отчетов. Реализована фильтрация и сортировка данных в таблицах.</w:t>
+      </w:r>
+    </w:p>
+    <w:p>
+      <w:pPr>
+        <w:pStyle w:val="2"/>
+        <w:rPr>
+          <w:bCs/>
+        </w:rPr>
+      </w:pPr>
+      <w:bookmarkStart w:id="28" w:name="_Toc233763626"/>
+      <w:r>
+        <w:rPr>
+          <w:bCs/>
+        </w:rPr>
+        <w:t>6.4 Работа с отчётами и графиками</w:t>
+      </w:r>
+      <w:bookmarkEnd w:id="28"/>
     </w:p>
     <w:p>
       <w:pPr>
@@ -3502,8 +6499,36 @@
         <w:ind w:firstLine="709"/>
       </w:pPr>
       <w:r>
-        <w:t>Также был проверен импорт данных из CSV файла (см. рис. 3.9 Импорт данных). При импорте система автоматически определяет разделитель, проверяет корректность данных и добавляет записи в соответствующие таблицы.</w:t>
-      </w:r>
+        <w:t xml:space="preserve">На странице «Отчеты» можно просматривать пять обязательных отчётов: сводка по цехам, обеспеченность работников, спецодежда с истекающим сроком, невостребованная спецодежда, стоимость обеспечения по цехам. Отчёты можно экспортировать в </w:t>
+      </w:r>
+      <w:proofErr w:type="spellStart"/>
+      <w:r>
+        <w:t>Excel</w:t>
+      </w:r>
+      <w:proofErr w:type="spellEnd"/>
+      <w:r>
+        <w:t>, CSV или PDF.</w:t>
+      </w:r>
+      <w:r>
+        <w:br/>
+        <w:t>На странице «Графики» можно просматривать различные визуализации данных: получения по цехам, стоимость спецодежды, анализ сроков эксплуатации. Графики можно сохранять в формате PNG.</w:t>
+      </w:r>
+    </w:p>
+    <w:p>
+      <w:pPr>
+        <w:pStyle w:val="2"/>
+        <w:rPr>
+          <w:bCs/>
+        </w:rPr>
+      </w:pPr>
+      <w:bookmarkStart w:id="29" w:name="_Toc233763627"/>
+      <w:r>
+        <w:rPr>
+          <w:bCs/>
+        </w:rPr>
+        <w:t>6.5 Импорт и экспорт данных</w:t>
+      </w:r>
+      <w:bookmarkEnd w:id="29"/>
     </w:p>
     <w:p>
       <w:pPr>
@@ -3511,253 +6536,24 @@
         <w:ind w:firstLine="709"/>
       </w:pPr>
       <w:r>
-        <w:t>Для импорта были созданы образцовые файлы в папке SampleData с тестовыми данными. Импорт поддерживает форматы CSV, JSON, XML и Excel. При успешном импорте выводится сообщение о количестве добавленных записей.</w:t>
-      </w:r>
-    </w:p>
-    <w:p>
-      <w:pPr>
-        <w:spacing w:after="0" w:line="360" w:lineRule="auto"/>
-        <w:ind w:firstLine="709"/>
-      </w:pPr>
-      <w:r>
-        <w:t>Также была проверена функция экспорта данных в PDF. Формируется отчет с таблицей данных, заголовками и нумерацией страниц.</w:t>
-      </w:r>
-    </w:p>
-    <w:p>
-      <w:pPr>
-        <w:spacing w:before="200" w:after="120" w:line="360" w:lineRule="auto"/>
+        <w:t xml:space="preserve">На странице «Импорт/Экспорт» пользователь может загружать данные из файлов CSV, </w:t>
+      </w:r>
+      <w:proofErr w:type="spellStart"/>
+      <w:r>
+        <w:t>Excel</w:t>
+      </w:r>
+      <w:proofErr w:type="spellEnd"/>
+      <w:r>
+        <w:t>, JSON и XML, а также экспортировать данные в эти форматы. При импорте система автоматически определяет разделитель (для CSV), проверяет корректность данных и добавляет записи в соответствующие таблицы. При успешном импорте выводится сообщение о количестве добавленных записей. При экспорте в PDF формируется отчет с таблицей данных, заголовками и нумерацией страниц.</w:t>
+      </w:r>
+    </w:p>
+    <w:p>
+      <w:pPr>
+        <w:spacing w:before="200" w:after="0" w:line="360" w:lineRule="auto"/>
         <w:jc w:val="center"/>
       </w:pPr>
-      <w:r>
-        <w:rPr>
-          <w:noProof/>
-        </w:rPr>
-        <w:drawing>
-          <wp:inline distT="0" distB="0" distL="0" distR="0" wp14:anchorId="2BFCEF59" wp14:editId="741C69BE">
-            <wp:extent cx="5939790" cy="814070"/>
-            <wp:effectExtent l="0" t="0" r="3810" b="5080"/>
-            <wp:docPr id="10" name="Рисунок 10"/>
-            <wp:cNvGraphicFramePr>
-              <a:graphicFrameLocks xmlns:a="http://schemas.openxmlformats.org/drawingml/2006/main" noChangeAspect="1"/>
-            </wp:cNvGraphicFramePr>
-            <a:graphic xmlns:a="http://schemas.openxmlformats.org/drawingml/2006/main">
-              <a:graphicData uri="http://schemas.openxmlformats.org/drawingml/2006/picture">
-                <pic:pic xmlns:pic="http://schemas.openxmlformats.org/drawingml/2006/picture">
-                  <pic:nvPicPr>
-                    <pic:cNvPr id="1" name=""/>
-                    <pic:cNvPicPr/>
-                  </pic:nvPicPr>
-                  <pic:blipFill>
-                    <a:blip r:embed="rId19"/>
-                    <a:stretch>
-                      <a:fillRect/>
-                    </a:stretch>
-                  </pic:blipFill>
-                  <pic:spPr>
-                    <a:xfrm>
-                      <a:off x="0" y="0"/>
-                      <a:ext cx="5939790" cy="814070"/>
-                    </a:xfrm>
-                    <a:prstGeom prst="rect">
-                      <a:avLst/>
-                    </a:prstGeom>
-                  </pic:spPr>
-                </pic:pic>
-              </a:graphicData>
-            </a:graphic>
-          </wp:inline>
-        </w:drawing>
-      </w:r>
-    </w:p>
-    <w:p>
-      <w:pPr>
-        <w:spacing w:before="120" w:after="200" w:line="360" w:lineRule="auto"/>
-        <w:jc w:val="center"/>
-      </w:pPr>
-      <w:r>
-        <w:t>Рис. 3.</w:t>
-      </w:r>
-      <w:r>
-        <w:t>7</w:t>
-      </w:r>
-      <w:r>
-        <w:t>. Импорт и экспорт данных</w:t>
-      </w:r>
-    </w:p>
-    <w:p>
-      <w:pPr>
-        <w:spacing w:after="0" w:line="360" w:lineRule="auto"/>
-        <w:ind w:firstLine="709"/>
-      </w:pPr>
-      <w:r>
-        <w:lastRenderedPageBreak/>
-        <w:t>Все тесты показали корректную работу приложения: данные добавляются, редактируются и удаляются правильно, отчеты формируются корректно, импорт и экспорт работают без ошибок. Приложение стабильно работает при одновременном выполнении нескольких операций.</w:t>
-      </w:r>
-    </w:p>
-    <w:p>
-      <w:pPr>
-        <w:spacing w:before="200" w:after="120" w:line="360" w:lineRule="auto"/>
-        <w:jc w:val="center"/>
-      </w:pPr>
-      <w:r>
-        <w:rPr>
-          <w:noProof/>
-        </w:rPr>
-        <w:drawing>
-          <wp:inline distT="0" distB="0" distL="0" distR="0" wp14:anchorId="772C8B35" wp14:editId="02E56512">
-            <wp:extent cx="3286584" cy="2353003"/>
-            <wp:effectExtent l="0" t="0" r="9525" b="0"/>
-            <wp:docPr id="9" name="Рисунок 9"/>
-            <wp:cNvGraphicFramePr>
-              <a:graphicFrameLocks xmlns:a="http://schemas.openxmlformats.org/drawingml/2006/main" noChangeAspect="1"/>
-            </wp:cNvGraphicFramePr>
-            <a:graphic xmlns:a="http://schemas.openxmlformats.org/drawingml/2006/main">
-              <a:graphicData uri="http://schemas.openxmlformats.org/drawingml/2006/picture">
-                <pic:pic xmlns:pic="http://schemas.openxmlformats.org/drawingml/2006/picture">
-                  <pic:nvPicPr>
-                    <pic:cNvPr id="1" name=""/>
-                    <pic:cNvPicPr/>
-                  </pic:nvPicPr>
-                  <pic:blipFill>
-                    <a:blip r:embed="rId20"/>
-                    <a:stretch>
-                      <a:fillRect/>
-                    </a:stretch>
-                  </pic:blipFill>
-                  <pic:spPr>
-                    <a:xfrm>
-                      <a:off x="0" y="0"/>
-                      <a:ext cx="3286584" cy="2353003"/>
-                    </a:xfrm>
-                    <a:prstGeom prst="rect">
-                      <a:avLst/>
-                    </a:prstGeom>
-                  </pic:spPr>
-                </pic:pic>
-              </a:graphicData>
-            </a:graphic>
-          </wp:inline>
-        </w:drawing>
-      </w:r>
-    </w:p>
-    <w:p>
-      <w:pPr>
-        <w:spacing w:before="120" w:after="200" w:line="360" w:lineRule="auto"/>
-        <w:jc w:val="center"/>
-      </w:pPr>
-      <w:r>
-        <w:t>Рис. 3.</w:t>
-      </w:r>
-      <w:r>
-        <w:t>8</w:t>
-      </w:r>
-      <w:r>
-        <w:t>. Форма редактирования спецодежды</w:t>
-      </w:r>
-    </w:p>
-    <w:p>
-      <w:pPr>
-        <w:spacing w:after="0" w:line="360" w:lineRule="auto"/>
-        <w:ind w:firstLine="709"/>
-        <w:jc w:val="left"/>
-      </w:pPr>
-      <w:r>
-        <w:t>Конвертеры позволяют отображать в таблицах вместо идентификаторов читаемые значения: Ф.И.О. работника, наименование цеха, вид спецодежды. Это значительно упрощает восприятие данных пользователем.</w:t>
-      </w:r>
-    </w:p>
-    <w:p>
-      <w:pPr>
-        <w:spacing w:after="0" w:line="360" w:lineRule="auto"/>
-        <w:ind w:firstLine="709"/>
-      </w:pPr>
-      <w:r>
-        <w:t>Приложение поддерживает множественный выбор записей для удаления, экспорта и формирования отчетов. Реализована фильтрация и сортировка данных в таблицах.</w:t>
-      </w:r>
-    </w:p>
-    <w:p>
-      <w:pPr>
-        <w:spacing w:after="0" w:line="360" w:lineRule="auto"/>
-        <w:ind w:firstLine="709"/>
-      </w:pPr>
-      <w:r>
-        <w:t>Для работы с диаграммами реализована страница Графики, где можно просматривать различные визуализации данных: получения по цехам, стоимость спецодежды, анализ сроков эксплуатации.</w:t>
-      </w:r>
-    </w:p>
-    <w:p>
-      <w:pPr>
-        <w:spacing w:after="0" w:line="360" w:lineRule="auto"/>
-        <w:ind w:firstLine="709"/>
-      </w:pPr>
-      <w:r>
-        <w:t>Система позволяет экспортировать данные в различные форматы: CSV с разделителями, Excel с форматированием, PDF с таблицами и заголовками. Это обеспечивает совместимость с другими программами и возможность печати отчетов.</w:t>
-      </w:r>
-    </w:p>
-    <w:p>
-      <w:pPr>
-        <w:spacing w:before="200" w:after="120" w:line="360" w:lineRule="auto"/>
-        <w:jc w:val="center"/>
-      </w:pPr>
-      <w:r>
-        <w:rPr>
-          <w:noProof/>
-        </w:rPr>
-        <w:lastRenderedPageBreak/>
-        <w:drawing>
-          <wp:inline distT="0" distB="0" distL="0" distR="0" wp14:anchorId="4F3878A2" wp14:editId="17EBA8C1">
-            <wp:extent cx="5939790" cy="4218940"/>
-            <wp:effectExtent l="0" t="0" r="3810" b="0"/>
-            <wp:docPr id="8" name="Рисунок 8"/>
-            <wp:cNvGraphicFramePr>
-              <a:graphicFrameLocks xmlns:a="http://schemas.openxmlformats.org/drawingml/2006/main" noChangeAspect="1"/>
-            </wp:cNvGraphicFramePr>
-            <a:graphic xmlns:a="http://schemas.openxmlformats.org/drawingml/2006/main">
-              <a:graphicData uri="http://schemas.openxmlformats.org/drawingml/2006/picture">
-                <pic:pic xmlns:pic="http://schemas.openxmlformats.org/drawingml/2006/picture">
-                  <pic:nvPicPr>
-                    <pic:cNvPr id="1" name=""/>
-                    <pic:cNvPicPr/>
-                  </pic:nvPicPr>
-                  <pic:blipFill>
-                    <a:blip r:embed="rId21"/>
-                    <a:stretch>
-                      <a:fillRect/>
-                    </a:stretch>
-                  </pic:blipFill>
-                  <pic:spPr>
-                    <a:xfrm>
-                      <a:off x="0" y="0"/>
-                      <a:ext cx="5939790" cy="4218940"/>
-                    </a:xfrm>
-                    <a:prstGeom prst="rect">
-                      <a:avLst/>
-                    </a:prstGeom>
-                  </pic:spPr>
-                </pic:pic>
-              </a:graphicData>
-            </a:graphic>
-          </wp:inline>
-        </w:drawing>
-      </w:r>
-    </w:p>
-    <w:p>
-      <w:pPr>
-        <w:spacing w:before="120" w:after="200" w:line="360" w:lineRule="auto"/>
-        <w:jc w:val="center"/>
-      </w:pPr>
-      <w:r>
-        <w:t>Рис. 3.</w:t>
-      </w:r>
-      <w:r>
-        <w:t>9</w:t>
-      </w:r>
-      <w:r>
-        <w:t>. Диаграмма получений по цехам</w:t>
-      </w:r>
-    </w:p>
-    <w:p>
-      <w:pPr>
-        <w:jc w:val="left"/>
-      </w:pPr>
+    </w:p>
+    <w:p>
       <w:r>
         <w:br w:type="page"/>
       </w:r>
@@ -3765,11 +6561,18 @@
     <w:p>
       <w:pPr>
         <w:pStyle w:val="1"/>
-      </w:pPr>
-      <w:r>
-        <w:lastRenderedPageBreak/>
+        <w:jc w:val="both"/>
+      </w:pPr>
+    </w:p>
+    <w:p>
+      <w:pPr>
+        <w:pStyle w:val="1"/>
+      </w:pPr>
+      <w:bookmarkStart w:id="30" w:name="_Toc233763628"/>
+      <w:r>
         <w:t>Заключение</w:t>
       </w:r>
+      <w:bookmarkEnd w:id="30"/>
     </w:p>
     <w:p>
       <w:pPr>
@@ -3783,7 +6586,23 @@
         </w:rPr>
       </w:pPr>
       <w:r>
-        <w:t>В ходе выполнения курсовой работы была разработана база данных учета спецодежды предприятия с использованием SQLite и десктопное приложение на C# с графическим интерфейсом Avalonia UI. Система обеспечивает хранение информации о цехах, работниках, спецодежде и фактах выдачи.</w:t>
+        <w:t xml:space="preserve">В ходе выполнения курсовой работы была разработана база данных учета спецодежды предприятия с использованием </w:t>
+      </w:r>
+      <w:proofErr w:type="spellStart"/>
+      <w:r>
+        <w:t>SQLite</w:t>
+      </w:r>
+      <w:proofErr w:type="spellEnd"/>
+      <w:r>
+        <w:t xml:space="preserve"> и десктопное приложение на C# с графическим интерфейсом </w:t>
+      </w:r>
+      <w:proofErr w:type="spellStart"/>
+      <w:r>
+        <w:t>Avalonia</w:t>
+      </w:r>
+      <w:proofErr w:type="spellEnd"/>
+      <w:r>
+        <w:t xml:space="preserve"> UI. Система обеспечивает хранение информации о цехах, работниках, спецодежде и фактах выдачи.</w:t>
       </w:r>
     </w:p>
     <w:p>
@@ -3813,7 +6632,55 @@
         </w:rPr>
       </w:pPr>
       <w:r>
-        <w:t>В качестве инструментов разработки использованы современные технологии: .NET 10, Avalonia UI 12, Entity Framework Core 10, SQLite. Приложение поддерживает импорт и экспорт данных в форматы CSV, Excel, JSON, XML и PDF, а также построение графиков и отчетов.</w:t>
+        <w:t xml:space="preserve">В качестве инструментов разработки использованы современные технологии: .NET 10, </w:t>
+      </w:r>
+      <w:proofErr w:type="spellStart"/>
+      <w:r>
+        <w:t>Avalonia</w:t>
+      </w:r>
+      <w:proofErr w:type="spellEnd"/>
+      <w:r>
+        <w:t xml:space="preserve"> UI 12, </w:t>
+      </w:r>
+      <w:proofErr w:type="spellStart"/>
+      <w:r>
+        <w:t>Entity</w:t>
+      </w:r>
+      <w:proofErr w:type="spellEnd"/>
+      <w:r>
+        <w:t xml:space="preserve"> </w:t>
+      </w:r>
+      <w:proofErr w:type="spellStart"/>
+      <w:r>
+        <w:t>Framework</w:t>
+      </w:r>
+      <w:proofErr w:type="spellEnd"/>
+      <w:r>
+        <w:t xml:space="preserve"> </w:t>
+      </w:r>
+      <w:proofErr w:type="spellStart"/>
+      <w:r>
+        <w:t>Core</w:t>
+      </w:r>
+      <w:proofErr w:type="spellEnd"/>
+      <w:r>
+        <w:t xml:space="preserve"> 10, </w:t>
+      </w:r>
+      <w:proofErr w:type="spellStart"/>
+      <w:r>
+        <w:t>SQLite</w:t>
+      </w:r>
+      <w:proofErr w:type="spellEnd"/>
+      <w:r>
+        <w:t xml:space="preserve">. Приложение поддерживает импорт и экспорт данных в форматы CSV, </w:t>
+      </w:r>
+      <w:proofErr w:type="spellStart"/>
+      <w:r>
+        <w:t>Excel</w:t>
+      </w:r>
+      <w:proofErr w:type="spellEnd"/>
+      <w:r>
+        <w:t>, JSON, XML и PDF, а также построение графиков и отчетов.</w:t>
       </w:r>
     </w:p>
     <w:p>
@@ -3849,10 +6716,12 @@
       <w:pPr>
         <w:pStyle w:val="1"/>
       </w:pPr>
+      <w:bookmarkStart w:id="31" w:name="_Toc233763629"/>
       <w:r>
         <w:lastRenderedPageBreak/>
         <w:t>Список использованных источников</w:t>
       </w:r>
+      <w:bookmarkEnd w:id="31"/>
     </w:p>
     <w:p>
       <w:pPr>
@@ -3874,11 +6743,19 @@
           <w:lang w:val="en-US"/>
         </w:rPr>
       </w:pPr>
+      <w:proofErr w:type="spellStart"/>
       <w:r>
         <w:rPr>
           <w:lang w:val="en-US"/>
         </w:rPr>
-        <w:t xml:space="preserve">learn.microsoft: </w:t>
+        <w:t>learn.microsoft</w:t>
+      </w:r>
+      <w:proofErr w:type="spellEnd"/>
+      <w:r>
+        <w:rPr>
+          <w:lang w:val="en-US"/>
+        </w:rPr>
+        <w:t xml:space="preserve">: </w:t>
       </w:r>
       <w:r>
         <w:t>Документация</w:t>
@@ -3908,8 +6785,13 @@
           <w:szCs w:val="28"/>
         </w:rPr>
       </w:pPr>
-      <w:r>
-        <w:t>Avalonia UI: Официальная документация. URL: https://docs.avaloniaui.net/</w:t>
+      <w:proofErr w:type="spellStart"/>
+      <w:r>
+        <w:t>Avalonia</w:t>
+      </w:r>
+      <w:proofErr w:type="spellEnd"/>
+      <w:r>
+        <w:t xml:space="preserve"> UI: Официальная документация. URL: https://docs.avaloniaui.net/</w:t>
       </w:r>
     </w:p>
     <w:p>
@@ -3944,8 +6826,13 @@
           <w:szCs w:val="28"/>
         </w:rPr>
       </w:pPr>
-      <w:r>
-        <w:t>SQLite: Официальная документация. URL: https://sqlite.org/docs.html</w:t>
+      <w:proofErr w:type="spellStart"/>
+      <w:r>
+        <w:t>SQLite</w:t>
+      </w:r>
+      <w:proofErr w:type="spellEnd"/>
+      <w:r>
+        <w:t>: Официальная документация. URL: https://sqlite.org/docs.html</w:t>
       </w:r>
     </w:p>
     <w:p>
@@ -3957,6 +6844,14 @@
           <w:szCs w:val="28"/>
         </w:rPr>
       </w:pPr>
+      <w:r>
+        <w:rPr>
+          <w:rFonts w:cs="Times New Roman"/>
+          <w:color w:val="000000" w:themeColor="text1"/>
+          <w:szCs w:val="28"/>
+        </w:rPr>
+        <w:t>https://github.com/maxlipas/Kursovaya</w:t>
+      </w:r>
     </w:p>
     <w:p>
       <w:pPr>
@@ -3987,7 +6882,7 @@
       </w:r>
     </w:p>
     <w:sectPr>
-      <w:footerReference w:type="default" r:id="rId22"/>
+      <w:footerReference w:type="default" r:id="rId17"/>
       <w:pgSz w:w="11906" w:h="16838"/>
       <w:pgMar w:top="1134" w:right="851" w:bottom="1134" w:left="1701" w:header="709" w:footer="709" w:gutter="0"/>
       <w:cols w:space="708"/>
@@ -5845,7 +8740,7 @@
   <w:style w:type="paragraph" w:default="1" w:styleId="a">
     <w:name w:val="Normal"/>
     <w:qFormat/>
-    <w:rsid w:val="00466436"/>
+    <w:rsid w:val="00302DB0"/>
     <w:pPr>
       <w:jc w:val="both"/>
     </w:pPr>
@@ -6810,7 +9705,7 @@
 </file>
 
 <file path=customXml/itemProps1.xml><?xml version="1.0" encoding="utf-8"?>
-<ds:datastoreItem xmlns:ds="http://schemas.openxmlformats.org/officeDocument/2006/customXml" ds:itemID="{D8CDD4A1-BC65-4AF4-BDE5-4FBD369A30AD}">
+<ds:datastoreItem xmlns:ds="http://schemas.openxmlformats.org/officeDocument/2006/customXml" ds:itemID="{4591707F-D82A-4A9F-939F-9309EEACF987}">
   <ds:schemaRefs>
     <ds:schemaRef ds:uri="http://schemas.openxmlformats.org/officeDocument/2006/bibliography"/>
   </ds:schemaRefs>
